--- a/МиТИОиАД - Лабораторная 2 - Ракк Р А.docx
+++ b/МиТИОиАД - Лабораторная 2 - Ракк Р А.docx
@@ -185,6 +185,773 @@
         <w:br w:type="page"/>
       </w:r>
     </w:p>
+    <w:sdt>
+      <w:sdtPr>
+        <w:rPr>
+          <w:lang w:val="ru-RU"/>
+        </w:rPr>
+        <w:id w:val="-1890636741"/>
+        <w:docPartObj>
+          <w:docPartGallery w:val="Table of Contents"/>
+          <w:docPartUnique/>
+        </w:docPartObj>
+      </w:sdtPr>
+      <w:sdtEndPr>
+        <w:rPr>
+          <w:rFonts w:cstheme="minorBidi"/>
+          <w:color w:val="auto"/>
+          <w:szCs w:val="22"/>
+          <w:lang w:val="en-US"/>
+        </w:rPr>
+      </w:sdtEndPr>
+      <w:sdtContent>
+        <w:p>
+          <w:pPr>
+            <w:pStyle w:val="aff"/>
+          </w:pPr>
+          <w:r>
+            <w:rPr>
+              <w:lang w:val="ru-RU"/>
+            </w:rPr>
+            <w:t>СОДЕРЖАНИЕ</w:t>
+          </w:r>
+        </w:p>
+        <w:p>
+          <w:pPr>
+            <w:pStyle w:val="14"/>
+            <w:tabs>
+              <w:tab w:val="right" w:leader="dot" w:pos="9679"/>
+            </w:tabs>
+            <w:rPr>
+              <w:rFonts w:asciiTheme="minorHAnsi" w:hAnsiTheme="minorHAnsi"/>
+              <w:noProof/>
+              <w:sz w:val="22"/>
+              <w:lang w:val="ru-RU" w:eastAsia="ru-RU"/>
+            </w:rPr>
+          </w:pPr>
+          <w:r>
+            <w:fldChar w:fldCharType="begin"/>
+          </w:r>
+          <w:r>
+            <w:instrText xml:space="preserve"> TOC \o "1-3" \h \z \u </w:instrText>
+          </w:r>
+          <w:r>
+            <w:fldChar w:fldCharType="separate"/>
+          </w:r>
+          <w:hyperlink w:anchor="_Toc241853463" w:history="1">
+            <w:r>
+              <w:rPr>
+                <w:rStyle w:val="aff8"/>
+                <w:noProof/>
+                <w:lang w:val="ru-RU"/>
+              </w:rPr>
+              <w:t>1 ЦЕЛЬ И ПОСТАНОВКА ЗАДАЧИ</w:t>
+            </w:r>
+            <w:r>
+              <w:rPr>
+                <w:noProof/>
+                <w:webHidden/>
+              </w:rPr>
+              <w:tab/>
+            </w:r>
+            <w:r>
+              <w:rPr>
+                <w:noProof/>
+                <w:webHidden/>
+              </w:rPr>
+              <w:fldChar w:fldCharType="begin"/>
+            </w:r>
+            <w:r>
+              <w:rPr>
+                <w:noProof/>
+                <w:webHidden/>
+              </w:rPr>
+              <w:instrText xml:space="preserve"> PAGEREF _Toc241853463 \h </w:instrText>
+            </w:r>
+            <w:r>
+              <w:rPr>
+                <w:noProof/>
+                <w:webHidden/>
+              </w:rPr>
+            </w:r>
+            <w:r>
+              <w:rPr>
+                <w:noProof/>
+                <w:webHidden/>
+              </w:rPr>
+              <w:fldChar w:fldCharType="separate"/>
+            </w:r>
+            <w:r>
+              <w:rPr>
+                <w:noProof/>
+                <w:webHidden/>
+              </w:rPr>
+              <w:t>2</w:t>
+            </w:r>
+            <w:r>
+              <w:rPr>
+                <w:noProof/>
+                <w:webHidden/>
+              </w:rPr>
+              <w:fldChar w:fldCharType="end"/>
+            </w:r>
+          </w:hyperlink>
+        </w:p>
+        <w:p>
+          <w:pPr>
+            <w:pStyle w:val="14"/>
+            <w:tabs>
+              <w:tab w:val="right" w:leader="dot" w:pos="9679"/>
+            </w:tabs>
+            <w:rPr>
+              <w:rFonts w:asciiTheme="minorHAnsi" w:hAnsiTheme="minorHAnsi"/>
+              <w:noProof/>
+              <w:sz w:val="22"/>
+              <w:lang w:val="ru-RU" w:eastAsia="ru-RU"/>
+            </w:rPr>
+          </w:pPr>
+          <w:hyperlink w:anchor="_Toc241853464" w:history="1">
+            <w:r>
+              <w:rPr>
+                <w:rStyle w:val="aff8"/>
+                <w:noProof/>
+                <w:lang w:val="ru-RU"/>
+              </w:rPr>
+              <w:t>2 ИСХОДНЫЕ ДАННЫЕ</w:t>
+            </w:r>
+            <w:r>
+              <w:rPr>
+                <w:noProof/>
+                <w:webHidden/>
+              </w:rPr>
+              <w:tab/>
+            </w:r>
+            <w:r>
+              <w:rPr>
+                <w:noProof/>
+                <w:webHidden/>
+              </w:rPr>
+              <w:fldChar w:fldCharType="begin"/>
+            </w:r>
+            <w:r>
+              <w:rPr>
+                <w:noProof/>
+                <w:webHidden/>
+              </w:rPr>
+              <w:instrText xml:space="preserve"> PAGEREF _Toc241853464 \h </w:instrText>
+            </w:r>
+            <w:r>
+              <w:rPr>
+                <w:noProof/>
+                <w:webHidden/>
+              </w:rPr>
+            </w:r>
+            <w:r>
+              <w:rPr>
+                <w:noProof/>
+                <w:webHidden/>
+              </w:rPr>
+              <w:fldChar w:fldCharType="separate"/>
+            </w:r>
+            <w:r>
+              <w:rPr>
+                <w:noProof/>
+                <w:webHidden/>
+              </w:rPr>
+              <w:t>3</w:t>
+            </w:r>
+            <w:r>
+              <w:rPr>
+                <w:noProof/>
+                <w:webHidden/>
+              </w:rPr>
+              <w:fldChar w:fldCharType="end"/>
+            </w:r>
+          </w:hyperlink>
+        </w:p>
+        <w:p>
+          <w:pPr>
+            <w:pStyle w:val="14"/>
+            <w:tabs>
+              <w:tab w:val="right" w:leader="dot" w:pos="9679"/>
+            </w:tabs>
+            <w:rPr>
+              <w:rFonts w:asciiTheme="minorHAnsi" w:hAnsiTheme="minorHAnsi"/>
+              <w:noProof/>
+              <w:sz w:val="22"/>
+              <w:lang w:val="ru-RU" w:eastAsia="ru-RU"/>
+            </w:rPr>
+          </w:pPr>
+          <w:hyperlink w:anchor="_Toc241853465" w:history="1">
+            <w:r>
+              <w:rPr>
+                <w:rStyle w:val="aff8"/>
+                <w:noProof/>
+                <w:lang w:val="ru-RU"/>
+              </w:rPr>
+              <w:t>3 ПОСЛЕДОВАТЕЛЬНЫЙ ПОИСК</w:t>
+            </w:r>
+            <w:r>
+              <w:rPr>
+                <w:noProof/>
+                <w:webHidden/>
+              </w:rPr>
+              <w:tab/>
+            </w:r>
+            <w:r>
+              <w:rPr>
+                <w:noProof/>
+                <w:webHidden/>
+              </w:rPr>
+              <w:fldChar w:fldCharType="begin"/>
+            </w:r>
+            <w:r>
+              <w:rPr>
+                <w:noProof/>
+                <w:webHidden/>
+              </w:rPr>
+              <w:instrText xml:space="preserve"> PAGEREF _Toc241853465 \h </w:instrText>
+            </w:r>
+            <w:r>
+              <w:rPr>
+                <w:noProof/>
+                <w:webHidden/>
+              </w:rPr>
+            </w:r>
+            <w:r>
+              <w:rPr>
+                <w:noProof/>
+                <w:webHidden/>
+              </w:rPr>
+              <w:fldChar w:fldCharType="separate"/>
+            </w:r>
+            <w:r>
+              <w:rPr>
+                <w:noProof/>
+                <w:webHidden/>
+              </w:rPr>
+              <w:t>3</w:t>
+            </w:r>
+            <w:r>
+              <w:rPr>
+                <w:noProof/>
+                <w:webHidden/>
+              </w:rPr>
+              <w:fldChar w:fldCharType="end"/>
+            </w:r>
+          </w:hyperlink>
+        </w:p>
+        <w:p>
+          <w:pPr>
+            <w:pStyle w:val="14"/>
+            <w:tabs>
+              <w:tab w:val="right" w:leader="dot" w:pos="9679"/>
+            </w:tabs>
+            <w:rPr>
+              <w:rFonts w:asciiTheme="minorHAnsi" w:hAnsiTheme="minorHAnsi"/>
+              <w:noProof/>
+              <w:sz w:val="22"/>
+              <w:lang w:val="ru-RU" w:eastAsia="ru-RU"/>
+            </w:rPr>
+          </w:pPr>
+          <w:hyperlink w:anchor="_Toc241853466" w:history="1">
+            <w:r>
+              <w:rPr>
+                <w:rStyle w:val="aff8"/>
+                <w:noProof/>
+                <w:lang w:val="ru-RU"/>
+              </w:rPr>
+              <w:t>4 ГЕНЕТИЧЕСКИЙ АЛГОРИТМ</w:t>
+            </w:r>
+            <w:r>
+              <w:rPr>
+                <w:noProof/>
+                <w:webHidden/>
+              </w:rPr>
+              <w:tab/>
+            </w:r>
+            <w:r>
+              <w:rPr>
+                <w:noProof/>
+                <w:webHidden/>
+              </w:rPr>
+              <w:fldChar w:fldCharType="begin"/>
+            </w:r>
+            <w:r>
+              <w:rPr>
+                <w:noProof/>
+                <w:webHidden/>
+              </w:rPr>
+              <w:instrText xml:space="preserve"> PAGEREF _Toc241853466 \h </w:instrText>
+            </w:r>
+            <w:r>
+              <w:rPr>
+                <w:noProof/>
+                <w:webHidden/>
+              </w:rPr>
+            </w:r>
+            <w:r>
+              <w:rPr>
+                <w:noProof/>
+                <w:webHidden/>
+              </w:rPr>
+              <w:fldChar w:fldCharType="separate"/>
+            </w:r>
+            <w:r>
+              <w:rPr>
+                <w:noProof/>
+                <w:webHidden/>
+              </w:rPr>
+              <w:t>4</w:t>
+            </w:r>
+            <w:r>
+              <w:rPr>
+                <w:noProof/>
+                <w:webHidden/>
+              </w:rPr>
+              <w:fldChar w:fldCharType="end"/>
+            </w:r>
+          </w:hyperlink>
+        </w:p>
+        <w:p>
+          <w:pPr>
+            <w:pStyle w:val="14"/>
+            <w:tabs>
+              <w:tab w:val="right" w:leader="dot" w:pos="9679"/>
+            </w:tabs>
+            <w:rPr>
+              <w:rFonts w:asciiTheme="minorHAnsi" w:hAnsiTheme="minorHAnsi"/>
+              <w:noProof/>
+              <w:sz w:val="22"/>
+              <w:lang w:val="ru-RU" w:eastAsia="ru-RU"/>
+            </w:rPr>
+          </w:pPr>
+          <w:hyperlink w:anchor="_Toc241853467" w:history="1">
+            <w:r>
+              <w:rPr>
+                <w:rStyle w:val="aff8"/>
+                <w:noProof/>
+                <w:lang w:val="ru-RU"/>
+              </w:rPr>
+              <w:t>5 ДОСРОЧНОЕ ЗАВЕРШЕНИЕ ПОИСКА</w:t>
+            </w:r>
+            <w:r>
+              <w:rPr>
+                <w:noProof/>
+                <w:webHidden/>
+              </w:rPr>
+              <w:tab/>
+            </w:r>
+            <w:r>
+              <w:rPr>
+                <w:noProof/>
+                <w:webHidden/>
+              </w:rPr>
+              <w:fldChar w:fldCharType="begin"/>
+            </w:r>
+            <w:r>
+              <w:rPr>
+                <w:noProof/>
+                <w:webHidden/>
+              </w:rPr>
+              <w:instrText xml:space="preserve"> PAGEREF _Toc241853467 \h </w:instrText>
+            </w:r>
+            <w:r>
+              <w:rPr>
+                <w:noProof/>
+                <w:webHidden/>
+              </w:rPr>
+            </w:r>
+            <w:r>
+              <w:rPr>
+                <w:noProof/>
+                <w:webHidden/>
+              </w:rPr>
+              <w:fldChar w:fldCharType="separate"/>
+            </w:r>
+            <w:r>
+              <w:rPr>
+                <w:noProof/>
+                <w:webHidden/>
+              </w:rPr>
+              <w:t>5</w:t>
+            </w:r>
+            <w:r>
+              <w:rPr>
+                <w:noProof/>
+                <w:webHidden/>
+              </w:rPr>
+              <w:fldChar w:fldCharType="end"/>
+            </w:r>
+          </w:hyperlink>
+        </w:p>
+        <w:p>
+          <w:pPr>
+            <w:pStyle w:val="14"/>
+            <w:tabs>
+              <w:tab w:val="right" w:leader="dot" w:pos="9679"/>
+            </w:tabs>
+            <w:rPr>
+              <w:rFonts w:asciiTheme="minorHAnsi" w:hAnsiTheme="minorHAnsi"/>
+              <w:noProof/>
+              <w:sz w:val="22"/>
+              <w:lang w:val="ru-RU" w:eastAsia="ru-RU"/>
+            </w:rPr>
+          </w:pPr>
+          <w:hyperlink w:anchor="_Toc241853468" w:history="1">
+            <w:r>
+              <w:rPr>
+                <w:rStyle w:val="aff8"/>
+                <w:noProof/>
+                <w:lang w:val="ru-RU"/>
+              </w:rPr>
+              <w:t>6 ПРОГРАММНАЯ РЕАЛИЗАЦИЯ</w:t>
+            </w:r>
+            <w:r>
+              <w:rPr>
+                <w:noProof/>
+                <w:webHidden/>
+              </w:rPr>
+              <w:tab/>
+            </w:r>
+            <w:r>
+              <w:rPr>
+                <w:noProof/>
+                <w:webHidden/>
+              </w:rPr>
+              <w:fldChar w:fldCharType="begin"/>
+            </w:r>
+            <w:r>
+              <w:rPr>
+                <w:noProof/>
+                <w:webHidden/>
+              </w:rPr>
+              <w:instrText xml:space="preserve"> PAGEREF _Toc241853468 \h </w:instrText>
+            </w:r>
+            <w:r>
+              <w:rPr>
+                <w:noProof/>
+                <w:webHidden/>
+              </w:rPr>
+            </w:r>
+            <w:r>
+              <w:rPr>
+                <w:noProof/>
+                <w:webHidden/>
+              </w:rPr>
+              <w:fldChar w:fldCharType="separate"/>
+            </w:r>
+            <w:r>
+              <w:rPr>
+                <w:noProof/>
+                <w:webHidden/>
+              </w:rPr>
+              <w:t>5</w:t>
+            </w:r>
+            <w:r>
+              <w:rPr>
+                <w:noProof/>
+                <w:webHidden/>
+              </w:rPr>
+              <w:fldChar w:fldCharType="end"/>
+            </w:r>
+          </w:hyperlink>
+        </w:p>
+        <w:p>
+          <w:pPr>
+            <w:pStyle w:val="14"/>
+            <w:tabs>
+              <w:tab w:val="right" w:leader="dot" w:pos="9679"/>
+            </w:tabs>
+            <w:rPr>
+              <w:rFonts w:asciiTheme="minorHAnsi" w:hAnsiTheme="minorHAnsi"/>
+              <w:noProof/>
+              <w:sz w:val="22"/>
+              <w:lang w:val="ru-RU" w:eastAsia="ru-RU"/>
+            </w:rPr>
+          </w:pPr>
+          <w:hyperlink w:anchor="_Toc241853469" w:history="1">
+            <w:r>
+              <w:rPr>
+                <w:rStyle w:val="aff8"/>
+                <w:noProof/>
+                <w:lang w:val="ru-RU"/>
+              </w:rPr>
+              <w:t>7 ВЫЧИСЛИТЕЛЬНАЯ СЛОЖНОСТЬ</w:t>
+            </w:r>
+            <w:r>
+              <w:rPr>
+                <w:noProof/>
+                <w:webHidden/>
+              </w:rPr>
+              <w:tab/>
+            </w:r>
+            <w:r>
+              <w:rPr>
+                <w:noProof/>
+                <w:webHidden/>
+              </w:rPr>
+              <w:fldChar w:fldCharType="begin"/>
+            </w:r>
+            <w:r>
+              <w:rPr>
+                <w:noProof/>
+                <w:webHidden/>
+              </w:rPr>
+              <w:instrText xml:space="preserve"> PAGEREF _Toc241853469 \h </w:instrText>
+            </w:r>
+            <w:r>
+              <w:rPr>
+                <w:noProof/>
+                <w:webHidden/>
+              </w:rPr>
+            </w:r>
+            <w:r>
+              <w:rPr>
+                <w:noProof/>
+                <w:webHidden/>
+              </w:rPr>
+              <w:fldChar w:fldCharType="separate"/>
+            </w:r>
+            <w:r>
+              <w:rPr>
+                <w:noProof/>
+                <w:webHidden/>
+              </w:rPr>
+              <w:t>6</w:t>
+            </w:r>
+            <w:r>
+              <w:rPr>
+                <w:noProof/>
+                <w:webHidden/>
+              </w:rPr>
+              <w:fldChar w:fldCharType="end"/>
+            </w:r>
+          </w:hyperlink>
+        </w:p>
+        <w:p>
+          <w:pPr>
+            <w:pStyle w:val="14"/>
+            <w:tabs>
+              <w:tab w:val="right" w:leader="dot" w:pos="9679"/>
+            </w:tabs>
+            <w:rPr>
+              <w:rFonts w:asciiTheme="minorHAnsi" w:hAnsiTheme="minorHAnsi"/>
+              <w:noProof/>
+              <w:sz w:val="22"/>
+              <w:lang w:val="ru-RU" w:eastAsia="ru-RU"/>
+            </w:rPr>
+          </w:pPr>
+          <w:hyperlink w:anchor="_Toc241853470" w:history="1">
+            <w:r>
+              <w:rPr>
+                <w:rStyle w:val="aff8"/>
+                <w:noProof/>
+                <w:lang w:val="ru-RU"/>
+              </w:rPr>
+              <w:t>8 МЕТОДИКА И РЕЗУЛЬТАТЫ ЭКСПЕРИМЕНТА</w:t>
+            </w:r>
+            <w:r>
+              <w:rPr>
+                <w:noProof/>
+                <w:webHidden/>
+              </w:rPr>
+              <w:tab/>
+            </w:r>
+            <w:r>
+              <w:rPr>
+                <w:noProof/>
+                <w:webHidden/>
+              </w:rPr>
+              <w:fldChar w:fldCharType="begin"/>
+            </w:r>
+            <w:r>
+              <w:rPr>
+                <w:noProof/>
+                <w:webHidden/>
+              </w:rPr>
+              <w:instrText xml:space="preserve"> PAGEREF _Toc241853470 \h </w:instrText>
+            </w:r>
+            <w:r>
+              <w:rPr>
+                <w:noProof/>
+                <w:webHidden/>
+              </w:rPr>
+            </w:r>
+            <w:r>
+              <w:rPr>
+                <w:noProof/>
+                <w:webHidden/>
+              </w:rPr>
+              <w:fldChar w:fldCharType="separate"/>
+            </w:r>
+            <w:r>
+              <w:rPr>
+                <w:noProof/>
+                <w:webHidden/>
+              </w:rPr>
+              <w:t>7</w:t>
+            </w:r>
+            <w:r>
+              <w:rPr>
+                <w:noProof/>
+                <w:webHidden/>
+              </w:rPr>
+              <w:fldChar w:fldCharType="end"/>
+            </w:r>
+          </w:hyperlink>
+        </w:p>
+        <w:p>
+          <w:pPr>
+            <w:pStyle w:val="14"/>
+            <w:tabs>
+              <w:tab w:val="right" w:leader="dot" w:pos="9679"/>
+            </w:tabs>
+            <w:rPr>
+              <w:rFonts w:asciiTheme="minorHAnsi" w:hAnsiTheme="minorHAnsi"/>
+              <w:noProof/>
+              <w:sz w:val="22"/>
+              <w:lang w:val="ru-RU" w:eastAsia="ru-RU"/>
+            </w:rPr>
+          </w:pPr>
+          <w:hyperlink w:anchor="_Toc241853471" w:history="1">
+            <w:r>
+              <w:rPr>
+                <w:rStyle w:val="aff8"/>
+                <w:noProof/>
+                <w:lang w:val="ru-RU"/>
+              </w:rPr>
+              <w:t>9 НАГЛЯДНОЕ ПРЕДСТАВЛЕНИЕ МАССИВА</w:t>
+            </w:r>
+            <w:r>
+              <w:rPr>
+                <w:noProof/>
+                <w:webHidden/>
+              </w:rPr>
+              <w:tab/>
+            </w:r>
+            <w:r>
+              <w:rPr>
+                <w:noProof/>
+                <w:webHidden/>
+              </w:rPr>
+              <w:fldChar w:fldCharType="begin"/>
+            </w:r>
+            <w:r>
+              <w:rPr>
+                <w:noProof/>
+                <w:webHidden/>
+              </w:rPr>
+              <w:instrText xml:space="preserve"> PAGEREF _Toc241853471 \h </w:instrText>
+            </w:r>
+            <w:r>
+              <w:rPr>
+                <w:noProof/>
+                <w:webHidden/>
+              </w:rPr>
+            </w:r>
+            <w:r>
+              <w:rPr>
+                <w:noProof/>
+                <w:webHidden/>
+              </w:rPr>
+              <w:fldChar w:fldCharType="separate"/>
+            </w:r>
+            <w:r>
+              <w:rPr>
+                <w:noProof/>
+                <w:webHidden/>
+              </w:rPr>
+              <w:t>13</w:t>
+            </w:r>
+            <w:r>
+              <w:rPr>
+                <w:noProof/>
+                <w:webHidden/>
+              </w:rPr>
+              <w:fldChar w:fldCharType="end"/>
+            </w:r>
+          </w:hyperlink>
+        </w:p>
+        <w:p>
+          <w:pPr>
+            <w:pStyle w:val="14"/>
+            <w:tabs>
+              <w:tab w:val="right" w:leader="dot" w:pos="9679"/>
+            </w:tabs>
+            <w:rPr>
+              <w:rFonts w:asciiTheme="minorHAnsi" w:hAnsiTheme="minorHAnsi"/>
+              <w:noProof/>
+              <w:sz w:val="22"/>
+              <w:lang w:val="ru-RU" w:eastAsia="ru-RU"/>
+            </w:rPr>
+          </w:pPr>
+          <w:hyperlink w:anchor="_Toc241853472" w:history="1">
+            <w:r>
+              <w:rPr>
+                <w:rStyle w:val="aff8"/>
+                <w:noProof/>
+                <w:lang w:val="ru-RU"/>
+              </w:rPr>
+              <w:t>10 ВЫВОД</w:t>
+            </w:r>
+            <w:r>
+              <w:rPr>
+                <w:noProof/>
+                <w:webHidden/>
+              </w:rPr>
+              <w:tab/>
+            </w:r>
+            <w:r>
+              <w:rPr>
+                <w:noProof/>
+                <w:webHidden/>
+              </w:rPr>
+              <w:fldChar w:fldCharType="begin"/>
+            </w:r>
+            <w:r>
+              <w:rPr>
+                <w:noProof/>
+                <w:webHidden/>
+              </w:rPr>
+              <w:instrText xml:space="preserve"> PAGEREF _Toc241853472 \h </w:instrText>
+            </w:r>
+            <w:r>
+              <w:rPr>
+                <w:noProof/>
+                <w:webHidden/>
+              </w:rPr>
+            </w:r>
+            <w:r>
+              <w:rPr>
+                <w:noProof/>
+                <w:webHidden/>
+              </w:rPr>
+              <w:fldChar w:fldCharType="separate"/>
+            </w:r>
+            <w:r>
+              <w:rPr>
+                <w:noProof/>
+                <w:webHidden/>
+              </w:rPr>
+              <w:t>15</w:t>
+            </w:r>
+            <w:r>
+              <w:rPr>
+                <w:noProof/>
+                <w:webHidden/>
+              </w:rPr>
+              <w:fldChar w:fldCharType="end"/>
+            </w:r>
+          </w:hyperlink>
+        </w:p>
+        <w:p>
+          <w:r>
+            <w:fldChar w:fldCharType="end"/>
+          </w:r>
+        </w:p>
+      </w:sdtContent>
+    </w:sdt>
     <w:p>
       <w:pPr>
         <w:pStyle w:val="1"/>
@@ -192,54 +959,26 @@
           <w:lang w:val="ru-RU"/>
         </w:rPr>
       </w:pPr>
-      <w:r>
-        <w:rPr>
-          <w:lang w:val="ru-RU"/>
-        </w:rPr>
-        <w:lastRenderedPageBreak/>
-        <w:t xml:space="preserve">1 ЦЕЛЬ И </w:t>
-      </w:r>
-      <w:r>
-        <w:rPr>
-          <w:lang w:val="ru-RU"/>
-        </w:rPr>
-        <w:t>ПОСТАНОВКА ЗАДАЧИ</w:t>
-      </w:r>
     </w:p>
     <w:p>
       <w:pPr>
-        <w:rPr>
+        <w:spacing w:after="200" w:line="276" w:lineRule="auto"/>
+        <w:ind w:firstLine="0"/>
+        <w:rPr>
+          <w:rFonts w:cstheme="majorBidi"/>
+          <w:b/>
+          <w:bCs/>
+          <w:color w:val="000000"/>
+          <w:szCs w:val="28"/>
           <w:lang w:val="ru-RU"/>
         </w:rPr>
       </w:pPr>
-      <w:r>
-        <w:rPr>
-          <w:lang w:val="ru-RU"/>
-        </w:rPr>
-        <w:t>Цель работы — найти максимум в одномерном массиве с помощью генетического алгоритма и сравнить его с последовательным поиском по времени выполнения, точности и вычислительной сложности.</w:t>
-      </w:r>
-    </w:p>
-    <w:p>
-      <w:pPr>
-        <w:rPr>
-          <w:lang w:val="ru-RU"/>
-        </w:rPr>
-      </w:pPr>
-      <w:r>
-        <w:rPr>
-          <w:lang w:val="ru-RU"/>
-        </w:rPr>
-        <w:t>Для сравнения реализованы оба метода и выполнены повторные запуски на массивах разных размеров. По результатам построены графики времени выполнения и точности. Генетический алгоритм останавливается, если лучший результат долго не меняется или меняется слишком слабо. Такая остановка сокращает время поиска, но не гарантирует нахождение максимума.</w:t>
-      </w:r>
-      <w:r>
-        <w:rPr>
-          <w:lang w:val="ru-RU"/>
-        </w:rPr>
-      </w:r>
-      <w:r>
-        <w:rPr>
-          <w:lang w:val="ru-RU"/>
-        </w:rPr>
+      <w:bookmarkStart w:id="0" w:name="_Toc241853463"/>
+      <w:r>
+        <w:rPr>
+          <w:lang w:val="ru-RU"/>
+        </w:rPr>
+        <w:br w:type="page"/>
       </w:r>
     </w:p>
     <w:p>
@@ -253,8 +992,10 @@
         <w:rPr>
           <w:lang w:val="ru-RU"/>
         </w:rPr>
-        <w:t>2 ИСХОДНЫЕ ДАННЫЕ</w:t>
-      </w:r>
+        <w:lastRenderedPageBreak/>
+        <w:t>1 ЦЕЛЬ И ПОСТАНОВКА ЗАДАЧИ</w:t>
+      </w:r>
+      <w:bookmarkEnd w:id="0"/>
     </w:p>
     <w:p>
       <w:pPr>
@@ -266,61 +1007,7 @@
         <w:rPr>
           <w:lang w:val="ru-RU"/>
         </w:rPr>
-        <w:t xml:space="preserve">Массив </w:t>
-      </w:r>
-      <w:r>
-        <w:t>A</w:t>
-      </w:r>
-      <w:r>
-        <w:rPr>
-          <w:lang w:val="ru-RU"/>
-        </w:rPr>
-        <w:t xml:space="preserve"> содержит </w:t>
-      </w:r>
-      <w:r>
-        <w:t>N</w:t>
-      </w:r>
-      <w:r>
-        <w:rPr>
-          <w:lang w:val="ru-RU"/>
-        </w:rPr>
-        <w:t xml:space="preserve"> чисел. Индекс </w:t>
-      </w:r>
-      <w:r>
-        <w:t>i</w:t>
-      </w:r>
-      <w:r>
-        <w:rPr>
-          <w:lang w:val="ru-RU"/>
-        </w:rPr>
-        <w:t xml:space="preserve"> обозначает положение элемента и принимает значения от 0 до </w:t>
-      </w:r>
-      <w:r>
-        <w:t>N</w:t>
-      </w:r>
-      <w:r>
-        <w:rPr>
-          <w:lang w:val="ru-RU"/>
-        </w:rPr>
-        <w:t xml:space="preserve"> − 1; </w:t>
-      </w:r>
-      <w:r>
-        <w:t>A</w:t>
-      </w:r>
-      <w:r>
-        <w:rPr>
-          <w:lang w:val="ru-RU"/>
-        </w:rPr>
-        <w:t>[</w:t>
-      </w:r>
-      <w:r>
-        <w:t>i</w:t>
-      </w:r>
-      <w:r>
-        <w:rPr>
-          <w:lang w:val="ru-RU"/>
-        </w:rPr>
-        <w:t>] — значение в этой ячейке. Требуется найти индекс элемента с наибольшим значением и вывести само значение.</w:t>
+        <w:t>Цель работы — найти максимум в одномерном массиве с помощью генетического алгоритма и сравнить его с последовательным поиском по времени выполнения, точности и вычислительной сложности.</w:t>
       </w:r>
     </w:p>
     <w:p>
@@ -333,36 +1020,120 @@
         <w:rPr>
           <w:lang w:val="ru-RU"/>
         </w:rPr>
-        <w:t>В</w:t>
-      </w:r>
-      <w:r>
-        <w:rPr>
-          <w:lang w:val="ru-RU"/>
-        </w:rPr>
-        <w:t xml:space="preserve"> эксперименте используются случайные перестановки чисел от 0 до </w:t>
-      </w:r>
-      <w:r>
-        <w:t>N</w:t>
-      </w:r>
-      <w:r>
-        <w:rPr>
-          <w:lang w:val="ru-RU"/>
-        </w:rPr>
-        <w:t xml:space="preserve"> − 1. Такой способ даёт единственный максимум и случайное расположение значений. Генетический алгоритм получает только массив и параметры поиска; правильный ответ ему не передаётся. После зав</w:t>
-      </w:r>
-      <w:r>
-        <w:rPr>
-          <w:lang w:val="ru-RU"/>
-        </w:rPr>
-        <w:t>ершения результат сравнивается с результатом последовательного поиска.</w:t>
+        <w:t>Для сравнения реализованы оба метода и выполнены повторные запуски на массивах разных размеров. По результатам построены графики времени выполнения и точности. Генетический алгоритм останавливается, если лучший результат долго не меняется или меняется слишком слабо. Такая остановка сокращает время поиска, но не гарантирует нахождение максимума.</w:t>
       </w:r>
     </w:p>
     <w:p>
       <w:pPr>
+        <w:pStyle w:val="1"/>
         <w:rPr>
           <w:lang w:val="ru-RU"/>
         </w:rPr>
       </w:pPr>
+      <w:bookmarkStart w:id="1" w:name="_Toc241853464"/>
+      <w:r>
+        <w:rPr>
+          <w:lang w:val="ru-RU"/>
+        </w:rPr>
+        <w:t>2 ИСХОДНЫЕ ДАННЫЕ</w:t>
+      </w:r>
+      <w:bookmarkEnd w:id="1"/>
+    </w:p>
+    <w:p>
+      <w:pPr>
+        <w:rPr>
+          <w:lang w:val="ru-RU"/>
+        </w:rPr>
+      </w:pPr>
+      <w:r>
+        <w:rPr>
+          <w:lang w:val="ru-RU"/>
+        </w:rPr>
+        <w:t xml:space="preserve">Массив </w:t>
+      </w:r>
+      <w:r>
+        <w:t>A</w:t>
+      </w:r>
+      <w:r>
+        <w:rPr>
+          <w:lang w:val="ru-RU"/>
+        </w:rPr>
+        <w:t xml:space="preserve"> содержит </w:t>
+      </w:r>
+      <w:r>
+        <w:t>N</w:t>
+      </w:r>
+      <w:r>
+        <w:rPr>
+          <w:lang w:val="ru-RU"/>
+        </w:rPr>
+        <w:t xml:space="preserve"> чисел. Индекс </w:t>
+      </w:r>
+      <w:r>
+        <w:t>i</w:t>
+      </w:r>
+      <w:r>
+        <w:rPr>
+          <w:lang w:val="ru-RU"/>
+        </w:rPr>
+        <w:t xml:space="preserve"> обозначает положение элемента и принимает значения от 0 до </w:t>
+      </w:r>
+      <w:r>
+        <w:t>N</w:t>
+      </w:r>
+      <w:r>
+        <w:rPr>
+          <w:lang w:val="ru-RU"/>
+        </w:rPr>
+        <w:t xml:space="preserve"> − 1; </w:t>
+      </w:r>
+      <w:r>
+        <w:t>A</w:t>
+      </w:r>
+      <w:r>
+        <w:rPr>
+          <w:lang w:val="ru-RU"/>
+        </w:rPr>
+        <w:t>[</w:t>
+      </w:r>
+      <w:r>
+        <w:t>i</w:t>
+      </w:r>
+      <w:r>
+        <w:rPr>
+          <w:lang w:val="ru-RU"/>
+        </w:rPr>
+        <w:t>] — значение в этой ячейке. Требуется найти индекс элемента с наибольшим значением и вывести само значение.</w:t>
+      </w:r>
+    </w:p>
+    <w:p>
+      <w:pPr>
+        <w:rPr>
+          <w:lang w:val="ru-RU"/>
+        </w:rPr>
+      </w:pPr>
+      <w:r>
+        <w:rPr>
+          <w:lang w:val="ru-RU"/>
+        </w:rPr>
+        <w:t xml:space="preserve">В эксперименте используются случайные перестановки чисел от 0 до </w:t>
+      </w:r>
+      <w:r>
+        <w:t>N</w:t>
+      </w:r>
+      <w:r>
+        <w:rPr>
+          <w:lang w:val="ru-RU"/>
+        </w:rPr>
+        <w:t xml:space="preserve"> − 1. Такой способ даёт единственный максимум и случайное расположение значений. Генетический алгоритм получает только массив и параметры поиска; правильный ответ ему не передаётся. После завершения результат сравнивается с результатом последовательного поиска.</w:t>
+      </w:r>
+    </w:p>
+    <w:p>
+      <w:pPr>
+        <w:rPr>
+          <w:lang w:val="ru-RU"/>
+        </w:rPr>
+      </w:pPr>
       <w:r>
         <w:rPr>
           <w:lang w:val="ru-RU"/>
@@ -376,13 +1147,7 @@
         <w:rPr>
           <w:lang w:val="ru-RU"/>
         </w:rPr>
-        <w:t xml:space="preserve"> = 100, 200, 300, 500, 700, 1 000, 2 000, 3 000, 5 000, 7 000, 10 000, 20 000, 30 000, 50 000 и 100 000. Для каждого размера выполнено 100 сравнений на новых перестан</w:t>
-      </w:r>
-      <w:r>
-        <w:rPr>
-          <w:lang w:val="ru-RU"/>
-        </w:rPr>
-        <w:t>овках, всего 1 500 сравнений двух методов.</w:t>
+        <w:t xml:space="preserve"> = 100, 200, 300, 500, 700, 1 000, 2 000, 3 000, 5 000, 7 000, 10 000, 20 000, 30 000, 50 000 и 100 000. Для каждого размера выполнено 100 сравнений на новых перестановках, всего 1 500 сравнений двух методов.</w:t>
       </w:r>
     </w:p>
     <w:p>
@@ -409,7 +1174,7 @@
         </w:rPr>
         <w:lastRenderedPageBreak/>
         <w:drawing>
-          <wp:inline distT="0" distB="0" distL="0" distR="0" wp14:anchorId="1921CF23" wp14:editId="4114257E">
+          <wp:inline distT="0" distB="0" distL="0" distR="0" wp14:anchorId="4AE0AB25" wp14:editId="28129969">
             <wp:extent cx="5760000" cy="1760000"/>
             <wp:effectExtent l="0" t="0" r="0" b="0"/>
             <wp:docPr id="1" name="Picture 1" descr="Рисунок 1 — Индексы и значения элементов небольшого массива"/>
@@ -469,18 +1234,14 @@
           <w:lang w:val="ru-RU"/>
         </w:rPr>
       </w:pPr>
-      <w:r>
-        <w:rPr>
-          <w:lang w:val="ru-RU"/>
-        </w:rPr>
-        <w:t>3 ПОСЛЕДОВ</w:t>
-      </w:r>
-      <w:r>
-        <w:rPr>
-          <w:lang w:val="ru-RU"/>
-        </w:rPr>
-        <w:t>АТЕЛЬНЫЙ ПОИСК</w:t>
-      </w:r>
+      <w:bookmarkStart w:id="2" w:name="_Toc241853465"/>
+      <w:r>
+        <w:rPr>
+          <w:lang w:val="ru-RU"/>
+        </w:rPr>
+        <w:t>3 ПОСЛЕДОВАТЕЛЬНЫЙ ПОИСК</w:t>
+      </w:r>
+      <w:bookmarkEnd w:id="2"/>
     </w:p>
     <w:p>
       <w:pPr>
@@ -492,13 +1253,7 @@
         <w:rPr>
           <w:lang w:val="ru-RU"/>
         </w:rPr>
-        <w:t>Под одномерным поиском в работе понимается последовательный просмотр массива. Сначала лучшим считается первый элемент. Затем каждый следующий элемент сравнивается с текущим лучшим. Если он больше, программа запоминает его индекс. После просм</w:t>
-      </w:r>
-      <w:r>
-        <w:rPr>
-          <w:lang w:val="ru-RU"/>
-        </w:rPr>
-        <w:t>отра массива возвращается индекс максимума.</w:t>
+        <w:t>Под одномерным поиском в работе понимается последовательный просмотр массива. Сначала лучшим считается первый элемент. Затем каждый следующий элемент сравнивается с текущим лучшим. Если он больше, программа запоминает его индекс. После просмотра массива возвращается индекс максимума.</w:t>
       </w:r>
     </w:p>
     <w:p>
@@ -529,13 +1284,7 @@
         <w:rPr>
           <w:lang w:val="ru-RU"/>
         </w:rPr>
-        <w:t xml:space="preserve"> − 1 сравнен</w:t>
-      </w:r>
-      <w:r>
-        <w:rPr>
-          <w:lang w:val="ru-RU"/>
-        </w:rPr>
-        <w:t>ие значений.</w:t>
+        <w:t xml:space="preserve"> − 1 сравнение значений.</w:t>
       </w:r>
     </w:p>
     <w:p>
@@ -545,12 +1294,14 @@
           <w:lang w:val="ru-RU"/>
         </w:rPr>
       </w:pPr>
+      <w:bookmarkStart w:id="3" w:name="_Toc241853466"/>
       <w:r>
         <w:rPr>
           <w:lang w:val="ru-RU"/>
         </w:rPr>
         <w:t>4 ГЕНЕТИЧЕСКИЙ АЛГОРИТМ</w:t>
       </w:r>
+      <w:bookmarkEnd w:id="3"/>
     </w:p>
     <w:p>
       <w:pPr>
@@ -576,49 +1327,7 @@
             <w:rPr>
               <w:rFonts w:ascii="Cambria Math" w:hAnsi="Cambria Math"/>
             </w:rPr>
-            <m:t>f</m:t>
-          </m:r>
-          <m:r>
-            <w:rPr>
-              <w:rFonts w:ascii="Cambria Math" w:hAnsi="Cambria Math"/>
-            </w:rPr>
-            <m:t>(</m:t>
-          </m:r>
-          <m:r>
-            <w:rPr>
-              <w:rFonts w:ascii="Cambria Math" w:hAnsi="Cambria Math"/>
-            </w:rPr>
-            <m:t>i</m:t>
-          </m:r>
-          <m:r>
-            <w:rPr>
-              <w:rFonts w:ascii="Cambria Math" w:hAnsi="Cambria Math"/>
-            </w:rPr>
-            <m:t xml:space="preserve">) = </m:t>
-          </m:r>
-          <m:r>
-            <w:rPr>
-              <w:rFonts w:ascii="Cambria Math" w:hAnsi="Cambria Math"/>
-            </w:rPr>
-            <m:t>A</m:t>
-          </m:r>
-          <m:r>
-            <w:rPr>
-              <w:rFonts w:ascii="Cambria Math" w:hAnsi="Cambria Math"/>
-            </w:rPr>
-            <m:t>[</m:t>
-          </m:r>
-          <m:r>
-            <w:rPr>
-              <w:rFonts w:ascii="Cambria Math" w:hAnsi="Cambria Math"/>
-            </w:rPr>
-            <m:t>i</m:t>
-          </m:r>
-          <m:r>
-            <w:rPr>
-              <w:rFonts w:ascii="Cambria Math" w:hAnsi="Cambria Math"/>
-            </w:rPr>
-            <m:t>]</m:t>
+            <m:t>f(i) = A[i]</m:t>
           </m:r>
         </m:oMath>
       </m:oMathPara>
@@ -635,11 +1344,6 @@
         </w:rPr>
         <w:t>В популяции сохраняются индексы элементов с большими значениями. Поиск выполняется в следующем порядке:</w:t>
       </w:r>
-      <w:r>
-        <w:rPr>
-          <w:lang w:val="ru-RU"/>
-        </w:rPr>
-      </w:r>
     </w:p>
     <w:p>
       <w:pPr>
@@ -678,13 +1382,7 @@
           <w:lang w:val="ru-RU"/>
         </w:rPr>
         <w:lastRenderedPageBreak/>
-        <w:t>3) Выбрать родителей турнирным отбором: случайно взять три особи и</w:t>
-      </w:r>
-      <w:r>
-        <w:rPr>
-          <w:lang w:val="ru-RU"/>
-        </w:rPr>
-        <w:t xml:space="preserve"> оставить ту, у которой значение элемента больше. Повторить отбор для второго родителя.</w:t>
+        <w:t>3) Выбрать родителей турнирным отбором: случайно взять три особи и оставить ту, у которой значение элемента больше. Повторить отбор для второго родителя.</w:t>
       </w:r>
     </w:p>
     <w:p>
@@ -723,13 +1421,7 @@
         <w:rPr>
           <w:lang w:val="ru-RU"/>
         </w:rPr>
-        <w:t>6) Сформировать следующее поколение. Лучший найденный индекс переносится в него без изменений; остальные места заполняются пот</w:t>
-      </w:r>
-      <w:r>
-        <w:rPr>
-          <w:lang w:val="ru-RU"/>
-        </w:rPr>
-        <w:t>омками.</w:t>
+        <w:t>6) Сформировать следующее поколение. Лучший найденный индекс переносится в него без изменений; остальные места заполняются потомками.</w:t>
       </w:r>
     </w:p>
     <w:p>
@@ -756,11 +1448,6 @@
           <w:lang w:val="ru-RU"/>
         </w:rPr>
         <w:t>Лучший найденный индекс переносится в следующее поколение без изменений. Этот приём называется элитизмом и не позволяет потерять уже найденный результат. При этом поиск может закончиться до нахождения точного максимума.</w:t>
-      </w:r>
-      <w:r>
-        <w:rPr>
-          <w:lang w:val="ru-RU"/>
-        </w:rPr>
       </w:r>
     </w:p>
     <w:p>
@@ -770,12 +1457,14 @@
           <w:lang w:val="ru-RU"/>
         </w:rPr>
       </w:pPr>
+      <w:bookmarkStart w:id="4" w:name="_Toc241853467"/>
       <w:r>
         <w:rPr>
           <w:lang w:val="ru-RU"/>
         </w:rPr>
         <w:t>5 ДОСРОЧНОЕ ЗАВЕРШЕНИЕ ПОИСКА</w:t>
       </w:r>
+      <w:bookmarkEnd w:id="4"/>
     </w:p>
     <w:p>
       <w:pPr>
@@ -801,17 +1490,6 @@
           <w:lang w:val="ru-RU"/>
         </w:rPr>
         <w:t>В начале поиска запоминается опорное значение b. Улучшение считается достаточным, если оно превышает порог:</w:t>
-      </w:r>
-      <w:r>
-        <w:rPr>
-          <w:lang w:val="ru-RU"/>
-        </w:rPr>
-      </w:r>
-      <w:r/>
-      <w:r>
-        <w:rPr>
-          <w:lang w:val="ru-RU"/>
-        </w:rPr>
       </w:r>
     </w:p>
     <w:p>
@@ -825,61 +1503,7 @@
             <w:rPr>
               <w:rFonts w:ascii="Cambria Math" w:hAnsi="Cambria Math"/>
             </w:rPr>
-            <m:t>δ</m:t>
-          </m:r>
-          <m:r>
-            <w:rPr>
-              <w:rFonts w:ascii="Cambria Math" w:hAnsi="Cambria Math"/>
-            </w:rPr>
-            <m:t xml:space="preserve"> = </m:t>
-          </m:r>
-          <m:r>
-            <w:rPr>
-              <w:rFonts w:ascii="Cambria Math" w:hAnsi="Cambria Math"/>
-            </w:rPr>
-            <m:t>ε</m:t>
-          </m:r>
-          <m:r>
-            <w:rPr>
-              <w:rFonts w:ascii="Cambria Math" w:hAnsi="Cambria Math"/>
-            </w:rPr>
-            <m:t xml:space="preserve"> · </m:t>
-          </m:r>
-          <m:r>
-            <w:rPr>
-              <w:rFonts w:ascii="Cambria Math" w:hAnsi="Cambria Math"/>
-            </w:rPr>
-            <m:t>max</m:t>
-          </m:r>
-          <m:r>
-            <w:rPr>
-              <w:rFonts w:ascii="Cambria Math" w:hAnsi="Cambria Math"/>
-            </w:rPr>
-            <m:t>(1, |</m:t>
-          </m:r>
-          <m:r>
-            <w:rPr>
-              <w:rFonts w:ascii="Cambria Math" w:hAnsi="Cambria Math"/>
-            </w:rPr>
-            <m:t>b</m:t>
-          </m:r>
-          <m:r>
-            <w:rPr>
-              <w:rFonts w:ascii="Cambria Math" w:hAnsi="Cambria Math"/>
-            </w:rPr>
-            <m:t xml:space="preserve">|),    </m:t>
-          </m:r>
-          <m:r>
-            <w:rPr>
-              <w:rFonts w:ascii="Cambria Math" w:hAnsi="Cambria Math"/>
-            </w:rPr>
-            <m:t>ε</m:t>
-          </m:r>
-          <m:r>
-            <w:rPr>
-              <w:rFonts w:ascii="Cambria Math" w:hAnsi="Cambria Math"/>
-            </w:rPr>
-            <m:t xml:space="preserve"> = 0,001</m:t>
+            <m:t>δ = ε · max(1, |b|),    ε = 0,001</m:t>
           </m:r>
         </m:oMath>
       </m:oMathPara>
@@ -912,13 +1536,7 @@
         <w:rPr>
           <w:lang w:val="ru-RU"/>
         </w:rPr>
-        <w:t>, опорное значение обновляется, а</w:t>
-      </w:r>
-      <w:r>
-        <w:rPr>
-          <w:lang w:val="ru-RU"/>
-        </w:rPr>
-        <w:t xml:space="preserve"> счётчик поколений без заметного улучшения сбрасывается. Иначе счётчик увеличивается. Поиск заканчивается при достижении 20 таких поколений либо общего лимита в 100 поколений.</w:t>
+        <w:t>, опорное значение обновляется, а счётчик поколений без заметного улучшения сбрасывается. Иначе счётчик увеличивается. Поиск заканчивается при достижении 20 таких поколений либо общего лимита в 100 поколений.</w:t>
       </w:r>
     </w:p>
     <w:p>
@@ -931,30 +1549,8 @@
         <w:rPr>
           <w:lang w:val="ru-RU"/>
         </w:rPr>
+        <w:lastRenderedPageBreak/>
         <w:t>Изменение результата отсчитывается от последнего обновления b. Поэтому несколько небольших улучшений могут вместе превысить порог и сбросить счётчик. Множитель max(1, |b|) учитывает величину значения b и позволяет использовать это правило также при нулевых и отрицательных значениях.</w:t>
-      </w:r>
-      <w:r/>
-      <w:r>
-        <w:rPr>
-          <w:lang w:val="ru-RU"/>
-        </w:rPr>
-      </w:r>
-      <w:r>
-        <w:rPr>
-          <w:lang w:val="ru-RU"/>
-        </w:rPr>
-      </w:r>
-      <w:r/>
-      <w:r>
-        <w:rPr>
-          <w:lang w:val="ru-RU"/>
-        </w:rPr>
-      </w:r>
-      <w:r/>
-      <w:r>
-        <w:rPr>
-          <w:lang w:val="ru-RU"/>
-        </w:rPr>
       </w:r>
     </w:p>
     <w:p>
@@ -968,11 +1564,6 @@
           <w:lang w:val="ru-RU"/>
         </w:rPr>
         <w:t>Отсутствие улучшений не означает, что найден максимум. В неупорядоченном массиве соседние элементы могут сильно различаться. Даже после длительной остановки роста результата случайная мутация может дать индекс элемента с большим значением.</w:t>
-      </w:r>
-      <w:r>
-        <w:rPr>
-          <w:lang w:val="ru-RU"/>
-        </w:rPr>
       </w:r>
     </w:p>
     <w:p>
@@ -982,12 +1573,14 @@
           <w:lang w:val="ru-RU"/>
         </w:rPr>
       </w:pPr>
+      <w:bookmarkStart w:id="5" w:name="_Toc241853468"/>
       <w:r>
         <w:rPr>
           <w:lang w:val="ru-RU"/>
         </w:rPr>
         <w:t>6 ПРОГРАММНАЯ РЕАЛИЗАЦИЯ</w:t>
       </w:r>
+      <w:bookmarkEnd w:id="5"/>
     </w:p>
     <w:p>
       <w:r>
@@ -1024,10 +1617,7 @@
         <w:t xml:space="preserve">. Для измерения времени применяется </w:t>
       </w:r>
       <w:r>
-        <w:t>pe</w:t>
-      </w:r>
-      <w:r>
-        <w:t>rf</w:t>
+        <w:t>perf</w:t>
       </w:r>
       <w:r>
         <w:rPr>
@@ -1070,15 +1660,16 @@
         <w:tblStyle w:val="aff0"/>
         <w:tblW w:w="0" w:type="auto"/>
         <w:jc w:val="center"/>
+        <w:tblBorders>
+          <w:top w:val="single" w:sz="4" w:space="0" w:color="000000"/>
+          <w:left w:val="single" w:sz="4" w:space="0" w:color="000000"/>
+          <w:bottom w:val="single" w:sz="4" w:space="0" w:color="000000"/>
+          <w:right w:val="single" w:sz="4" w:space="0" w:color="000000"/>
+          <w:insideH w:val="single" w:sz="4" w:space="0" w:color="000000"/>
+          <w:insideV w:val="single" w:sz="4" w:space="0" w:color="000000"/>
+        </w:tblBorders>
         <w:tblLayout w:type="fixed"/>
-        <w:tblBorders>
-          <w:top w:val="single" w:sz="4" w:color="000000"/>
-          <w:left w:val="single" w:sz="4" w:color="000000"/>
-          <w:bottom w:val="single" w:sz="4" w:color="000000"/>
-          <w:right w:val="single" w:sz="4" w:color="000000"/>
-          <w:insideH w:val="single" w:sz="4" w:color="000000"/>
-          <w:insideV w:val="single" w:sz="4" w:color="000000"/>
-        </w:tblBorders>
+        <w:tblLook w:val="04A0" w:firstRow="1" w:lastRow="0" w:firstColumn="1" w:lastColumn="0" w:noHBand="0" w:noVBand="1"/>
       </w:tblPr>
       <w:tblGrid>
         <w:gridCol w:w="5669"/>
@@ -1093,6 +1684,7 @@
         <w:tc>
           <w:tcPr>
             <w:tcW w:w="5669" w:type="dxa"/>
+            <w:shd w:val="clear" w:color="auto" w:fill="FFFFFF"/>
             <w:tcMar>
               <w:top w:w="75" w:type="dxa"/>
               <w:left w:w="75" w:type="dxa"/>
@@ -1100,7 +1692,6 @@
               <w:right w:w="75" w:type="dxa"/>
             </w:tcMar>
             <w:vAlign w:val="center"/>
-            <w:shd w:fill="FFFFFF" w:val="clear"/>
           </w:tcPr>
           <w:p>
             <w:pPr>
@@ -1120,6 +1711,7 @@
         <w:tc>
           <w:tcPr>
             <w:tcW w:w="3402" w:type="dxa"/>
+            <w:shd w:val="clear" w:color="auto" w:fill="FFFFFF"/>
             <w:tcMar>
               <w:top w:w="75" w:type="dxa"/>
               <w:left w:w="75" w:type="dxa"/>
@@ -1127,7 +1719,6 @@
               <w:right w:w="75" w:type="dxa"/>
             </w:tcMar>
             <w:vAlign w:val="center"/>
-            <w:shd w:fill="FFFFFF" w:val="clear"/>
           </w:tcPr>
           <w:p>
             <w:pPr>
@@ -1153,6 +1744,7 @@
         <w:tc>
           <w:tcPr>
             <w:tcW w:w="5669" w:type="dxa"/>
+            <w:shd w:val="clear" w:color="auto" w:fill="FFFFFF"/>
             <w:tcMar>
               <w:top w:w="75" w:type="dxa"/>
               <w:left w:w="75" w:type="dxa"/>
@@ -1160,7 +1752,6 @@
               <w:right w:w="75" w:type="dxa"/>
             </w:tcMar>
             <w:vAlign w:val="center"/>
-            <w:shd w:fill="FFFFFF" w:val="clear"/>
           </w:tcPr>
           <w:p>
             <w:pPr>
@@ -1169,7 +1760,6 @@
             </w:pPr>
             <w:r>
               <w:rPr>
-                <w:b w:val="0"/>
                 <w:color w:val="000000"/>
                 <w:sz w:val="22"/>
               </w:rPr>
@@ -1180,6 +1770,7 @@
         <w:tc>
           <w:tcPr>
             <w:tcW w:w="3402" w:type="dxa"/>
+            <w:shd w:val="clear" w:color="auto" w:fill="FFFFFF"/>
             <w:tcMar>
               <w:top w:w="75" w:type="dxa"/>
               <w:left w:w="75" w:type="dxa"/>
@@ -1187,7 +1778,6 @@
               <w:right w:w="75" w:type="dxa"/>
             </w:tcMar>
             <w:vAlign w:val="center"/>
-            <w:shd w:fill="FFFFFF" w:val="clear"/>
           </w:tcPr>
           <w:p>
             <w:pPr>
@@ -1196,7 +1786,6 @@
             </w:pPr>
             <w:r>
               <w:rPr>
-                <w:b w:val="0"/>
                 <w:color w:val="000000"/>
                 <w:sz w:val="22"/>
               </w:rPr>
@@ -1213,6 +1802,7 @@
         <w:tc>
           <w:tcPr>
             <w:tcW w:w="5669" w:type="dxa"/>
+            <w:shd w:val="clear" w:color="auto" w:fill="FFFFFF"/>
             <w:tcMar>
               <w:top w:w="75" w:type="dxa"/>
               <w:left w:w="75" w:type="dxa"/>
@@ -1220,7 +1810,6 @@
               <w:right w:w="75" w:type="dxa"/>
             </w:tcMar>
             <w:vAlign w:val="center"/>
-            <w:shd w:fill="FFFFFF" w:val="clear"/>
           </w:tcPr>
           <w:p>
             <w:pPr>
@@ -1229,7 +1818,6 @@
             </w:pPr>
             <w:r>
               <w:rPr>
-                <w:b w:val="0"/>
                 <w:color w:val="000000"/>
                 <w:sz w:val="22"/>
               </w:rPr>
@@ -1240,6 +1828,7 @@
         <w:tc>
           <w:tcPr>
             <w:tcW w:w="3402" w:type="dxa"/>
+            <w:shd w:val="clear" w:color="auto" w:fill="FFFFFF"/>
             <w:tcMar>
               <w:top w:w="75" w:type="dxa"/>
               <w:left w:w="75" w:type="dxa"/>
@@ -1247,7 +1836,6 @@
               <w:right w:w="75" w:type="dxa"/>
             </w:tcMar>
             <w:vAlign w:val="center"/>
-            <w:shd w:fill="FFFFFF" w:val="clear"/>
           </w:tcPr>
           <w:p>
             <w:pPr>
@@ -1256,7 +1844,6 @@
             </w:pPr>
             <w:r>
               <w:rPr>
-                <w:b w:val="0"/>
                 <w:color w:val="000000"/>
                 <w:sz w:val="22"/>
               </w:rPr>
@@ -1273,6 +1860,7 @@
         <w:tc>
           <w:tcPr>
             <w:tcW w:w="5669" w:type="dxa"/>
+            <w:shd w:val="clear" w:color="auto" w:fill="FFFFFF"/>
             <w:tcMar>
               <w:top w:w="75" w:type="dxa"/>
               <w:left w:w="75" w:type="dxa"/>
@@ -1280,7 +1868,6 @@
               <w:right w:w="75" w:type="dxa"/>
             </w:tcMar>
             <w:vAlign w:val="center"/>
-            <w:shd w:fill="FFFFFF" w:val="clear"/>
           </w:tcPr>
           <w:p>
             <w:pPr>
@@ -1289,25 +1876,17 @@
             </w:pPr>
             <w:r>
               <w:rPr>
-                <w:b w:val="0"/>
                 <w:color w:val="000000"/>
                 <w:sz w:val="22"/>
               </w:rPr>
-              <w:t xml:space="preserve">Размер </w:t>
-            </w:r>
-            <w:r>
-              <w:rPr>
-                <w:b w:val="0"/>
-                <w:color w:val="000000"/>
-                <w:sz w:val="22"/>
-              </w:rPr>
-              <w:t>турнира k</w:t>
+              <w:t>Размер турнира k</w:t>
             </w:r>
           </w:p>
         </w:tc>
         <w:tc>
           <w:tcPr>
             <w:tcW w:w="3402" w:type="dxa"/>
+            <w:shd w:val="clear" w:color="auto" w:fill="FFFFFF"/>
             <w:tcMar>
               <w:top w:w="75" w:type="dxa"/>
               <w:left w:w="75" w:type="dxa"/>
@@ -1315,7 +1894,6 @@
               <w:right w:w="75" w:type="dxa"/>
             </w:tcMar>
             <w:vAlign w:val="center"/>
-            <w:shd w:fill="FFFFFF" w:val="clear"/>
           </w:tcPr>
           <w:p>
             <w:pPr>
@@ -1324,7 +1902,6 @@
             </w:pPr>
             <w:r>
               <w:rPr>
-                <w:b w:val="0"/>
                 <w:color w:val="000000"/>
                 <w:sz w:val="22"/>
               </w:rPr>
@@ -1341,6 +1918,7 @@
         <w:tc>
           <w:tcPr>
             <w:tcW w:w="5669" w:type="dxa"/>
+            <w:shd w:val="clear" w:color="auto" w:fill="FFFFFF"/>
             <w:tcMar>
               <w:top w:w="75" w:type="dxa"/>
               <w:left w:w="75" w:type="dxa"/>
@@ -1348,7 +1926,6 @@
               <w:right w:w="75" w:type="dxa"/>
             </w:tcMar>
             <w:vAlign w:val="center"/>
-            <w:shd w:fill="FFFFFF" w:val="clear"/>
           </w:tcPr>
           <w:p>
             <w:pPr>
@@ -1357,7 +1934,6 @@
             </w:pPr>
             <w:r>
               <w:rPr>
-                <w:b w:val="0"/>
                 <w:color w:val="000000"/>
                 <w:sz w:val="22"/>
               </w:rPr>
@@ -1368,6 +1944,7 @@
         <w:tc>
           <w:tcPr>
             <w:tcW w:w="3402" w:type="dxa"/>
+            <w:shd w:val="clear" w:color="auto" w:fill="FFFFFF"/>
             <w:tcMar>
               <w:top w:w="75" w:type="dxa"/>
               <w:left w:w="75" w:type="dxa"/>
@@ -1375,7 +1952,6 @@
               <w:right w:w="75" w:type="dxa"/>
             </w:tcMar>
             <w:vAlign w:val="center"/>
-            <w:shd w:fill="FFFFFF" w:val="clear"/>
           </w:tcPr>
           <w:p>
             <w:pPr>
@@ -1384,7 +1960,6 @@
             </w:pPr>
             <w:r>
               <w:rPr>
-                <w:b w:val="0"/>
                 <w:color w:val="000000"/>
                 <w:sz w:val="22"/>
               </w:rPr>
@@ -1401,6 +1976,7 @@
         <w:tc>
           <w:tcPr>
             <w:tcW w:w="5669" w:type="dxa"/>
+            <w:shd w:val="clear" w:color="auto" w:fill="FFFFFF"/>
             <w:tcMar>
               <w:top w:w="75" w:type="dxa"/>
               <w:left w:w="75" w:type="dxa"/>
@@ -1408,7 +1984,6 @@
               <w:right w:w="75" w:type="dxa"/>
             </w:tcMar>
             <w:vAlign w:val="center"/>
-            <w:shd w:fill="FFFFFF" w:val="clear"/>
           </w:tcPr>
           <w:p>
             <w:pPr>
@@ -1417,7 +1992,6 @@
             </w:pPr>
             <w:r>
               <w:rPr>
-                <w:b w:val="0"/>
                 <w:color w:val="000000"/>
                 <w:sz w:val="22"/>
               </w:rPr>
@@ -1428,6 +2002,7 @@
         <w:tc>
           <w:tcPr>
             <w:tcW w:w="3402" w:type="dxa"/>
+            <w:shd w:val="clear" w:color="auto" w:fill="FFFFFF"/>
             <w:tcMar>
               <w:top w:w="75" w:type="dxa"/>
               <w:left w:w="75" w:type="dxa"/>
@@ -1435,7 +2010,6 @@
               <w:right w:w="75" w:type="dxa"/>
             </w:tcMar>
             <w:vAlign w:val="center"/>
-            <w:shd w:fill="FFFFFF" w:val="clear"/>
           </w:tcPr>
           <w:p>
             <w:pPr>
@@ -1444,7 +2018,6 @@
             </w:pPr>
             <w:r>
               <w:rPr>
-                <w:b w:val="0"/>
                 <w:color w:val="000000"/>
                 <w:sz w:val="22"/>
               </w:rPr>
@@ -1461,6 +2034,7 @@
         <w:tc>
           <w:tcPr>
             <w:tcW w:w="5669" w:type="dxa"/>
+            <w:shd w:val="clear" w:color="auto" w:fill="FFFFFF"/>
             <w:tcMar>
               <w:top w:w="75" w:type="dxa"/>
               <w:left w:w="75" w:type="dxa"/>
@@ -1468,7 +2042,6 @@
               <w:right w:w="75" w:type="dxa"/>
             </w:tcMar>
             <w:vAlign w:val="center"/>
-            <w:shd w:fill="FFFFFF" w:val="clear"/>
           </w:tcPr>
           <w:p>
             <w:pPr>
@@ -1477,7 +2050,6 @@
             </w:pPr>
             <w:r>
               <w:rPr>
-                <w:b w:val="0"/>
                 <w:color w:val="000000"/>
                 <w:sz w:val="22"/>
               </w:rPr>
@@ -1488,6 +2060,7 @@
         <w:tc>
           <w:tcPr>
             <w:tcW w:w="3402" w:type="dxa"/>
+            <w:shd w:val="clear" w:color="auto" w:fill="FFFFFF"/>
             <w:tcMar>
               <w:top w:w="75" w:type="dxa"/>
               <w:left w:w="75" w:type="dxa"/>
@@ -1495,7 +2068,6 @@
               <w:right w:w="75" w:type="dxa"/>
             </w:tcMar>
             <w:vAlign w:val="center"/>
-            <w:shd w:fill="FFFFFF" w:val="clear"/>
           </w:tcPr>
           <w:p>
             <w:pPr>
@@ -1504,7 +2076,6 @@
             </w:pPr>
             <w:r>
               <w:rPr>
-                <w:b w:val="0"/>
                 <w:color w:val="000000"/>
                 <w:sz w:val="22"/>
               </w:rPr>
@@ -1521,6 +2092,7 @@
         <w:tc>
           <w:tcPr>
             <w:tcW w:w="5669" w:type="dxa"/>
+            <w:shd w:val="clear" w:color="auto" w:fill="FFFFFF"/>
             <w:tcMar>
               <w:top w:w="75" w:type="dxa"/>
               <w:left w:w="75" w:type="dxa"/>
@@ -1528,7 +2100,6 @@
               <w:right w:w="75" w:type="dxa"/>
             </w:tcMar>
             <w:vAlign w:val="center"/>
-            <w:shd w:fill="FFFFFF" w:val="clear"/>
           </w:tcPr>
           <w:p>
             <w:pPr>
@@ -1540,7 +2111,6 @@
             </w:pPr>
             <w:r>
               <w:rPr>
-                <w:b w:val="0"/>
                 <w:color w:val="000000"/>
                 <w:sz w:val="22"/>
                 <w:lang w:val="ru-RU"/>
@@ -1552,6 +2122,7 @@
         <w:tc>
           <w:tcPr>
             <w:tcW w:w="3402" w:type="dxa"/>
+            <w:shd w:val="clear" w:color="auto" w:fill="FFFFFF"/>
             <w:tcMar>
               <w:top w:w="75" w:type="dxa"/>
               <w:left w:w="75" w:type="dxa"/>
@@ -1559,7 +2130,6 @@
               <w:right w:w="75" w:type="dxa"/>
             </w:tcMar>
             <w:vAlign w:val="center"/>
-            <w:shd w:fill="FFFFFF" w:val="clear"/>
           </w:tcPr>
           <w:p>
             <w:pPr>
@@ -1568,7 +2138,6 @@
             </w:pPr>
             <w:r>
               <w:rPr>
-                <w:b w:val="0"/>
                 <w:color w:val="000000"/>
                 <w:sz w:val="22"/>
               </w:rPr>
@@ -1628,13 +2197,7 @@
         <w:rPr>
           <w:lang w:val="ru-RU"/>
         </w:rPr>
-        <w:t xml:space="preserve">Настройка </w:t>
-      </w:r>
-      <w:r>
-        <w:rPr>
-          <w:lang w:val="ru-RU"/>
-        </w:rPr>
-        <w:t>условия досрочной остановки:</w:t>
+        <w:t>Настройка условия досрочной остановки:</w:t>
       </w:r>
     </w:p>
     <w:p>
@@ -1650,6 +2213,7 @@
           <w:rFonts w:ascii="Consolas" w:hAnsi="Consolas"/>
           <w:sz w:val="20"/>
         </w:rPr>
+        <w:lastRenderedPageBreak/>
         <w:t>python</w:t>
       </w:r>
       <w:r>
@@ -1746,7 +2310,6 @@
         <w:rPr>
           <w:lang w:val="ru-RU"/>
         </w:rPr>
-        <w:lastRenderedPageBreak/>
         <w:t>Чтобы отключить досрочную остановку, используется параметр --</w:t>
       </w:r>
       <w:r>
@@ -1802,12 +2365,14 @@
           <w:lang w:val="ru-RU"/>
         </w:rPr>
       </w:pPr>
+      <w:bookmarkStart w:id="6" w:name="_Toc241853469"/>
       <w:r>
         <w:rPr>
           <w:lang w:val="ru-RU"/>
         </w:rPr>
         <w:t>7 ВЫЧИСЛИТЕЛЬНАЯ СЛОЖНОСТЬ</w:t>
       </w:r>
+      <w:bookmarkEnd w:id="6"/>
     </w:p>
     <w:p>
       <w:pPr>
@@ -1877,13 +2442,7 @@
         <w:rPr>
           <w:lang w:val="ru-RU"/>
         </w:rPr>
-        <w:t xml:space="preserve">, </w:t>
-      </w:r>
-      <w:r>
-        <w:rPr>
-          <w:lang w:val="ru-RU"/>
-        </w:rPr>
-        <w:t xml:space="preserve">где </w:t>
+        <w:t xml:space="preserve">, где </w:t>
       </w:r>
       <w:r>
         <w:t>g</w:t>
@@ -1991,13 +2550,7 @@
         <w:rPr>
           <w:lang w:val="ru-RU"/>
         </w:rPr>
-        <w:t xml:space="preserve"> + 1</w:t>
-      </w:r>
-      <w:r>
-        <w:rPr>
-          <w:lang w:val="ru-RU"/>
-        </w:rPr>
-        <w:t xml:space="preserve">)). Дополнительная память равна </w:t>
+        <w:t xml:space="preserve"> + 1)). Дополнительная память равна </w:t>
       </w:r>
       <w:r>
         <w:t>O</w:t>
@@ -2046,13 +2599,7 @@
         <w:rPr>
           <w:lang w:val="ru-RU"/>
         </w:rPr>
-        <w:t xml:space="preserve"> + 1). При полном лимите это 50 · 101 = 5 050</w:t>
-      </w:r>
-      <w:r>
-        <w:rPr>
-          <w:lang w:val="ru-RU"/>
-        </w:rPr>
-        <w:t xml:space="preserve"> оценок.</w:t>
+        <w:t xml:space="preserve"> + 1). При полном лимите это 50 · 101 = 5 050 оценок.</w:t>
       </w:r>
     </w:p>
     <w:p>
@@ -2136,10 +2683,7 @@
         <w:keepNext/>
       </w:pPr>
       <w:r>
-        <w:t>Таблица 2 — Сравнение вычислительной сло</w:t>
-      </w:r>
-      <w:r>
-        <w:t>жности</w:t>
+        <w:t>Таблица 2 — Сравнение вычислительной сложности</w:t>
       </w:r>
     </w:p>
     <w:tbl>
@@ -2147,15 +2691,16 @@
         <w:tblStyle w:val="aff0"/>
         <w:tblW w:w="0" w:type="auto"/>
         <w:jc w:val="center"/>
+        <w:tblBorders>
+          <w:top w:val="single" w:sz="4" w:space="0" w:color="000000"/>
+          <w:left w:val="single" w:sz="4" w:space="0" w:color="000000"/>
+          <w:bottom w:val="single" w:sz="4" w:space="0" w:color="000000"/>
+          <w:right w:val="single" w:sz="4" w:space="0" w:color="000000"/>
+          <w:insideH w:val="single" w:sz="4" w:space="0" w:color="000000"/>
+          <w:insideV w:val="single" w:sz="4" w:space="0" w:color="000000"/>
+        </w:tblBorders>
         <w:tblLayout w:type="fixed"/>
-        <w:tblBorders>
-          <w:top w:val="single" w:sz="4" w:color="000000"/>
-          <w:left w:val="single" w:sz="4" w:color="000000"/>
-          <w:bottom w:val="single" w:sz="4" w:color="000000"/>
-          <w:right w:val="single" w:sz="4" w:color="000000"/>
-          <w:insideH w:val="single" w:sz="4" w:color="000000"/>
-          <w:insideV w:val="single" w:sz="4" w:color="000000"/>
-        </w:tblBorders>
+        <w:tblLook w:val="04A0" w:firstRow="1" w:lastRow="0" w:firstColumn="1" w:lastColumn="0" w:noHBand="0" w:noVBand="1"/>
       </w:tblPr>
       <w:tblGrid>
         <w:gridCol w:w="2835"/>
@@ -2171,6 +2716,7 @@
         <w:tc>
           <w:tcPr>
             <w:tcW w:w="2835" w:type="dxa"/>
+            <w:shd w:val="clear" w:color="auto" w:fill="FFFFFF"/>
             <w:tcMar>
               <w:top w:w="75" w:type="dxa"/>
               <w:left w:w="75" w:type="dxa"/>
@@ -2178,7 +2724,6 @@
               <w:right w:w="75" w:type="dxa"/>
             </w:tcMar>
             <w:vAlign w:val="center"/>
-            <w:shd w:fill="FFFFFF" w:val="clear"/>
           </w:tcPr>
           <w:p>
             <w:pPr>
@@ -2198,6 +2743,7 @@
         <w:tc>
           <w:tcPr>
             <w:tcW w:w="3118" w:type="dxa"/>
+            <w:shd w:val="clear" w:color="auto" w:fill="FFFFFF"/>
             <w:tcMar>
               <w:top w:w="75" w:type="dxa"/>
               <w:left w:w="75" w:type="dxa"/>
@@ -2205,7 +2751,6 @@
               <w:right w:w="75" w:type="dxa"/>
             </w:tcMar>
             <w:vAlign w:val="center"/>
-            <w:shd w:fill="FFFFFF" w:val="clear"/>
           </w:tcPr>
           <w:p>
             <w:pPr>
@@ -2225,6 +2770,7 @@
         <w:tc>
           <w:tcPr>
             <w:tcW w:w="3118" w:type="dxa"/>
+            <w:shd w:val="clear" w:color="auto" w:fill="FFFFFF"/>
             <w:tcMar>
               <w:top w:w="75" w:type="dxa"/>
               <w:left w:w="75" w:type="dxa"/>
@@ -2232,7 +2778,6 @@
               <w:right w:w="75" w:type="dxa"/>
             </w:tcMar>
             <w:vAlign w:val="center"/>
-            <w:shd w:fill="FFFFFF" w:val="clear"/>
           </w:tcPr>
           <w:p>
             <w:pPr>
@@ -2258,6 +2803,7 @@
         <w:tc>
           <w:tcPr>
             <w:tcW w:w="2835" w:type="dxa"/>
+            <w:shd w:val="clear" w:color="auto" w:fill="FFFFFF"/>
             <w:tcMar>
               <w:top w:w="75" w:type="dxa"/>
               <w:left w:w="75" w:type="dxa"/>
@@ -2265,7 +2811,6 @@
               <w:right w:w="75" w:type="dxa"/>
             </w:tcMar>
             <w:vAlign w:val="center"/>
-            <w:shd w:fill="FFFFFF" w:val="clear"/>
           </w:tcPr>
           <w:p>
             <w:pPr>
@@ -2274,7 +2819,6 @@
             </w:pPr>
             <w:r>
               <w:rPr>
-                <w:b w:val="0"/>
                 <w:color w:val="000000"/>
                 <w:sz w:val="22"/>
               </w:rPr>
@@ -2285,6 +2829,7 @@
         <w:tc>
           <w:tcPr>
             <w:tcW w:w="3118" w:type="dxa"/>
+            <w:shd w:val="clear" w:color="auto" w:fill="FFFFFF"/>
             <w:tcMar>
               <w:top w:w="75" w:type="dxa"/>
               <w:left w:w="75" w:type="dxa"/>
@@ -2292,7 +2837,6 @@
               <w:right w:w="75" w:type="dxa"/>
             </w:tcMar>
             <w:vAlign w:val="center"/>
-            <w:shd w:fill="FFFFFF" w:val="clear"/>
           </w:tcPr>
           <w:p>
             <w:pPr>
@@ -2301,7 +2845,6 @@
             </w:pPr>
             <w:r>
               <w:rPr>
-                <w:b w:val="0"/>
                 <w:color w:val="000000"/>
                 <w:sz w:val="22"/>
               </w:rPr>
@@ -2312,6 +2855,7 @@
         <w:tc>
           <w:tcPr>
             <w:tcW w:w="3118" w:type="dxa"/>
+            <w:shd w:val="clear" w:color="auto" w:fill="FFFFFF"/>
             <w:tcMar>
               <w:top w:w="75" w:type="dxa"/>
               <w:left w:w="75" w:type="dxa"/>
@@ -2319,7 +2863,6 @@
               <w:right w:w="75" w:type="dxa"/>
             </w:tcMar>
             <w:vAlign w:val="center"/>
-            <w:shd w:fill="FFFFFF" w:val="clear"/>
           </w:tcPr>
           <w:p>
             <w:pPr>
@@ -2328,7 +2871,6 @@
             </w:pPr>
             <w:r>
               <w:rPr>
-                <w:b w:val="0"/>
                 <w:color w:val="000000"/>
                 <w:sz w:val="22"/>
               </w:rPr>
@@ -2345,6 +2887,7 @@
         <w:tc>
           <w:tcPr>
             <w:tcW w:w="2835" w:type="dxa"/>
+            <w:shd w:val="clear" w:color="auto" w:fill="FFFFFF"/>
             <w:tcMar>
               <w:top w:w="75" w:type="dxa"/>
               <w:left w:w="75" w:type="dxa"/>
@@ -2352,7 +2895,6 @@
               <w:right w:w="75" w:type="dxa"/>
             </w:tcMar>
             <w:vAlign w:val="center"/>
-            <w:shd w:fill="FFFFFF" w:val="clear"/>
           </w:tcPr>
           <w:p>
             <w:pPr>
@@ -2361,7 +2903,6 @@
             </w:pPr>
             <w:r>
               <w:rPr>
-                <w:b w:val="0"/>
                 <w:color w:val="000000"/>
                 <w:sz w:val="22"/>
               </w:rPr>
@@ -2372,6 +2913,7 @@
         <w:tc>
           <w:tcPr>
             <w:tcW w:w="3118" w:type="dxa"/>
+            <w:shd w:val="clear" w:color="auto" w:fill="FFFFFF"/>
             <w:tcMar>
               <w:top w:w="75" w:type="dxa"/>
               <w:left w:w="75" w:type="dxa"/>
@@ -2379,7 +2921,6 @@
               <w:right w:w="75" w:type="dxa"/>
             </w:tcMar>
             <w:vAlign w:val="center"/>
-            <w:shd w:fill="FFFFFF" w:val="clear"/>
           </w:tcPr>
           <w:p>
             <w:pPr>
@@ -2388,7 +2929,6 @@
             </w:pPr>
             <w:r>
               <w:rPr>
-                <w:b w:val="0"/>
                 <w:color w:val="000000"/>
                 <w:sz w:val="22"/>
               </w:rPr>
@@ -2399,6 +2939,7 @@
         <w:tc>
           <w:tcPr>
             <w:tcW w:w="3118" w:type="dxa"/>
+            <w:shd w:val="clear" w:color="auto" w:fill="FFFFFF"/>
             <w:tcMar>
               <w:top w:w="75" w:type="dxa"/>
               <w:left w:w="75" w:type="dxa"/>
@@ -2406,7 +2947,6 @@
               <w:right w:w="75" w:type="dxa"/>
             </w:tcMar>
             <w:vAlign w:val="center"/>
-            <w:shd w:fill="FFFFFF" w:val="clear"/>
           </w:tcPr>
           <w:p>
             <w:pPr>
@@ -2415,7 +2955,6 @@
             </w:pPr>
             <w:r>
               <w:rPr>
-                <w:b w:val="0"/>
                 <w:color w:val="000000"/>
                 <w:sz w:val="22"/>
               </w:rPr>
@@ -2432,6 +2971,7 @@
         <w:tc>
           <w:tcPr>
             <w:tcW w:w="2835" w:type="dxa"/>
+            <w:shd w:val="clear" w:color="auto" w:fill="FFFFFF"/>
             <w:tcMar>
               <w:top w:w="75" w:type="dxa"/>
               <w:left w:w="75" w:type="dxa"/>
@@ -2439,7 +2979,6 @@
               <w:right w:w="75" w:type="dxa"/>
             </w:tcMar>
             <w:vAlign w:val="center"/>
-            <w:shd w:fill="FFFFFF" w:val="clear"/>
           </w:tcPr>
           <w:p>
             <w:pPr>
@@ -2448,7 +2987,6 @@
             </w:pPr>
             <w:r>
               <w:rPr>
-                <w:b w:val="0"/>
                 <w:color w:val="000000"/>
                 <w:sz w:val="22"/>
               </w:rPr>
@@ -2459,6 +2997,7 @@
         <w:tc>
           <w:tcPr>
             <w:tcW w:w="3118" w:type="dxa"/>
+            <w:shd w:val="clear" w:color="auto" w:fill="FFFFFF"/>
             <w:tcMar>
               <w:top w:w="75" w:type="dxa"/>
               <w:left w:w="75" w:type="dxa"/>
@@ -2466,7 +3005,6 @@
               <w:right w:w="75" w:type="dxa"/>
             </w:tcMar>
             <w:vAlign w:val="center"/>
-            <w:shd w:fill="FFFFFF" w:val="clear"/>
           </w:tcPr>
           <w:p>
             <w:pPr>
@@ -2475,7 +3013,6 @@
             </w:pPr>
             <w:r>
               <w:rPr>
-                <w:b w:val="0"/>
                 <w:color w:val="000000"/>
                 <w:sz w:val="22"/>
               </w:rPr>
@@ -2486,6 +3023,7 @@
         <w:tc>
           <w:tcPr>
             <w:tcW w:w="3118" w:type="dxa"/>
+            <w:shd w:val="clear" w:color="auto" w:fill="FFFFFF"/>
             <w:tcMar>
               <w:top w:w="75" w:type="dxa"/>
               <w:left w:w="75" w:type="dxa"/>
@@ -2493,7 +3031,6 @@
               <w:right w:w="75" w:type="dxa"/>
             </w:tcMar>
             <w:vAlign w:val="center"/>
-            <w:shd w:fill="FFFFFF" w:val="clear"/>
           </w:tcPr>
           <w:p>
             <w:pPr>
@@ -2502,7 +3039,6 @@
             </w:pPr>
             <w:r>
               <w:rPr>
-                <w:b w:val="0"/>
                 <w:color w:val="000000"/>
                 <w:sz w:val="22"/>
               </w:rPr>
@@ -2519,6 +3055,7 @@
         <w:tc>
           <w:tcPr>
             <w:tcW w:w="2835" w:type="dxa"/>
+            <w:shd w:val="clear" w:color="auto" w:fill="FFFFFF"/>
             <w:tcMar>
               <w:top w:w="75" w:type="dxa"/>
               <w:left w:w="75" w:type="dxa"/>
@@ -2526,7 +3063,6 @@
               <w:right w:w="75" w:type="dxa"/>
             </w:tcMar>
             <w:vAlign w:val="center"/>
-            <w:shd w:fill="FFFFFF" w:val="clear"/>
           </w:tcPr>
           <w:p>
             <w:pPr>
@@ -2535,10 +3071,10 @@
             </w:pPr>
             <w:r>
               <w:rPr>
-                <w:b w:val="0"/>
                 <w:color w:val="000000"/>
                 <w:sz w:val="22"/>
               </w:rPr>
+              <w:lastRenderedPageBreak/>
               <w:t>Гарантия точного максимума</w:t>
             </w:r>
           </w:p>
@@ -2546,6 +3082,7 @@
         <w:tc>
           <w:tcPr>
             <w:tcW w:w="3118" w:type="dxa"/>
+            <w:shd w:val="clear" w:color="auto" w:fill="FFFFFF"/>
             <w:tcMar>
               <w:top w:w="75" w:type="dxa"/>
               <w:left w:w="75" w:type="dxa"/>
@@ -2553,7 +3090,6 @@
               <w:right w:w="75" w:type="dxa"/>
             </w:tcMar>
             <w:vAlign w:val="center"/>
-            <w:shd w:fill="FFFFFF" w:val="clear"/>
           </w:tcPr>
           <w:p>
             <w:pPr>
@@ -2562,7 +3098,6 @@
             </w:pPr>
             <w:r>
               <w:rPr>
-                <w:b w:val="0"/>
                 <w:color w:val="000000"/>
                 <w:sz w:val="22"/>
               </w:rPr>
@@ -2573,6 +3108,7 @@
         <w:tc>
           <w:tcPr>
             <w:tcW w:w="3118" w:type="dxa"/>
+            <w:shd w:val="clear" w:color="auto" w:fill="FFFFFF"/>
             <w:tcMar>
               <w:top w:w="75" w:type="dxa"/>
               <w:left w:w="75" w:type="dxa"/>
@@ -2580,7 +3116,6 @@
               <w:right w:w="75" w:type="dxa"/>
             </w:tcMar>
             <w:vAlign w:val="center"/>
-            <w:shd w:fill="FFFFFF" w:val="clear"/>
           </w:tcPr>
           <w:p>
             <w:pPr>
@@ -2589,19 +3124,10 @@
             </w:pPr>
             <w:r>
               <w:rPr>
-                <w:b w:val="0"/>
                 <w:color w:val="000000"/>
                 <w:sz w:val="22"/>
               </w:rPr>
-              <w:t xml:space="preserve">Нет при </w:t>
-            </w:r>
-            <w:r>
-              <w:rPr>
-                <w:b w:val="0"/>
-                <w:color w:val="000000"/>
-                <w:sz w:val="22"/>
-              </w:rPr>
-              <w:t>ограниченном поиске</w:t>
+              <w:t>Нет при ограниченном поиске</w:t>
             </w:r>
           </w:p>
         </w:tc>
@@ -2628,18 +3154,14 @@
           <w:lang w:val="ru-RU"/>
         </w:rPr>
       </w:pPr>
-      <w:r>
-        <w:rPr>
-          <w:lang w:val="ru-RU"/>
-        </w:rPr>
-        <w:t>8 МЕТОД</w:t>
-      </w:r>
-      <w:r>
-        <w:rPr>
-          <w:lang w:val="ru-RU"/>
-        </w:rPr>
-        <w:t>ИКА И РЕЗУЛЬТАТЫ ЭКСПЕРИМЕНТА</w:t>
-      </w:r>
+      <w:bookmarkStart w:id="7" w:name="_Toc241853470"/>
+      <w:r>
+        <w:rPr>
+          <w:lang w:val="ru-RU"/>
+        </w:rPr>
+        <w:t>8 МЕТОДИКА И РЕЗУЛЬТАТЫ ЭКСПЕРИМЕНТА</w:t>
+      </w:r>
+      <w:bookmarkEnd w:id="7"/>
     </w:p>
     <w:p>
       <w:pPr>
@@ -2667,6 +3189,9 @@
         <w:t>Время усредняется по 100 запускам. Точность оценивается как доля запусков, в которых значение, найденное ГА, совпало с точным максимумом. Отдельно фиксируются среднее число поколений и среднее число оценок приспособленности.</w:t>
       </w:r>
       <w:r>
+        <w:rPr>
+          <w:lang w:val="ru-RU"/>
+        </w:rPr>
         <w:t xml:space="preserve"> Также рассчитывается процент отклонения найденного значения от точного максимума.</w:t>
       </w:r>
     </w:p>
@@ -2683,13 +3208,7 @@
           <w:lang w:val="ru-RU"/>
         </w:rPr>
         <w:lastRenderedPageBreak/>
-        <w:t>Таблица 3 — Результаты сравнени</w:t>
-      </w:r>
-      <w:r>
-        <w:rPr>
-          <w:lang w:val="ru-RU"/>
-        </w:rPr>
-        <w:t>я при досрочной остановке</w:t>
+        <w:t>Таблица 3 — Результаты сравнения при досрочной остановке</w:t>
       </w:r>
     </w:p>
     <w:tbl>
@@ -2697,15 +3216,16 @@
         <w:tblStyle w:val="aff0"/>
         <w:tblW w:w="0" w:type="auto"/>
         <w:jc w:val="center"/>
+        <w:tblBorders>
+          <w:top w:val="single" w:sz="4" w:space="0" w:color="000000"/>
+          <w:left w:val="single" w:sz="4" w:space="0" w:color="000000"/>
+          <w:bottom w:val="single" w:sz="4" w:space="0" w:color="000000"/>
+          <w:right w:val="single" w:sz="4" w:space="0" w:color="000000"/>
+          <w:insideH w:val="single" w:sz="4" w:space="0" w:color="000000"/>
+          <w:insideV w:val="single" w:sz="4" w:space="0" w:color="000000"/>
+        </w:tblBorders>
         <w:tblLayout w:type="fixed"/>
-        <w:tblBorders>
-          <w:top w:val="single" w:sz="4" w:color="000000"/>
-          <w:left w:val="single" w:sz="4" w:color="000000"/>
-          <w:bottom w:val="single" w:sz="4" w:color="000000"/>
-          <w:right w:val="single" w:sz="4" w:color="000000"/>
-          <w:insideH w:val="single" w:sz="4" w:color="000000"/>
-          <w:insideV w:val="single" w:sz="4" w:color="000000"/>
-        </w:tblBorders>
+        <w:tblLook w:val="04A0" w:firstRow="1" w:lastRow="0" w:firstColumn="1" w:lastColumn="0" w:noHBand="0" w:noVBand="1"/>
       </w:tblPr>
       <w:tblGrid>
         <w:gridCol w:w="1191"/>
@@ -2724,6 +3244,7 @@
         <w:tc>
           <w:tcPr>
             <w:tcW w:w="1191" w:type="dxa"/>
+            <w:shd w:val="clear" w:color="auto" w:fill="FFFFFF"/>
             <w:tcMar>
               <w:top w:w="75" w:type="dxa"/>
               <w:left w:w="75" w:type="dxa"/>
@@ -2731,7 +3252,6 @@
               <w:right w:w="75" w:type="dxa"/>
             </w:tcMar>
             <w:vAlign w:val="center"/>
-            <w:shd w:fill="FFFFFF" w:val="clear"/>
           </w:tcPr>
           <w:p>
             <w:pPr>
@@ -2752,6 +3272,7 @@
         <w:tc>
           <w:tcPr>
             <w:tcW w:w="1417" w:type="dxa"/>
+            <w:shd w:val="clear" w:color="auto" w:fill="FFFFFF"/>
             <w:tcMar>
               <w:top w:w="75" w:type="dxa"/>
               <w:left w:w="75" w:type="dxa"/>
@@ -2759,7 +3280,6 @@
               <w:right w:w="75" w:type="dxa"/>
             </w:tcMar>
             <w:vAlign w:val="center"/>
-            <w:shd w:fill="FFFFFF" w:val="clear"/>
           </w:tcPr>
           <w:p>
             <w:pPr>
@@ -2789,6 +3309,7 @@
         <w:tc>
           <w:tcPr>
             <w:tcW w:w="1417" w:type="dxa"/>
+            <w:shd w:val="clear" w:color="auto" w:fill="FFFFFF"/>
             <w:tcMar>
               <w:top w:w="75" w:type="dxa"/>
               <w:left w:w="75" w:type="dxa"/>
@@ -2796,7 +3317,6 @@
               <w:right w:w="75" w:type="dxa"/>
             </w:tcMar>
             <w:vAlign w:val="center"/>
-            <w:shd w:fill="FFFFFF" w:val="clear"/>
           </w:tcPr>
           <w:p>
             <w:pPr>
@@ -2826,6 +3346,7 @@
         <w:tc>
           <w:tcPr>
             <w:tcW w:w="1531" w:type="dxa"/>
+            <w:shd w:val="clear" w:color="auto" w:fill="FFFFFF"/>
             <w:tcMar>
               <w:top w:w="75" w:type="dxa"/>
               <w:left w:w="75" w:type="dxa"/>
@@ -2833,7 +3354,6 @@
               <w:right w:w="75" w:type="dxa"/>
             </w:tcMar>
             <w:vAlign w:val="center"/>
-            <w:shd w:fill="FFFFFF" w:val="clear"/>
           </w:tcPr>
           <w:p>
             <w:pPr>
@@ -2863,6 +3383,7 @@
         <w:tc>
           <w:tcPr>
             <w:tcW w:w="1757" w:type="dxa"/>
+            <w:shd w:val="clear" w:color="auto" w:fill="FFFFFF"/>
             <w:tcMar>
               <w:top w:w="75" w:type="dxa"/>
               <w:left w:w="75" w:type="dxa"/>
@@ -2870,7 +3391,6 @@
               <w:right w:w="75" w:type="dxa"/>
             </w:tcMar>
             <w:vAlign w:val="center"/>
-            <w:shd w:fill="FFFFFF" w:val="clear"/>
           </w:tcPr>
           <w:p>
             <w:pPr>
@@ -2900,6 +3420,7 @@
         <w:tc>
           <w:tcPr>
             <w:tcW w:w="1757" w:type="dxa"/>
+            <w:shd w:val="clear" w:color="auto" w:fill="FFFFFF"/>
             <w:tcMar>
               <w:top w:w="75" w:type="dxa"/>
               <w:left w:w="75" w:type="dxa"/>
@@ -2907,7 +3428,6 @@
               <w:right w:w="75" w:type="dxa"/>
             </w:tcMar>
             <w:vAlign w:val="center"/>
-            <w:shd w:fill="FFFFFF" w:val="clear"/>
           </w:tcPr>
           <w:p>
             <w:pPr>
@@ -2943,6 +3463,7 @@
         <w:tc>
           <w:tcPr>
             <w:tcW w:w="1191" w:type="dxa"/>
+            <w:shd w:val="clear" w:color="auto" w:fill="FFFFFF"/>
             <w:tcMar>
               <w:top w:w="75" w:type="dxa"/>
               <w:left w:w="75" w:type="dxa"/>
@@ -2950,7 +3471,6 @@
               <w:right w:w="75" w:type="dxa"/>
             </w:tcMar>
             <w:vAlign w:val="center"/>
-            <w:shd w:fill="FFFFFF" w:val="clear"/>
           </w:tcPr>
           <w:p>
             <w:pPr>
@@ -2960,7 +3480,6 @@
             </w:pPr>
             <w:r>
               <w:rPr>
-                <w:b w:val="0"/>
                 <w:color w:val="000000"/>
                 <w:sz w:val="22"/>
               </w:rPr>
@@ -2971,6 +3490,7 @@
         <w:tc>
           <w:tcPr>
             <w:tcW w:w="1417" w:type="dxa"/>
+            <w:shd w:val="clear" w:color="auto" w:fill="FFFFFF"/>
             <w:tcMar>
               <w:top w:w="75" w:type="dxa"/>
               <w:left w:w="75" w:type="dxa"/>
@@ -2978,7 +3498,6 @@
               <w:right w:w="75" w:type="dxa"/>
             </w:tcMar>
             <w:vAlign w:val="center"/>
-            <w:shd w:fill="FFFFFF" w:val="clear"/>
           </w:tcPr>
           <w:p>
             <w:pPr>
@@ -2988,7 +3507,6 @@
             </w:pPr>
             <w:r>
               <w:rPr>
-                <w:b w:val="0"/>
                 <w:color w:val="000000"/>
                 <w:sz w:val="22"/>
               </w:rPr>
@@ -2999,6 +3517,7 @@
         <w:tc>
           <w:tcPr>
             <w:tcW w:w="1417" w:type="dxa"/>
+            <w:shd w:val="clear" w:color="auto" w:fill="FFFFFF"/>
             <w:tcMar>
               <w:top w:w="75" w:type="dxa"/>
               <w:left w:w="75" w:type="dxa"/>
@@ -3006,7 +3525,6 @@
               <w:right w:w="75" w:type="dxa"/>
             </w:tcMar>
             <w:vAlign w:val="center"/>
-            <w:shd w:fill="FFFFFF" w:val="clear"/>
           </w:tcPr>
           <w:p>
             <w:pPr>
@@ -3016,7 +3534,6 @@
             </w:pPr>
             <w:r>
               <w:rPr>
-                <w:b w:val="0"/>
                 <w:color w:val="000000"/>
                 <w:sz w:val="22"/>
               </w:rPr>
@@ -3027,6 +3544,7 @@
         <w:tc>
           <w:tcPr>
             <w:tcW w:w="1531" w:type="dxa"/>
+            <w:shd w:val="clear" w:color="auto" w:fill="FFFFFF"/>
             <w:tcMar>
               <w:top w:w="75" w:type="dxa"/>
               <w:left w:w="75" w:type="dxa"/>
@@ -3034,7 +3552,6 @@
               <w:right w:w="75" w:type="dxa"/>
             </w:tcMar>
             <w:vAlign w:val="center"/>
-            <w:shd w:fill="FFFFFF" w:val="clear"/>
           </w:tcPr>
           <w:p>
             <w:pPr>
@@ -3044,7 +3561,6 @@
             </w:pPr>
             <w:r>
               <w:rPr>
-                <w:b w:val="0"/>
                 <w:color w:val="000000"/>
                 <w:sz w:val="22"/>
               </w:rPr>
@@ -3055,6 +3571,7 @@
         <w:tc>
           <w:tcPr>
             <w:tcW w:w="1757" w:type="dxa"/>
+            <w:shd w:val="clear" w:color="auto" w:fill="FFFFFF"/>
             <w:tcMar>
               <w:top w:w="75" w:type="dxa"/>
               <w:left w:w="75" w:type="dxa"/>
@@ -3062,7 +3579,6 @@
               <w:right w:w="75" w:type="dxa"/>
             </w:tcMar>
             <w:vAlign w:val="center"/>
-            <w:shd w:fill="FFFFFF" w:val="clear"/>
           </w:tcPr>
           <w:p>
             <w:pPr>
@@ -3072,7 +3588,6 @@
             </w:pPr>
             <w:r>
               <w:rPr>
-                <w:b w:val="0"/>
                 <w:color w:val="000000"/>
                 <w:sz w:val="22"/>
               </w:rPr>
@@ -3083,6 +3598,7 @@
         <w:tc>
           <w:tcPr>
             <w:tcW w:w="1757" w:type="dxa"/>
+            <w:shd w:val="clear" w:color="auto" w:fill="FFFFFF"/>
             <w:tcMar>
               <w:top w:w="75" w:type="dxa"/>
               <w:left w:w="75" w:type="dxa"/>
@@ -3090,7 +3606,6 @@
               <w:right w:w="75" w:type="dxa"/>
             </w:tcMar>
             <w:vAlign w:val="center"/>
-            <w:shd w:fill="FFFFFF" w:val="clear"/>
           </w:tcPr>
           <w:p>
             <w:pPr>
@@ -3100,7 +3615,6 @@
             </w:pPr>
             <w:r>
               <w:rPr>
-                <w:b w:val="0"/>
                 <w:color w:val="000000"/>
                 <w:sz w:val="22"/>
               </w:rPr>
@@ -3117,6 +3631,7 @@
         <w:tc>
           <w:tcPr>
             <w:tcW w:w="1191" w:type="dxa"/>
+            <w:shd w:val="clear" w:color="auto" w:fill="FFFFFF"/>
             <w:tcMar>
               <w:top w:w="75" w:type="dxa"/>
               <w:left w:w="75" w:type="dxa"/>
@@ -3124,7 +3639,6 @@
               <w:right w:w="75" w:type="dxa"/>
             </w:tcMar>
             <w:vAlign w:val="center"/>
-            <w:shd w:fill="FFFFFF" w:val="clear"/>
           </w:tcPr>
           <w:p>
             <w:pPr>
@@ -3134,7 +3648,6 @@
             </w:pPr>
             <w:r>
               <w:rPr>
-                <w:b w:val="0"/>
                 <w:color w:val="000000"/>
                 <w:sz w:val="22"/>
               </w:rPr>
@@ -3145,6 +3658,7 @@
         <w:tc>
           <w:tcPr>
             <w:tcW w:w="1417" w:type="dxa"/>
+            <w:shd w:val="clear" w:color="auto" w:fill="FFFFFF"/>
             <w:tcMar>
               <w:top w:w="75" w:type="dxa"/>
               <w:left w:w="75" w:type="dxa"/>
@@ -3152,7 +3666,6 @@
               <w:right w:w="75" w:type="dxa"/>
             </w:tcMar>
             <w:vAlign w:val="center"/>
-            <w:shd w:fill="FFFFFF" w:val="clear"/>
           </w:tcPr>
           <w:p>
             <w:pPr>
@@ -3162,7 +3675,6 @@
             </w:pPr>
             <w:r>
               <w:rPr>
-                <w:b w:val="0"/>
                 <w:color w:val="000000"/>
                 <w:sz w:val="22"/>
               </w:rPr>
@@ -3173,6 +3685,7 @@
         <w:tc>
           <w:tcPr>
             <w:tcW w:w="1417" w:type="dxa"/>
+            <w:shd w:val="clear" w:color="auto" w:fill="FFFFFF"/>
             <w:tcMar>
               <w:top w:w="75" w:type="dxa"/>
               <w:left w:w="75" w:type="dxa"/>
@@ -3180,7 +3693,6 @@
               <w:right w:w="75" w:type="dxa"/>
             </w:tcMar>
             <w:vAlign w:val="center"/>
-            <w:shd w:fill="FFFFFF" w:val="clear"/>
           </w:tcPr>
           <w:p>
             <w:pPr>
@@ -3190,7 +3702,6 @@
             </w:pPr>
             <w:r>
               <w:rPr>
-                <w:b w:val="0"/>
                 <w:color w:val="000000"/>
                 <w:sz w:val="22"/>
               </w:rPr>
@@ -3201,6 +3712,7 @@
         <w:tc>
           <w:tcPr>
             <w:tcW w:w="1531" w:type="dxa"/>
+            <w:shd w:val="clear" w:color="auto" w:fill="FFFFFF"/>
             <w:tcMar>
               <w:top w:w="75" w:type="dxa"/>
               <w:left w:w="75" w:type="dxa"/>
@@ -3208,7 +3720,6 @@
               <w:right w:w="75" w:type="dxa"/>
             </w:tcMar>
             <w:vAlign w:val="center"/>
-            <w:shd w:fill="FFFFFF" w:val="clear"/>
           </w:tcPr>
           <w:p>
             <w:pPr>
@@ -3218,7 +3729,6 @@
             </w:pPr>
             <w:r>
               <w:rPr>
-                <w:b w:val="0"/>
                 <w:color w:val="000000"/>
                 <w:sz w:val="22"/>
               </w:rPr>
@@ -3229,6 +3739,7 @@
         <w:tc>
           <w:tcPr>
             <w:tcW w:w="1757" w:type="dxa"/>
+            <w:shd w:val="clear" w:color="auto" w:fill="FFFFFF"/>
             <w:tcMar>
               <w:top w:w="75" w:type="dxa"/>
               <w:left w:w="75" w:type="dxa"/>
@@ -3236,7 +3747,6 @@
               <w:right w:w="75" w:type="dxa"/>
             </w:tcMar>
             <w:vAlign w:val="center"/>
-            <w:shd w:fill="FFFFFF" w:val="clear"/>
           </w:tcPr>
           <w:p>
             <w:pPr>
@@ -3246,7 +3756,6 @@
             </w:pPr>
             <w:r>
               <w:rPr>
-                <w:b w:val="0"/>
                 <w:color w:val="000000"/>
                 <w:sz w:val="22"/>
               </w:rPr>
@@ -3257,6 +3766,7 @@
         <w:tc>
           <w:tcPr>
             <w:tcW w:w="1757" w:type="dxa"/>
+            <w:shd w:val="clear" w:color="auto" w:fill="FFFFFF"/>
             <w:tcMar>
               <w:top w:w="75" w:type="dxa"/>
               <w:left w:w="75" w:type="dxa"/>
@@ -3264,7 +3774,6 @@
               <w:right w:w="75" w:type="dxa"/>
             </w:tcMar>
             <w:vAlign w:val="center"/>
-            <w:shd w:fill="FFFFFF" w:val="clear"/>
           </w:tcPr>
           <w:p>
             <w:pPr>
@@ -3274,7 +3783,6 @@
             </w:pPr>
             <w:r>
               <w:rPr>
-                <w:b w:val="0"/>
                 <w:color w:val="000000"/>
                 <w:sz w:val="22"/>
               </w:rPr>
@@ -3291,6 +3799,7 @@
         <w:tc>
           <w:tcPr>
             <w:tcW w:w="1191" w:type="dxa"/>
+            <w:shd w:val="clear" w:color="auto" w:fill="FFFFFF"/>
             <w:tcMar>
               <w:top w:w="75" w:type="dxa"/>
               <w:left w:w="75" w:type="dxa"/>
@@ -3298,7 +3807,6 @@
               <w:right w:w="75" w:type="dxa"/>
             </w:tcMar>
             <w:vAlign w:val="center"/>
-            <w:shd w:fill="FFFFFF" w:val="clear"/>
           </w:tcPr>
           <w:p>
             <w:pPr>
@@ -3308,7 +3816,6 @@
             </w:pPr>
             <w:r>
               <w:rPr>
-                <w:b w:val="0"/>
                 <w:color w:val="000000"/>
                 <w:sz w:val="22"/>
               </w:rPr>
@@ -3319,6 +3826,7 @@
         <w:tc>
           <w:tcPr>
             <w:tcW w:w="1417" w:type="dxa"/>
+            <w:shd w:val="clear" w:color="auto" w:fill="FFFFFF"/>
             <w:tcMar>
               <w:top w:w="75" w:type="dxa"/>
               <w:left w:w="75" w:type="dxa"/>
@@ -3326,7 +3834,6 @@
               <w:right w:w="75" w:type="dxa"/>
             </w:tcMar>
             <w:vAlign w:val="center"/>
-            <w:shd w:fill="FFFFFF" w:val="clear"/>
           </w:tcPr>
           <w:p>
             <w:pPr>
@@ -3336,7 +3843,6 @@
             </w:pPr>
             <w:r>
               <w:rPr>
-                <w:b w:val="0"/>
                 <w:color w:val="000000"/>
                 <w:sz w:val="22"/>
               </w:rPr>
@@ -3347,6 +3853,7 @@
         <w:tc>
           <w:tcPr>
             <w:tcW w:w="1417" w:type="dxa"/>
+            <w:shd w:val="clear" w:color="auto" w:fill="FFFFFF"/>
             <w:tcMar>
               <w:top w:w="75" w:type="dxa"/>
               <w:left w:w="75" w:type="dxa"/>
@@ -3354,7 +3861,6 @@
               <w:right w:w="75" w:type="dxa"/>
             </w:tcMar>
             <w:vAlign w:val="center"/>
-            <w:shd w:fill="FFFFFF" w:val="clear"/>
           </w:tcPr>
           <w:p>
             <w:pPr>
@@ -3364,7 +3870,6 @@
             </w:pPr>
             <w:r>
               <w:rPr>
-                <w:b w:val="0"/>
                 <w:color w:val="000000"/>
                 <w:sz w:val="22"/>
               </w:rPr>
@@ -3375,6 +3880,7 @@
         <w:tc>
           <w:tcPr>
             <w:tcW w:w="1531" w:type="dxa"/>
+            <w:shd w:val="clear" w:color="auto" w:fill="FFFFFF"/>
             <w:tcMar>
               <w:top w:w="75" w:type="dxa"/>
               <w:left w:w="75" w:type="dxa"/>
@@ -3382,7 +3888,6 @@
               <w:right w:w="75" w:type="dxa"/>
             </w:tcMar>
             <w:vAlign w:val="center"/>
-            <w:shd w:fill="FFFFFF" w:val="clear"/>
           </w:tcPr>
           <w:p>
             <w:pPr>
@@ -3392,7 +3897,6 @@
             </w:pPr>
             <w:r>
               <w:rPr>
-                <w:b w:val="0"/>
                 <w:color w:val="000000"/>
                 <w:sz w:val="22"/>
               </w:rPr>
@@ -3403,6 +3907,7 @@
         <w:tc>
           <w:tcPr>
             <w:tcW w:w="1757" w:type="dxa"/>
+            <w:shd w:val="clear" w:color="auto" w:fill="FFFFFF"/>
             <w:tcMar>
               <w:top w:w="75" w:type="dxa"/>
               <w:left w:w="75" w:type="dxa"/>
@@ -3410,7 +3915,6 @@
               <w:right w:w="75" w:type="dxa"/>
             </w:tcMar>
             <w:vAlign w:val="center"/>
-            <w:shd w:fill="FFFFFF" w:val="clear"/>
           </w:tcPr>
           <w:p>
             <w:pPr>
@@ -3420,7 +3924,6 @@
             </w:pPr>
             <w:r>
               <w:rPr>
-                <w:b w:val="0"/>
                 <w:color w:val="000000"/>
                 <w:sz w:val="22"/>
               </w:rPr>
@@ -3431,6 +3934,7 @@
         <w:tc>
           <w:tcPr>
             <w:tcW w:w="1757" w:type="dxa"/>
+            <w:shd w:val="clear" w:color="auto" w:fill="FFFFFF"/>
             <w:tcMar>
               <w:top w:w="75" w:type="dxa"/>
               <w:left w:w="75" w:type="dxa"/>
@@ -3438,7 +3942,6 @@
               <w:right w:w="75" w:type="dxa"/>
             </w:tcMar>
             <w:vAlign w:val="center"/>
-            <w:shd w:fill="FFFFFF" w:val="clear"/>
           </w:tcPr>
           <w:p>
             <w:pPr>
@@ -3448,7 +3951,6 @@
             </w:pPr>
             <w:r>
               <w:rPr>
-                <w:b w:val="0"/>
                 <w:color w:val="000000"/>
                 <w:sz w:val="22"/>
               </w:rPr>
@@ -3465,6 +3967,7 @@
         <w:tc>
           <w:tcPr>
             <w:tcW w:w="1191" w:type="dxa"/>
+            <w:shd w:val="clear" w:color="auto" w:fill="FFFFFF"/>
             <w:tcMar>
               <w:top w:w="75" w:type="dxa"/>
               <w:left w:w="75" w:type="dxa"/>
@@ -3472,7 +3975,6 @@
               <w:right w:w="75" w:type="dxa"/>
             </w:tcMar>
             <w:vAlign w:val="center"/>
-            <w:shd w:fill="FFFFFF" w:val="clear"/>
           </w:tcPr>
           <w:p>
             <w:pPr>
@@ -3482,7 +3984,6 @@
             </w:pPr>
             <w:r>
               <w:rPr>
-                <w:b w:val="0"/>
                 <w:color w:val="000000"/>
                 <w:sz w:val="22"/>
               </w:rPr>
@@ -3493,6 +3994,7 @@
         <w:tc>
           <w:tcPr>
             <w:tcW w:w="1417" w:type="dxa"/>
+            <w:shd w:val="clear" w:color="auto" w:fill="FFFFFF"/>
             <w:tcMar>
               <w:top w:w="75" w:type="dxa"/>
               <w:left w:w="75" w:type="dxa"/>
@@ -3500,7 +4002,6 @@
               <w:right w:w="75" w:type="dxa"/>
             </w:tcMar>
             <w:vAlign w:val="center"/>
-            <w:shd w:fill="FFFFFF" w:val="clear"/>
           </w:tcPr>
           <w:p>
             <w:pPr>
@@ -3510,7 +4011,6 @@
             </w:pPr>
             <w:r>
               <w:rPr>
-                <w:b w:val="0"/>
                 <w:color w:val="000000"/>
                 <w:sz w:val="22"/>
               </w:rPr>
@@ -3521,6 +4021,7 @@
         <w:tc>
           <w:tcPr>
             <w:tcW w:w="1417" w:type="dxa"/>
+            <w:shd w:val="clear" w:color="auto" w:fill="FFFFFF"/>
             <w:tcMar>
               <w:top w:w="75" w:type="dxa"/>
               <w:left w:w="75" w:type="dxa"/>
@@ -3528,7 +4029,6 @@
               <w:right w:w="75" w:type="dxa"/>
             </w:tcMar>
             <w:vAlign w:val="center"/>
-            <w:shd w:fill="FFFFFF" w:val="clear"/>
           </w:tcPr>
           <w:p>
             <w:pPr>
@@ -3538,7 +4038,6 @@
             </w:pPr>
             <w:r>
               <w:rPr>
-                <w:b w:val="0"/>
                 <w:color w:val="000000"/>
                 <w:sz w:val="22"/>
               </w:rPr>
@@ -3549,6 +4048,7 @@
         <w:tc>
           <w:tcPr>
             <w:tcW w:w="1531" w:type="dxa"/>
+            <w:shd w:val="clear" w:color="auto" w:fill="FFFFFF"/>
             <w:tcMar>
               <w:top w:w="75" w:type="dxa"/>
               <w:left w:w="75" w:type="dxa"/>
@@ -3556,7 +4056,6 @@
               <w:right w:w="75" w:type="dxa"/>
             </w:tcMar>
             <w:vAlign w:val="center"/>
-            <w:shd w:fill="FFFFFF" w:val="clear"/>
           </w:tcPr>
           <w:p>
             <w:pPr>
@@ -3566,7 +4065,6 @@
             </w:pPr>
             <w:r>
               <w:rPr>
-                <w:b w:val="0"/>
                 <w:color w:val="000000"/>
                 <w:sz w:val="22"/>
               </w:rPr>
@@ -3577,6 +4075,7 @@
         <w:tc>
           <w:tcPr>
             <w:tcW w:w="1757" w:type="dxa"/>
+            <w:shd w:val="clear" w:color="auto" w:fill="FFFFFF"/>
             <w:tcMar>
               <w:top w:w="75" w:type="dxa"/>
               <w:left w:w="75" w:type="dxa"/>
@@ -3584,7 +4083,6 @@
               <w:right w:w="75" w:type="dxa"/>
             </w:tcMar>
             <w:vAlign w:val="center"/>
-            <w:shd w:fill="FFFFFF" w:val="clear"/>
           </w:tcPr>
           <w:p>
             <w:pPr>
@@ -3594,7 +4092,6 @@
             </w:pPr>
             <w:r>
               <w:rPr>
-                <w:b w:val="0"/>
                 <w:color w:val="000000"/>
                 <w:sz w:val="22"/>
               </w:rPr>
@@ -3605,6 +4102,7 @@
         <w:tc>
           <w:tcPr>
             <w:tcW w:w="1757" w:type="dxa"/>
+            <w:shd w:val="clear" w:color="auto" w:fill="FFFFFF"/>
             <w:tcMar>
               <w:top w:w="75" w:type="dxa"/>
               <w:left w:w="75" w:type="dxa"/>
@@ -3612,7 +4110,6 @@
               <w:right w:w="75" w:type="dxa"/>
             </w:tcMar>
             <w:vAlign w:val="center"/>
-            <w:shd w:fill="FFFFFF" w:val="clear"/>
           </w:tcPr>
           <w:p>
             <w:pPr>
@@ -3622,7 +4119,6 @@
             </w:pPr>
             <w:r>
               <w:rPr>
-                <w:b w:val="0"/>
                 <w:color w:val="000000"/>
                 <w:sz w:val="22"/>
               </w:rPr>
@@ -3639,6 +4135,7 @@
         <w:tc>
           <w:tcPr>
             <w:tcW w:w="1191" w:type="dxa"/>
+            <w:shd w:val="clear" w:color="auto" w:fill="FFFFFF"/>
             <w:tcMar>
               <w:top w:w="75" w:type="dxa"/>
               <w:left w:w="75" w:type="dxa"/>
@@ -3646,7 +4143,6 @@
               <w:right w:w="75" w:type="dxa"/>
             </w:tcMar>
             <w:vAlign w:val="center"/>
-            <w:shd w:fill="FFFFFF" w:val="clear"/>
           </w:tcPr>
           <w:p>
             <w:pPr>
@@ -3656,7 +4152,6 @@
             </w:pPr>
             <w:r>
               <w:rPr>
-                <w:b w:val="0"/>
                 <w:color w:val="000000"/>
                 <w:sz w:val="22"/>
               </w:rPr>
@@ -3667,6 +4162,7 @@
         <w:tc>
           <w:tcPr>
             <w:tcW w:w="1417" w:type="dxa"/>
+            <w:shd w:val="clear" w:color="auto" w:fill="FFFFFF"/>
             <w:tcMar>
               <w:top w:w="75" w:type="dxa"/>
               <w:left w:w="75" w:type="dxa"/>
@@ -3674,7 +4170,6 @@
               <w:right w:w="75" w:type="dxa"/>
             </w:tcMar>
             <w:vAlign w:val="center"/>
-            <w:shd w:fill="FFFFFF" w:val="clear"/>
           </w:tcPr>
           <w:p>
             <w:pPr>
@@ -3684,7 +4179,6 @@
             </w:pPr>
             <w:r>
               <w:rPr>
-                <w:b w:val="0"/>
                 <w:color w:val="000000"/>
                 <w:sz w:val="22"/>
               </w:rPr>
@@ -3695,6 +4189,7 @@
         <w:tc>
           <w:tcPr>
             <w:tcW w:w="1417" w:type="dxa"/>
+            <w:shd w:val="clear" w:color="auto" w:fill="FFFFFF"/>
             <w:tcMar>
               <w:top w:w="75" w:type="dxa"/>
               <w:left w:w="75" w:type="dxa"/>
@@ -3702,7 +4197,6 @@
               <w:right w:w="75" w:type="dxa"/>
             </w:tcMar>
             <w:vAlign w:val="center"/>
-            <w:shd w:fill="FFFFFF" w:val="clear"/>
           </w:tcPr>
           <w:p>
             <w:pPr>
@@ -3712,7 +4206,6 @@
             </w:pPr>
             <w:r>
               <w:rPr>
-                <w:b w:val="0"/>
                 <w:color w:val="000000"/>
                 <w:sz w:val="22"/>
               </w:rPr>
@@ -3723,6 +4216,7 @@
         <w:tc>
           <w:tcPr>
             <w:tcW w:w="1531" w:type="dxa"/>
+            <w:shd w:val="clear" w:color="auto" w:fill="FFFFFF"/>
             <w:tcMar>
               <w:top w:w="75" w:type="dxa"/>
               <w:left w:w="75" w:type="dxa"/>
@@ -3730,7 +4224,6 @@
               <w:right w:w="75" w:type="dxa"/>
             </w:tcMar>
             <w:vAlign w:val="center"/>
-            <w:shd w:fill="FFFFFF" w:val="clear"/>
           </w:tcPr>
           <w:p>
             <w:pPr>
@@ -3740,7 +4233,6 @@
             </w:pPr>
             <w:r>
               <w:rPr>
-                <w:b w:val="0"/>
                 <w:color w:val="000000"/>
                 <w:sz w:val="22"/>
               </w:rPr>
@@ -3751,6 +4243,7 @@
         <w:tc>
           <w:tcPr>
             <w:tcW w:w="1757" w:type="dxa"/>
+            <w:shd w:val="clear" w:color="auto" w:fill="FFFFFF"/>
             <w:tcMar>
               <w:top w:w="75" w:type="dxa"/>
               <w:left w:w="75" w:type="dxa"/>
@@ -3758,7 +4251,6 @@
               <w:right w:w="75" w:type="dxa"/>
             </w:tcMar>
             <w:vAlign w:val="center"/>
-            <w:shd w:fill="FFFFFF" w:val="clear"/>
           </w:tcPr>
           <w:p>
             <w:pPr>
@@ -3768,7 +4260,6 @@
             </w:pPr>
             <w:r>
               <w:rPr>
-                <w:b w:val="0"/>
                 <w:color w:val="000000"/>
                 <w:sz w:val="22"/>
               </w:rPr>
@@ -3779,6 +4270,7 @@
         <w:tc>
           <w:tcPr>
             <w:tcW w:w="1757" w:type="dxa"/>
+            <w:shd w:val="clear" w:color="auto" w:fill="FFFFFF"/>
             <w:tcMar>
               <w:top w:w="75" w:type="dxa"/>
               <w:left w:w="75" w:type="dxa"/>
@@ -3786,7 +4278,6 @@
               <w:right w:w="75" w:type="dxa"/>
             </w:tcMar>
             <w:vAlign w:val="center"/>
-            <w:shd w:fill="FFFFFF" w:val="clear"/>
           </w:tcPr>
           <w:p>
             <w:pPr>
@@ -3796,7 +4287,6 @@
             </w:pPr>
             <w:r>
               <w:rPr>
-                <w:b w:val="0"/>
                 <w:color w:val="000000"/>
                 <w:sz w:val="22"/>
               </w:rPr>
@@ -3813,6 +4303,7 @@
         <w:tc>
           <w:tcPr>
             <w:tcW w:w="1191" w:type="dxa"/>
+            <w:shd w:val="clear" w:color="auto" w:fill="FFFFFF"/>
             <w:tcMar>
               <w:top w:w="75" w:type="dxa"/>
               <w:left w:w="75" w:type="dxa"/>
@@ -3820,7 +4311,6 @@
               <w:right w:w="75" w:type="dxa"/>
             </w:tcMar>
             <w:vAlign w:val="center"/>
-            <w:shd w:fill="FFFFFF" w:val="clear"/>
           </w:tcPr>
           <w:p>
             <w:pPr>
@@ -3830,7 +4320,6 @@
             </w:pPr>
             <w:r>
               <w:rPr>
-                <w:b w:val="0"/>
                 <w:color w:val="000000"/>
                 <w:sz w:val="22"/>
               </w:rPr>
@@ -3841,6 +4330,7 @@
         <w:tc>
           <w:tcPr>
             <w:tcW w:w="1417" w:type="dxa"/>
+            <w:shd w:val="clear" w:color="auto" w:fill="FFFFFF"/>
             <w:tcMar>
               <w:top w:w="75" w:type="dxa"/>
               <w:left w:w="75" w:type="dxa"/>
@@ -3848,7 +4338,6 @@
               <w:right w:w="75" w:type="dxa"/>
             </w:tcMar>
             <w:vAlign w:val="center"/>
-            <w:shd w:fill="FFFFFF" w:val="clear"/>
           </w:tcPr>
           <w:p>
             <w:pPr>
@@ -3858,7 +4347,6 @@
             </w:pPr>
             <w:r>
               <w:rPr>
-                <w:b w:val="0"/>
                 <w:color w:val="000000"/>
                 <w:sz w:val="22"/>
               </w:rPr>
@@ -3869,6 +4357,7 @@
         <w:tc>
           <w:tcPr>
             <w:tcW w:w="1417" w:type="dxa"/>
+            <w:shd w:val="clear" w:color="auto" w:fill="FFFFFF"/>
             <w:tcMar>
               <w:top w:w="75" w:type="dxa"/>
               <w:left w:w="75" w:type="dxa"/>
@@ -3876,7 +4365,6 @@
               <w:right w:w="75" w:type="dxa"/>
             </w:tcMar>
             <w:vAlign w:val="center"/>
-            <w:shd w:fill="FFFFFF" w:val="clear"/>
           </w:tcPr>
           <w:p>
             <w:pPr>
@@ -3886,7 +4374,6 @@
             </w:pPr>
             <w:r>
               <w:rPr>
-                <w:b w:val="0"/>
                 <w:color w:val="000000"/>
                 <w:sz w:val="22"/>
               </w:rPr>
@@ -3897,6 +4384,7 @@
         <w:tc>
           <w:tcPr>
             <w:tcW w:w="1531" w:type="dxa"/>
+            <w:shd w:val="clear" w:color="auto" w:fill="FFFFFF"/>
             <w:tcMar>
               <w:top w:w="75" w:type="dxa"/>
               <w:left w:w="75" w:type="dxa"/>
@@ -3904,7 +4392,6 @@
               <w:right w:w="75" w:type="dxa"/>
             </w:tcMar>
             <w:vAlign w:val="center"/>
-            <w:shd w:fill="FFFFFF" w:val="clear"/>
           </w:tcPr>
           <w:p>
             <w:pPr>
@@ -3914,7 +4401,6 @@
             </w:pPr>
             <w:r>
               <w:rPr>
-                <w:b w:val="0"/>
                 <w:color w:val="000000"/>
                 <w:sz w:val="22"/>
               </w:rPr>
@@ -3925,6 +4411,7 @@
         <w:tc>
           <w:tcPr>
             <w:tcW w:w="1757" w:type="dxa"/>
+            <w:shd w:val="clear" w:color="auto" w:fill="FFFFFF"/>
             <w:tcMar>
               <w:top w:w="75" w:type="dxa"/>
               <w:left w:w="75" w:type="dxa"/>
@@ -3932,7 +4419,6 @@
               <w:right w:w="75" w:type="dxa"/>
             </w:tcMar>
             <w:vAlign w:val="center"/>
-            <w:shd w:fill="FFFFFF" w:val="clear"/>
           </w:tcPr>
           <w:p>
             <w:pPr>
@@ -3942,7 +4428,6 @@
             </w:pPr>
             <w:r>
               <w:rPr>
-                <w:b w:val="0"/>
                 <w:color w:val="000000"/>
                 <w:sz w:val="22"/>
               </w:rPr>
@@ -3953,6 +4438,7 @@
         <w:tc>
           <w:tcPr>
             <w:tcW w:w="1757" w:type="dxa"/>
+            <w:shd w:val="clear" w:color="auto" w:fill="FFFFFF"/>
             <w:tcMar>
               <w:top w:w="75" w:type="dxa"/>
               <w:left w:w="75" w:type="dxa"/>
@@ -3960,7 +4446,6 @@
               <w:right w:w="75" w:type="dxa"/>
             </w:tcMar>
             <w:vAlign w:val="center"/>
-            <w:shd w:fill="FFFFFF" w:val="clear"/>
           </w:tcPr>
           <w:p>
             <w:pPr>
@@ -3970,7 +4455,6 @@
             </w:pPr>
             <w:r>
               <w:rPr>
-                <w:b w:val="0"/>
                 <w:color w:val="000000"/>
                 <w:sz w:val="22"/>
               </w:rPr>
@@ -3987,6 +4471,7 @@
         <w:tc>
           <w:tcPr>
             <w:tcW w:w="1191" w:type="dxa"/>
+            <w:shd w:val="clear" w:color="auto" w:fill="FFFFFF"/>
             <w:tcMar>
               <w:top w:w="75" w:type="dxa"/>
               <w:left w:w="75" w:type="dxa"/>
@@ -3994,7 +4479,6 @@
               <w:right w:w="75" w:type="dxa"/>
             </w:tcMar>
             <w:vAlign w:val="center"/>
-            <w:shd w:fill="FFFFFF" w:val="clear"/>
           </w:tcPr>
           <w:p>
             <w:pPr>
@@ -4004,7 +4488,6 @@
             </w:pPr>
             <w:r>
               <w:rPr>
-                <w:b w:val="0"/>
                 <w:color w:val="000000"/>
                 <w:sz w:val="22"/>
               </w:rPr>
@@ -4015,6 +4498,7 @@
         <w:tc>
           <w:tcPr>
             <w:tcW w:w="1417" w:type="dxa"/>
+            <w:shd w:val="clear" w:color="auto" w:fill="FFFFFF"/>
             <w:tcMar>
               <w:top w:w="75" w:type="dxa"/>
               <w:left w:w="75" w:type="dxa"/>
@@ -4022,7 +4506,6 @@
               <w:right w:w="75" w:type="dxa"/>
             </w:tcMar>
             <w:vAlign w:val="center"/>
-            <w:shd w:fill="FFFFFF" w:val="clear"/>
           </w:tcPr>
           <w:p>
             <w:pPr>
@@ -4032,7 +4515,6 @@
             </w:pPr>
             <w:r>
               <w:rPr>
-                <w:b w:val="0"/>
                 <w:color w:val="000000"/>
                 <w:sz w:val="22"/>
               </w:rPr>
@@ -4043,6 +4525,7 @@
         <w:tc>
           <w:tcPr>
             <w:tcW w:w="1417" w:type="dxa"/>
+            <w:shd w:val="clear" w:color="auto" w:fill="FFFFFF"/>
             <w:tcMar>
               <w:top w:w="75" w:type="dxa"/>
               <w:left w:w="75" w:type="dxa"/>
@@ -4050,7 +4533,6 @@
               <w:right w:w="75" w:type="dxa"/>
             </w:tcMar>
             <w:vAlign w:val="center"/>
-            <w:shd w:fill="FFFFFF" w:val="clear"/>
           </w:tcPr>
           <w:p>
             <w:pPr>
@@ -4060,7 +4542,6 @@
             </w:pPr>
             <w:r>
               <w:rPr>
-                <w:b w:val="0"/>
                 <w:color w:val="000000"/>
                 <w:sz w:val="22"/>
               </w:rPr>
@@ -4071,6 +4552,7 @@
         <w:tc>
           <w:tcPr>
             <w:tcW w:w="1531" w:type="dxa"/>
+            <w:shd w:val="clear" w:color="auto" w:fill="FFFFFF"/>
             <w:tcMar>
               <w:top w:w="75" w:type="dxa"/>
               <w:left w:w="75" w:type="dxa"/>
@@ -4078,7 +4560,6 @@
               <w:right w:w="75" w:type="dxa"/>
             </w:tcMar>
             <w:vAlign w:val="center"/>
-            <w:shd w:fill="FFFFFF" w:val="clear"/>
           </w:tcPr>
           <w:p>
             <w:pPr>
@@ -4088,7 +4569,6 @@
             </w:pPr>
             <w:r>
               <w:rPr>
-                <w:b w:val="0"/>
                 <w:color w:val="000000"/>
                 <w:sz w:val="22"/>
               </w:rPr>
@@ -4099,6 +4579,7 @@
         <w:tc>
           <w:tcPr>
             <w:tcW w:w="1757" w:type="dxa"/>
+            <w:shd w:val="clear" w:color="auto" w:fill="FFFFFF"/>
             <w:tcMar>
               <w:top w:w="75" w:type="dxa"/>
               <w:left w:w="75" w:type="dxa"/>
@@ -4106,7 +4587,6 @@
               <w:right w:w="75" w:type="dxa"/>
             </w:tcMar>
             <w:vAlign w:val="center"/>
-            <w:shd w:fill="FFFFFF" w:val="clear"/>
           </w:tcPr>
           <w:p>
             <w:pPr>
@@ -4116,7 +4596,6 @@
             </w:pPr>
             <w:r>
               <w:rPr>
-                <w:b w:val="0"/>
                 <w:color w:val="000000"/>
                 <w:sz w:val="22"/>
               </w:rPr>
@@ -4127,6 +4606,7 @@
         <w:tc>
           <w:tcPr>
             <w:tcW w:w="1757" w:type="dxa"/>
+            <w:shd w:val="clear" w:color="auto" w:fill="FFFFFF"/>
             <w:tcMar>
               <w:top w:w="75" w:type="dxa"/>
               <w:left w:w="75" w:type="dxa"/>
@@ -4134,7 +4614,6 @@
               <w:right w:w="75" w:type="dxa"/>
             </w:tcMar>
             <w:vAlign w:val="center"/>
-            <w:shd w:fill="FFFFFF" w:val="clear"/>
           </w:tcPr>
           <w:p>
             <w:pPr>
@@ -4144,7 +4623,6 @@
             </w:pPr>
             <w:r>
               <w:rPr>
-                <w:b w:val="0"/>
                 <w:color w:val="000000"/>
                 <w:sz w:val="22"/>
               </w:rPr>
@@ -4161,6 +4639,7 @@
         <w:tc>
           <w:tcPr>
             <w:tcW w:w="1191" w:type="dxa"/>
+            <w:shd w:val="clear" w:color="auto" w:fill="FFFFFF"/>
             <w:tcMar>
               <w:top w:w="75" w:type="dxa"/>
               <w:left w:w="75" w:type="dxa"/>
@@ -4168,7 +4647,6 @@
               <w:right w:w="75" w:type="dxa"/>
             </w:tcMar>
             <w:vAlign w:val="center"/>
-            <w:shd w:fill="FFFFFF" w:val="clear"/>
           </w:tcPr>
           <w:p>
             <w:pPr>
@@ -4178,7 +4656,6 @@
             </w:pPr>
             <w:r>
               <w:rPr>
-                <w:b w:val="0"/>
                 <w:color w:val="000000"/>
                 <w:sz w:val="22"/>
               </w:rPr>
@@ -4189,6 +4666,7 @@
         <w:tc>
           <w:tcPr>
             <w:tcW w:w="1417" w:type="dxa"/>
+            <w:shd w:val="clear" w:color="auto" w:fill="FFFFFF"/>
             <w:tcMar>
               <w:top w:w="75" w:type="dxa"/>
               <w:left w:w="75" w:type="dxa"/>
@@ -4196,7 +4674,6 @@
               <w:right w:w="75" w:type="dxa"/>
             </w:tcMar>
             <w:vAlign w:val="center"/>
-            <w:shd w:fill="FFFFFF" w:val="clear"/>
           </w:tcPr>
           <w:p>
             <w:pPr>
@@ -4206,7 +4683,6 @@
             </w:pPr>
             <w:r>
               <w:rPr>
-                <w:b w:val="0"/>
                 <w:color w:val="000000"/>
                 <w:sz w:val="22"/>
               </w:rPr>
@@ -4217,6 +4693,7 @@
         <w:tc>
           <w:tcPr>
             <w:tcW w:w="1417" w:type="dxa"/>
+            <w:shd w:val="clear" w:color="auto" w:fill="FFFFFF"/>
             <w:tcMar>
               <w:top w:w="75" w:type="dxa"/>
               <w:left w:w="75" w:type="dxa"/>
@@ -4224,7 +4701,6 @@
               <w:right w:w="75" w:type="dxa"/>
             </w:tcMar>
             <w:vAlign w:val="center"/>
-            <w:shd w:fill="FFFFFF" w:val="clear"/>
           </w:tcPr>
           <w:p>
             <w:pPr>
@@ -4234,7 +4710,6 @@
             </w:pPr>
             <w:r>
               <w:rPr>
-                <w:b w:val="0"/>
                 <w:color w:val="000000"/>
                 <w:sz w:val="22"/>
               </w:rPr>
@@ -4245,6 +4720,7 @@
         <w:tc>
           <w:tcPr>
             <w:tcW w:w="1531" w:type="dxa"/>
+            <w:shd w:val="clear" w:color="auto" w:fill="FFFFFF"/>
             <w:tcMar>
               <w:top w:w="75" w:type="dxa"/>
               <w:left w:w="75" w:type="dxa"/>
@@ -4252,7 +4728,6 @@
               <w:right w:w="75" w:type="dxa"/>
             </w:tcMar>
             <w:vAlign w:val="center"/>
-            <w:shd w:fill="FFFFFF" w:val="clear"/>
           </w:tcPr>
           <w:p>
             <w:pPr>
@@ -4262,7 +4737,6 @@
             </w:pPr>
             <w:r>
               <w:rPr>
-                <w:b w:val="0"/>
                 <w:color w:val="000000"/>
                 <w:sz w:val="22"/>
               </w:rPr>
@@ -4273,6 +4747,7 @@
         <w:tc>
           <w:tcPr>
             <w:tcW w:w="1757" w:type="dxa"/>
+            <w:shd w:val="clear" w:color="auto" w:fill="FFFFFF"/>
             <w:tcMar>
               <w:top w:w="75" w:type="dxa"/>
               <w:left w:w="75" w:type="dxa"/>
@@ -4280,7 +4755,6 @@
               <w:right w:w="75" w:type="dxa"/>
             </w:tcMar>
             <w:vAlign w:val="center"/>
-            <w:shd w:fill="FFFFFF" w:val="clear"/>
           </w:tcPr>
           <w:p>
             <w:pPr>
@@ -4290,7 +4764,6 @@
             </w:pPr>
             <w:r>
               <w:rPr>
-                <w:b w:val="0"/>
                 <w:color w:val="000000"/>
                 <w:sz w:val="22"/>
               </w:rPr>
@@ -4301,6 +4774,7 @@
         <w:tc>
           <w:tcPr>
             <w:tcW w:w="1757" w:type="dxa"/>
+            <w:shd w:val="clear" w:color="auto" w:fill="FFFFFF"/>
             <w:tcMar>
               <w:top w:w="75" w:type="dxa"/>
               <w:left w:w="75" w:type="dxa"/>
@@ -4308,7 +4782,6 @@
               <w:right w:w="75" w:type="dxa"/>
             </w:tcMar>
             <w:vAlign w:val="center"/>
-            <w:shd w:fill="FFFFFF" w:val="clear"/>
           </w:tcPr>
           <w:p>
             <w:pPr>
@@ -4318,7 +4791,6 @@
             </w:pPr>
             <w:r>
               <w:rPr>
-                <w:b w:val="0"/>
                 <w:color w:val="000000"/>
                 <w:sz w:val="22"/>
               </w:rPr>
@@ -4335,6 +4807,7 @@
         <w:tc>
           <w:tcPr>
             <w:tcW w:w="1191" w:type="dxa"/>
+            <w:shd w:val="clear" w:color="auto" w:fill="FFFFFF"/>
             <w:tcMar>
               <w:top w:w="75" w:type="dxa"/>
               <w:left w:w="75" w:type="dxa"/>
@@ -4342,7 +4815,6 @@
               <w:right w:w="75" w:type="dxa"/>
             </w:tcMar>
             <w:vAlign w:val="center"/>
-            <w:shd w:fill="FFFFFF" w:val="clear"/>
           </w:tcPr>
           <w:p>
             <w:pPr>
@@ -4352,7 +4824,6 @@
             </w:pPr>
             <w:r>
               <w:rPr>
-                <w:b w:val="0"/>
                 <w:color w:val="000000"/>
                 <w:sz w:val="22"/>
               </w:rPr>
@@ -4363,6 +4834,7 @@
         <w:tc>
           <w:tcPr>
             <w:tcW w:w="1417" w:type="dxa"/>
+            <w:shd w:val="clear" w:color="auto" w:fill="FFFFFF"/>
             <w:tcMar>
               <w:top w:w="75" w:type="dxa"/>
               <w:left w:w="75" w:type="dxa"/>
@@ -4370,7 +4842,6 @@
               <w:right w:w="75" w:type="dxa"/>
             </w:tcMar>
             <w:vAlign w:val="center"/>
-            <w:shd w:fill="FFFFFF" w:val="clear"/>
           </w:tcPr>
           <w:p>
             <w:pPr>
@@ -4380,7 +4851,6 @@
             </w:pPr>
             <w:r>
               <w:rPr>
-                <w:b w:val="0"/>
                 <w:color w:val="000000"/>
                 <w:sz w:val="22"/>
               </w:rPr>
@@ -4391,6 +4861,7 @@
         <w:tc>
           <w:tcPr>
             <w:tcW w:w="1417" w:type="dxa"/>
+            <w:shd w:val="clear" w:color="auto" w:fill="FFFFFF"/>
             <w:tcMar>
               <w:top w:w="75" w:type="dxa"/>
               <w:left w:w="75" w:type="dxa"/>
@@ -4398,7 +4869,6 @@
               <w:right w:w="75" w:type="dxa"/>
             </w:tcMar>
             <w:vAlign w:val="center"/>
-            <w:shd w:fill="FFFFFF" w:val="clear"/>
           </w:tcPr>
           <w:p>
             <w:pPr>
@@ -4408,7 +4878,6 @@
             </w:pPr>
             <w:r>
               <w:rPr>
-                <w:b w:val="0"/>
                 <w:color w:val="000000"/>
                 <w:sz w:val="22"/>
               </w:rPr>
@@ -4419,6 +4888,7 @@
         <w:tc>
           <w:tcPr>
             <w:tcW w:w="1531" w:type="dxa"/>
+            <w:shd w:val="clear" w:color="auto" w:fill="FFFFFF"/>
             <w:tcMar>
               <w:top w:w="75" w:type="dxa"/>
               <w:left w:w="75" w:type="dxa"/>
@@ -4426,7 +4896,6 @@
               <w:right w:w="75" w:type="dxa"/>
             </w:tcMar>
             <w:vAlign w:val="center"/>
-            <w:shd w:fill="FFFFFF" w:val="clear"/>
           </w:tcPr>
           <w:p>
             <w:pPr>
@@ -4436,7 +4905,6 @@
             </w:pPr>
             <w:r>
               <w:rPr>
-                <w:b w:val="0"/>
                 <w:color w:val="000000"/>
                 <w:sz w:val="22"/>
               </w:rPr>
@@ -4447,6 +4915,7 @@
         <w:tc>
           <w:tcPr>
             <w:tcW w:w="1757" w:type="dxa"/>
+            <w:shd w:val="clear" w:color="auto" w:fill="FFFFFF"/>
             <w:tcMar>
               <w:top w:w="75" w:type="dxa"/>
               <w:left w:w="75" w:type="dxa"/>
@@ -4454,7 +4923,6 @@
               <w:right w:w="75" w:type="dxa"/>
             </w:tcMar>
             <w:vAlign w:val="center"/>
-            <w:shd w:fill="FFFFFF" w:val="clear"/>
           </w:tcPr>
           <w:p>
             <w:pPr>
@@ -4464,7 +4932,6 @@
             </w:pPr>
             <w:r>
               <w:rPr>
-                <w:b w:val="0"/>
                 <w:color w:val="000000"/>
                 <w:sz w:val="22"/>
               </w:rPr>
@@ -4475,6 +4942,7 @@
         <w:tc>
           <w:tcPr>
             <w:tcW w:w="1757" w:type="dxa"/>
+            <w:shd w:val="clear" w:color="auto" w:fill="FFFFFF"/>
             <w:tcMar>
               <w:top w:w="75" w:type="dxa"/>
               <w:left w:w="75" w:type="dxa"/>
@@ -4482,7 +4950,6 @@
               <w:right w:w="75" w:type="dxa"/>
             </w:tcMar>
             <w:vAlign w:val="center"/>
-            <w:shd w:fill="FFFFFF" w:val="clear"/>
           </w:tcPr>
           <w:p>
             <w:pPr>
@@ -4492,7 +4959,6 @@
             </w:pPr>
             <w:r>
               <w:rPr>
-                <w:b w:val="0"/>
                 <w:color w:val="000000"/>
                 <w:sz w:val="22"/>
               </w:rPr>
@@ -4509,6 +4975,7 @@
         <w:tc>
           <w:tcPr>
             <w:tcW w:w="1191" w:type="dxa"/>
+            <w:shd w:val="clear" w:color="auto" w:fill="FFFFFF"/>
             <w:tcMar>
               <w:top w:w="75" w:type="dxa"/>
               <w:left w:w="75" w:type="dxa"/>
@@ -4516,7 +4983,6 @@
               <w:right w:w="75" w:type="dxa"/>
             </w:tcMar>
             <w:vAlign w:val="center"/>
-            <w:shd w:fill="FFFFFF" w:val="clear"/>
           </w:tcPr>
           <w:p>
             <w:pPr>
@@ -4526,7 +4992,6 @@
             </w:pPr>
             <w:r>
               <w:rPr>
-                <w:b w:val="0"/>
                 <w:color w:val="000000"/>
                 <w:sz w:val="22"/>
               </w:rPr>
@@ -4537,6 +5002,7 @@
         <w:tc>
           <w:tcPr>
             <w:tcW w:w="1417" w:type="dxa"/>
+            <w:shd w:val="clear" w:color="auto" w:fill="FFFFFF"/>
             <w:tcMar>
               <w:top w:w="75" w:type="dxa"/>
               <w:left w:w="75" w:type="dxa"/>
@@ -4544,7 +5010,6 @@
               <w:right w:w="75" w:type="dxa"/>
             </w:tcMar>
             <w:vAlign w:val="center"/>
-            <w:shd w:fill="FFFFFF" w:val="clear"/>
           </w:tcPr>
           <w:p>
             <w:pPr>
@@ -4554,7 +5019,6 @@
             </w:pPr>
             <w:r>
               <w:rPr>
-                <w:b w:val="0"/>
                 <w:color w:val="000000"/>
                 <w:sz w:val="22"/>
               </w:rPr>
@@ -4565,6 +5029,7 @@
         <w:tc>
           <w:tcPr>
             <w:tcW w:w="1417" w:type="dxa"/>
+            <w:shd w:val="clear" w:color="auto" w:fill="FFFFFF"/>
             <w:tcMar>
               <w:top w:w="75" w:type="dxa"/>
               <w:left w:w="75" w:type="dxa"/>
@@ -4572,7 +5037,6 @@
               <w:right w:w="75" w:type="dxa"/>
             </w:tcMar>
             <w:vAlign w:val="center"/>
-            <w:shd w:fill="FFFFFF" w:val="clear"/>
           </w:tcPr>
           <w:p>
             <w:pPr>
@@ -4582,7 +5046,6 @@
             </w:pPr>
             <w:r>
               <w:rPr>
-                <w:b w:val="0"/>
                 <w:color w:val="000000"/>
                 <w:sz w:val="22"/>
               </w:rPr>
@@ -4593,6 +5056,7 @@
         <w:tc>
           <w:tcPr>
             <w:tcW w:w="1531" w:type="dxa"/>
+            <w:shd w:val="clear" w:color="auto" w:fill="FFFFFF"/>
             <w:tcMar>
               <w:top w:w="75" w:type="dxa"/>
               <w:left w:w="75" w:type="dxa"/>
@@ -4600,7 +5064,6 @@
               <w:right w:w="75" w:type="dxa"/>
             </w:tcMar>
             <w:vAlign w:val="center"/>
-            <w:shd w:fill="FFFFFF" w:val="clear"/>
           </w:tcPr>
           <w:p>
             <w:pPr>
@@ -4610,7 +5073,6 @@
             </w:pPr>
             <w:r>
               <w:rPr>
-                <w:b w:val="0"/>
                 <w:color w:val="000000"/>
                 <w:sz w:val="22"/>
               </w:rPr>
@@ -4621,6 +5083,7 @@
         <w:tc>
           <w:tcPr>
             <w:tcW w:w="1757" w:type="dxa"/>
+            <w:shd w:val="clear" w:color="auto" w:fill="FFFFFF"/>
             <w:tcMar>
               <w:top w:w="75" w:type="dxa"/>
               <w:left w:w="75" w:type="dxa"/>
@@ -4628,7 +5091,6 @@
               <w:right w:w="75" w:type="dxa"/>
             </w:tcMar>
             <w:vAlign w:val="center"/>
-            <w:shd w:fill="FFFFFF" w:val="clear"/>
           </w:tcPr>
           <w:p>
             <w:pPr>
@@ -4638,7 +5100,6 @@
             </w:pPr>
             <w:r>
               <w:rPr>
-                <w:b w:val="0"/>
                 <w:color w:val="000000"/>
                 <w:sz w:val="22"/>
               </w:rPr>
@@ -4649,6 +5110,7 @@
         <w:tc>
           <w:tcPr>
             <w:tcW w:w="1757" w:type="dxa"/>
+            <w:shd w:val="clear" w:color="auto" w:fill="FFFFFF"/>
             <w:tcMar>
               <w:top w:w="75" w:type="dxa"/>
               <w:left w:w="75" w:type="dxa"/>
@@ -4656,7 +5118,6 @@
               <w:right w:w="75" w:type="dxa"/>
             </w:tcMar>
             <w:vAlign w:val="center"/>
-            <w:shd w:fill="FFFFFF" w:val="clear"/>
           </w:tcPr>
           <w:p>
             <w:pPr>
@@ -4666,7 +5127,6 @@
             </w:pPr>
             <w:r>
               <w:rPr>
-                <w:b w:val="0"/>
                 <w:color w:val="000000"/>
                 <w:sz w:val="22"/>
               </w:rPr>
@@ -4683,6 +5143,7 @@
         <w:tc>
           <w:tcPr>
             <w:tcW w:w="1191" w:type="dxa"/>
+            <w:shd w:val="clear" w:color="auto" w:fill="FFFFFF"/>
             <w:tcMar>
               <w:top w:w="75" w:type="dxa"/>
               <w:left w:w="75" w:type="dxa"/>
@@ -4690,7 +5151,6 @@
               <w:right w:w="75" w:type="dxa"/>
             </w:tcMar>
             <w:vAlign w:val="center"/>
-            <w:shd w:fill="FFFFFF" w:val="clear"/>
           </w:tcPr>
           <w:p>
             <w:pPr>
@@ -4700,7 +5160,6 @@
             </w:pPr>
             <w:r>
               <w:rPr>
-                <w:b w:val="0"/>
                 <w:color w:val="000000"/>
                 <w:sz w:val="22"/>
               </w:rPr>
@@ -4711,6 +5170,7 @@
         <w:tc>
           <w:tcPr>
             <w:tcW w:w="1417" w:type="dxa"/>
+            <w:shd w:val="clear" w:color="auto" w:fill="FFFFFF"/>
             <w:tcMar>
               <w:top w:w="75" w:type="dxa"/>
               <w:left w:w="75" w:type="dxa"/>
@@ -4718,7 +5178,6 @@
               <w:right w:w="75" w:type="dxa"/>
             </w:tcMar>
             <w:vAlign w:val="center"/>
-            <w:shd w:fill="FFFFFF" w:val="clear"/>
           </w:tcPr>
           <w:p>
             <w:pPr>
@@ -4728,7 +5187,6 @@
             </w:pPr>
             <w:r>
               <w:rPr>
-                <w:b w:val="0"/>
                 <w:color w:val="000000"/>
                 <w:sz w:val="22"/>
               </w:rPr>
@@ -4739,6 +5197,7 @@
         <w:tc>
           <w:tcPr>
             <w:tcW w:w="1417" w:type="dxa"/>
+            <w:shd w:val="clear" w:color="auto" w:fill="FFFFFF"/>
             <w:tcMar>
               <w:top w:w="75" w:type="dxa"/>
               <w:left w:w="75" w:type="dxa"/>
@@ -4746,7 +5205,6 @@
               <w:right w:w="75" w:type="dxa"/>
             </w:tcMar>
             <w:vAlign w:val="center"/>
-            <w:shd w:fill="FFFFFF" w:val="clear"/>
           </w:tcPr>
           <w:p>
             <w:pPr>
@@ -4756,7 +5214,6 @@
             </w:pPr>
             <w:r>
               <w:rPr>
-                <w:b w:val="0"/>
                 <w:color w:val="000000"/>
                 <w:sz w:val="22"/>
               </w:rPr>
@@ -4767,6 +5224,7 @@
         <w:tc>
           <w:tcPr>
             <w:tcW w:w="1531" w:type="dxa"/>
+            <w:shd w:val="clear" w:color="auto" w:fill="FFFFFF"/>
             <w:tcMar>
               <w:top w:w="75" w:type="dxa"/>
               <w:left w:w="75" w:type="dxa"/>
@@ -4774,7 +5232,6 @@
               <w:right w:w="75" w:type="dxa"/>
             </w:tcMar>
             <w:vAlign w:val="center"/>
-            <w:shd w:fill="FFFFFF" w:val="clear"/>
           </w:tcPr>
           <w:p>
             <w:pPr>
@@ -4784,7 +5241,6 @@
             </w:pPr>
             <w:r>
               <w:rPr>
-                <w:b w:val="0"/>
                 <w:color w:val="000000"/>
                 <w:sz w:val="22"/>
               </w:rPr>
@@ -4795,6 +5251,7 @@
         <w:tc>
           <w:tcPr>
             <w:tcW w:w="1757" w:type="dxa"/>
+            <w:shd w:val="clear" w:color="auto" w:fill="FFFFFF"/>
             <w:tcMar>
               <w:top w:w="75" w:type="dxa"/>
               <w:left w:w="75" w:type="dxa"/>
@@ -4802,7 +5259,6 @@
               <w:right w:w="75" w:type="dxa"/>
             </w:tcMar>
             <w:vAlign w:val="center"/>
-            <w:shd w:fill="FFFFFF" w:val="clear"/>
           </w:tcPr>
           <w:p>
             <w:pPr>
@@ -4812,7 +5268,6 @@
             </w:pPr>
             <w:r>
               <w:rPr>
-                <w:b w:val="0"/>
                 <w:color w:val="000000"/>
                 <w:sz w:val="22"/>
               </w:rPr>
@@ -4823,6 +5278,7 @@
         <w:tc>
           <w:tcPr>
             <w:tcW w:w="1757" w:type="dxa"/>
+            <w:shd w:val="clear" w:color="auto" w:fill="FFFFFF"/>
             <w:tcMar>
               <w:top w:w="75" w:type="dxa"/>
               <w:left w:w="75" w:type="dxa"/>
@@ -4830,7 +5286,6 @@
               <w:right w:w="75" w:type="dxa"/>
             </w:tcMar>
             <w:vAlign w:val="center"/>
-            <w:shd w:fill="FFFFFF" w:val="clear"/>
           </w:tcPr>
           <w:p>
             <w:pPr>
@@ -4840,7 +5295,6 @@
             </w:pPr>
             <w:r>
               <w:rPr>
-                <w:b w:val="0"/>
                 <w:color w:val="000000"/>
                 <w:sz w:val="22"/>
               </w:rPr>
@@ -4857,6 +5311,7 @@
         <w:tc>
           <w:tcPr>
             <w:tcW w:w="1191" w:type="dxa"/>
+            <w:shd w:val="clear" w:color="auto" w:fill="FFFFFF"/>
             <w:tcMar>
               <w:top w:w="75" w:type="dxa"/>
               <w:left w:w="75" w:type="dxa"/>
@@ -4864,7 +5319,6 @@
               <w:right w:w="75" w:type="dxa"/>
             </w:tcMar>
             <w:vAlign w:val="center"/>
-            <w:shd w:fill="FFFFFF" w:val="clear"/>
           </w:tcPr>
           <w:p>
             <w:pPr>
@@ -4874,7 +5328,6 @@
             </w:pPr>
             <w:r>
               <w:rPr>
-                <w:b w:val="0"/>
                 <w:color w:val="000000"/>
                 <w:sz w:val="22"/>
               </w:rPr>
@@ -4885,6 +5338,7 @@
         <w:tc>
           <w:tcPr>
             <w:tcW w:w="1417" w:type="dxa"/>
+            <w:shd w:val="clear" w:color="auto" w:fill="FFFFFF"/>
             <w:tcMar>
               <w:top w:w="75" w:type="dxa"/>
               <w:left w:w="75" w:type="dxa"/>
@@ -4892,7 +5346,6 @@
               <w:right w:w="75" w:type="dxa"/>
             </w:tcMar>
             <w:vAlign w:val="center"/>
-            <w:shd w:fill="FFFFFF" w:val="clear"/>
           </w:tcPr>
           <w:p>
             <w:pPr>
@@ -4902,7 +5355,6 @@
             </w:pPr>
             <w:r>
               <w:rPr>
-                <w:b w:val="0"/>
                 <w:color w:val="000000"/>
                 <w:sz w:val="22"/>
               </w:rPr>
@@ -4913,6 +5365,7 @@
         <w:tc>
           <w:tcPr>
             <w:tcW w:w="1417" w:type="dxa"/>
+            <w:shd w:val="clear" w:color="auto" w:fill="FFFFFF"/>
             <w:tcMar>
               <w:top w:w="75" w:type="dxa"/>
               <w:left w:w="75" w:type="dxa"/>
@@ -4920,7 +5373,6 @@
               <w:right w:w="75" w:type="dxa"/>
             </w:tcMar>
             <w:vAlign w:val="center"/>
-            <w:shd w:fill="FFFFFF" w:val="clear"/>
           </w:tcPr>
           <w:p>
             <w:pPr>
@@ -4930,7 +5382,6 @@
             </w:pPr>
             <w:r>
               <w:rPr>
-                <w:b w:val="0"/>
                 <w:color w:val="000000"/>
                 <w:sz w:val="22"/>
               </w:rPr>
@@ -4941,6 +5392,7 @@
         <w:tc>
           <w:tcPr>
             <w:tcW w:w="1531" w:type="dxa"/>
+            <w:shd w:val="clear" w:color="auto" w:fill="FFFFFF"/>
             <w:tcMar>
               <w:top w:w="75" w:type="dxa"/>
               <w:left w:w="75" w:type="dxa"/>
@@ -4948,7 +5400,6 @@
               <w:right w:w="75" w:type="dxa"/>
             </w:tcMar>
             <w:vAlign w:val="center"/>
-            <w:shd w:fill="FFFFFF" w:val="clear"/>
           </w:tcPr>
           <w:p>
             <w:pPr>
@@ -4958,7 +5409,6 @@
             </w:pPr>
             <w:r>
               <w:rPr>
-                <w:b w:val="0"/>
                 <w:color w:val="000000"/>
                 <w:sz w:val="22"/>
               </w:rPr>
@@ -4969,6 +5419,7 @@
         <w:tc>
           <w:tcPr>
             <w:tcW w:w="1757" w:type="dxa"/>
+            <w:shd w:val="clear" w:color="auto" w:fill="FFFFFF"/>
             <w:tcMar>
               <w:top w:w="75" w:type="dxa"/>
               <w:left w:w="75" w:type="dxa"/>
@@ -4976,7 +5427,6 @@
               <w:right w:w="75" w:type="dxa"/>
             </w:tcMar>
             <w:vAlign w:val="center"/>
-            <w:shd w:fill="FFFFFF" w:val="clear"/>
           </w:tcPr>
           <w:p>
             <w:pPr>
@@ -4986,7 +5436,6 @@
             </w:pPr>
             <w:r>
               <w:rPr>
-                <w:b w:val="0"/>
                 <w:color w:val="000000"/>
                 <w:sz w:val="22"/>
               </w:rPr>
@@ -4997,6 +5446,7 @@
         <w:tc>
           <w:tcPr>
             <w:tcW w:w="1757" w:type="dxa"/>
+            <w:shd w:val="clear" w:color="auto" w:fill="FFFFFF"/>
             <w:tcMar>
               <w:top w:w="75" w:type="dxa"/>
               <w:left w:w="75" w:type="dxa"/>
@@ -5004,7 +5454,6 @@
               <w:right w:w="75" w:type="dxa"/>
             </w:tcMar>
             <w:vAlign w:val="center"/>
-            <w:shd w:fill="FFFFFF" w:val="clear"/>
           </w:tcPr>
           <w:p>
             <w:pPr>
@@ -5014,7 +5463,6 @@
             </w:pPr>
             <w:r>
               <w:rPr>
-                <w:b w:val="0"/>
                 <w:color w:val="000000"/>
                 <w:sz w:val="22"/>
               </w:rPr>
@@ -5031,6 +5479,7 @@
         <w:tc>
           <w:tcPr>
             <w:tcW w:w="1191" w:type="dxa"/>
+            <w:shd w:val="clear" w:color="auto" w:fill="FFFFFF"/>
             <w:tcMar>
               <w:top w:w="75" w:type="dxa"/>
               <w:left w:w="75" w:type="dxa"/>
@@ -5038,7 +5487,6 @@
               <w:right w:w="75" w:type="dxa"/>
             </w:tcMar>
             <w:vAlign w:val="center"/>
-            <w:shd w:fill="FFFFFF" w:val="clear"/>
           </w:tcPr>
           <w:p>
             <w:pPr>
@@ -5048,7 +5496,6 @@
             </w:pPr>
             <w:r>
               <w:rPr>
-                <w:b w:val="0"/>
                 <w:color w:val="000000"/>
                 <w:sz w:val="22"/>
               </w:rPr>
@@ -5059,6 +5506,7 @@
         <w:tc>
           <w:tcPr>
             <w:tcW w:w="1417" w:type="dxa"/>
+            <w:shd w:val="clear" w:color="auto" w:fill="FFFFFF"/>
             <w:tcMar>
               <w:top w:w="75" w:type="dxa"/>
               <w:left w:w="75" w:type="dxa"/>
@@ -5066,7 +5514,6 @@
               <w:right w:w="75" w:type="dxa"/>
             </w:tcMar>
             <w:vAlign w:val="center"/>
-            <w:shd w:fill="FFFFFF" w:val="clear"/>
           </w:tcPr>
           <w:p>
             <w:pPr>
@@ -5076,7 +5523,6 @@
             </w:pPr>
             <w:r>
               <w:rPr>
-                <w:b w:val="0"/>
                 <w:color w:val="000000"/>
                 <w:sz w:val="22"/>
               </w:rPr>
@@ -5087,6 +5533,7 @@
         <w:tc>
           <w:tcPr>
             <w:tcW w:w="1417" w:type="dxa"/>
+            <w:shd w:val="clear" w:color="auto" w:fill="FFFFFF"/>
             <w:tcMar>
               <w:top w:w="75" w:type="dxa"/>
               <w:left w:w="75" w:type="dxa"/>
@@ -5094,7 +5541,6 @@
               <w:right w:w="75" w:type="dxa"/>
             </w:tcMar>
             <w:vAlign w:val="center"/>
-            <w:shd w:fill="FFFFFF" w:val="clear"/>
           </w:tcPr>
           <w:p>
             <w:pPr>
@@ -5104,7 +5550,6 @@
             </w:pPr>
             <w:r>
               <w:rPr>
-                <w:b w:val="0"/>
                 <w:color w:val="000000"/>
                 <w:sz w:val="22"/>
               </w:rPr>
@@ -5115,6 +5560,7 @@
         <w:tc>
           <w:tcPr>
             <w:tcW w:w="1531" w:type="dxa"/>
+            <w:shd w:val="clear" w:color="auto" w:fill="FFFFFF"/>
             <w:tcMar>
               <w:top w:w="75" w:type="dxa"/>
               <w:left w:w="75" w:type="dxa"/>
@@ -5122,7 +5568,6 @@
               <w:right w:w="75" w:type="dxa"/>
             </w:tcMar>
             <w:vAlign w:val="center"/>
-            <w:shd w:fill="FFFFFF" w:val="clear"/>
           </w:tcPr>
           <w:p>
             <w:pPr>
@@ -5132,7 +5577,6 @@
             </w:pPr>
             <w:r>
               <w:rPr>
-                <w:b w:val="0"/>
                 <w:color w:val="000000"/>
                 <w:sz w:val="22"/>
               </w:rPr>
@@ -5143,6 +5587,7 @@
         <w:tc>
           <w:tcPr>
             <w:tcW w:w="1757" w:type="dxa"/>
+            <w:shd w:val="clear" w:color="auto" w:fill="FFFFFF"/>
             <w:tcMar>
               <w:top w:w="75" w:type="dxa"/>
               <w:left w:w="75" w:type="dxa"/>
@@ -5150,7 +5595,6 @@
               <w:right w:w="75" w:type="dxa"/>
             </w:tcMar>
             <w:vAlign w:val="center"/>
-            <w:shd w:fill="FFFFFF" w:val="clear"/>
           </w:tcPr>
           <w:p>
             <w:pPr>
@@ -5160,7 +5604,6 @@
             </w:pPr>
             <w:r>
               <w:rPr>
-                <w:b w:val="0"/>
                 <w:color w:val="000000"/>
                 <w:sz w:val="22"/>
               </w:rPr>
@@ -5171,6 +5614,7 @@
         <w:tc>
           <w:tcPr>
             <w:tcW w:w="1757" w:type="dxa"/>
+            <w:shd w:val="clear" w:color="auto" w:fill="FFFFFF"/>
             <w:tcMar>
               <w:top w:w="75" w:type="dxa"/>
               <w:left w:w="75" w:type="dxa"/>
@@ -5178,7 +5622,6 @@
               <w:right w:w="75" w:type="dxa"/>
             </w:tcMar>
             <w:vAlign w:val="center"/>
-            <w:shd w:fill="FFFFFF" w:val="clear"/>
           </w:tcPr>
           <w:p>
             <w:pPr>
@@ -5188,7 +5631,6 @@
             </w:pPr>
             <w:r>
               <w:rPr>
-                <w:b w:val="0"/>
                 <w:color w:val="000000"/>
                 <w:sz w:val="22"/>
               </w:rPr>
@@ -5205,6 +5647,7 @@
         <w:tc>
           <w:tcPr>
             <w:tcW w:w="1191" w:type="dxa"/>
+            <w:shd w:val="clear" w:color="auto" w:fill="FFFFFF"/>
             <w:tcMar>
               <w:top w:w="75" w:type="dxa"/>
               <w:left w:w="75" w:type="dxa"/>
@@ -5212,7 +5655,6 @@
               <w:right w:w="75" w:type="dxa"/>
             </w:tcMar>
             <w:vAlign w:val="center"/>
-            <w:shd w:fill="FFFFFF" w:val="clear"/>
           </w:tcPr>
           <w:p>
             <w:pPr>
@@ -5222,7 +5664,6 @@
             </w:pPr>
             <w:r>
               <w:rPr>
-                <w:b w:val="0"/>
                 <w:color w:val="000000"/>
                 <w:sz w:val="22"/>
               </w:rPr>
@@ -5233,6 +5674,7 @@
         <w:tc>
           <w:tcPr>
             <w:tcW w:w="1417" w:type="dxa"/>
+            <w:shd w:val="clear" w:color="auto" w:fill="FFFFFF"/>
             <w:tcMar>
               <w:top w:w="75" w:type="dxa"/>
               <w:left w:w="75" w:type="dxa"/>
@@ -5240,7 +5682,6 @@
               <w:right w:w="75" w:type="dxa"/>
             </w:tcMar>
             <w:vAlign w:val="center"/>
-            <w:shd w:fill="FFFFFF" w:val="clear"/>
           </w:tcPr>
           <w:p>
             <w:pPr>
@@ -5250,7 +5691,6 @@
             </w:pPr>
             <w:r>
               <w:rPr>
-                <w:b w:val="0"/>
                 <w:color w:val="000000"/>
                 <w:sz w:val="22"/>
               </w:rPr>
@@ -5261,6 +5701,7 @@
         <w:tc>
           <w:tcPr>
             <w:tcW w:w="1417" w:type="dxa"/>
+            <w:shd w:val="clear" w:color="auto" w:fill="FFFFFF"/>
             <w:tcMar>
               <w:top w:w="75" w:type="dxa"/>
               <w:left w:w="75" w:type="dxa"/>
@@ -5268,7 +5709,6 @@
               <w:right w:w="75" w:type="dxa"/>
             </w:tcMar>
             <w:vAlign w:val="center"/>
-            <w:shd w:fill="FFFFFF" w:val="clear"/>
           </w:tcPr>
           <w:p>
             <w:pPr>
@@ -5278,7 +5718,6 @@
             </w:pPr>
             <w:r>
               <w:rPr>
-                <w:b w:val="0"/>
                 <w:color w:val="000000"/>
                 <w:sz w:val="22"/>
               </w:rPr>
@@ -5289,6 +5728,7 @@
         <w:tc>
           <w:tcPr>
             <w:tcW w:w="1531" w:type="dxa"/>
+            <w:shd w:val="clear" w:color="auto" w:fill="FFFFFF"/>
             <w:tcMar>
               <w:top w:w="75" w:type="dxa"/>
               <w:left w:w="75" w:type="dxa"/>
@@ -5296,7 +5736,6 @@
               <w:right w:w="75" w:type="dxa"/>
             </w:tcMar>
             <w:vAlign w:val="center"/>
-            <w:shd w:fill="FFFFFF" w:val="clear"/>
           </w:tcPr>
           <w:p>
             <w:pPr>
@@ -5306,7 +5745,6 @@
             </w:pPr>
             <w:r>
               <w:rPr>
-                <w:b w:val="0"/>
                 <w:color w:val="000000"/>
                 <w:sz w:val="22"/>
               </w:rPr>
@@ -5317,6 +5755,7 @@
         <w:tc>
           <w:tcPr>
             <w:tcW w:w="1757" w:type="dxa"/>
+            <w:shd w:val="clear" w:color="auto" w:fill="FFFFFF"/>
             <w:tcMar>
               <w:top w:w="75" w:type="dxa"/>
               <w:left w:w="75" w:type="dxa"/>
@@ -5324,7 +5763,6 @@
               <w:right w:w="75" w:type="dxa"/>
             </w:tcMar>
             <w:vAlign w:val="center"/>
-            <w:shd w:fill="FFFFFF" w:val="clear"/>
           </w:tcPr>
           <w:p>
             <w:pPr>
@@ -5334,7 +5772,6 @@
             </w:pPr>
             <w:r>
               <w:rPr>
-                <w:b w:val="0"/>
                 <w:color w:val="000000"/>
                 <w:sz w:val="22"/>
               </w:rPr>
@@ -5345,6 +5782,7 @@
         <w:tc>
           <w:tcPr>
             <w:tcW w:w="1757" w:type="dxa"/>
+            <w:shd w:val="clear" w:color="auto" w:fill="FFFFFF"/>
             <w:tcMar>
               <w:top w:w="75" w:type="dxa"/>
               <w:left w:w="75" w:type="dxa"/>
@@ -5352,7 +5790,6 @@
               <w:right w:w="75" w:type="dxa"/>
             </w:tcMar>
             <w:vAlign w:val="center"/>
-            <w:shd w:fill="FFFFFF" w:val="clear"/>
           </w:tcPr>
           <w:p>
             <w:pPr>
@@ -5362,7 +5799,6 @@
             </w:pPr>
             <w:r>
               <w:rPr>
-                <w:b w:val="0"/>
                 <w:color w:val="000000"/>
                 <w:sz w:val="22"/>
               </w:rPr>
@@ -5379,6 +5815,7 @@
         <w:tc>
           <w:tcPr>
             <w:tcW w:w="1191" w:type="dxa"/>
+            <w:shd w:val="clear" w:color="auto" w:fill="FFFFFF"/>
             <w:tcMar>
               <w:top w:w="75" w:type="dxa"/>
               <w:left w:w="75" w:type="dxa"/>
@@ -5386,7 +5823,6 @@
               <w:right w:w="75" w:type="dxa"/>
             </w:tcMar>
             <w:vAlign w:val="center"/>
-            <w:shd w:fill="FFFFFF" w:val="clear"/>
           </w:tcPr>
           <w:p>
             <w:pPr>
@@ -5396,7 +5832,6 @@
             </w:pPr>
             <w:r>
               <w:rPr>
-                <w:b w:val="0"/>
                 <w:color w:val="000000"/>
                 <w:sz w:val="22"/>
               </w:rPr>
@@ -5407,6 +5842,7 @@
         <w:tc>
           <w:tcPr>
             <w:tcW w:w="1417" w:type="dxa"/>
+            <w:shd w:val="clear" w:color="auto" w:fill="FFFFFF"/>
             <w:tcMar>
               <w:top w:w="75" w:type="dxa"/>
               <w:left w:w="75" w:type="dxa"/>
@@ -5414,7 +5850,6 @@
               <w:right w:w="75" w:type="dxa"/>
             </w:tcMar>
             <w:vAlign w:val="center"/>
-            <w:shd w:fill="FFFFFF" w:val="clear"/>
           </w:tcPr>
           <w:p>
             <w:pPr>
@@ -5424,7 +5859,6 @@
             </w:pPr>
             <w:r>
               <w:rPr>
-                <w:b w:val="0"/>
                 <w:color w:val="000000"/>
                 <w:sz w:val="22"/>
               </w:rPr>
@@ -5435,6 +5869,7 @@
         <w:tc>
           <w:tcPr>
             <w:tcW w:w="1417" w:type="dxa"/>
+            <w:shd w:val="clear" w:color="auto" w:fill="FFFFFF"/>
             <w:tcMar>
               <w:top w:w="75" w:type="dxa"/>
               <w:left w:w="75" w:type="dxa"/>
@@ -5442,7 +5877,6 @@
               <w:right w:w="75" w:type="dxa"/>
             </w:tcMar>
             <w:vAlign w:val="center"/>
-            <w:shd w:fill="FFFFFF" w:val="clear"/>
           </w:tcPr>
           <w:p>
             <w:pPr>
@@ -5452,7 +5886,6 @@
             </w:pPr>
             <w:r>
               <w:rPr>
-                <w:b w:val="0"/>
                 <w:color w:val="000000"/>
                 <w:sz w:val="22"/>
               </w:rPr>
@@ -5463,6 +5896,7 @@
         <w:tc>
           <w:tcPr>
             <w:tcW w:w="1531" w:type="dxa"/>
+            <w:shd w:val="clear" w:color="auto" w:fill="FFFFFF"/>
             <w:tcMar>
               <w:top w:w="75" w:type="dxa"/>
               <w:left w:w="75" w:type="dxa"/>
@@ -5470,7 +5904,6 @@
               <w:right w:w="75" w:type="dxa"/>
             </w:tcMar>
             <w:vAlign w:val="center"/>
-            <w:shd w:fill="FFFFFF" w:val="clear"/>
           </w:tcPr>
           <w:p>
             <w:pPr>
@@ -5480,7 +5913,6 @@
             </w:pPr>
             <w:r>
               <w:rPr>
-                <w:b w:val="0"/>
                 <w:color w:val="000000"/>
                 <w:sz w:val="22"/>
               </w:rPr>
@@ -5491,6 +5923,7 @@
         <w:tc>
           <w:tcPr>
             <w:tcW w:w="1757" w:type="dxa"/>
+            <w:shd w:val="clear" w:color="auto" w:fill="FFFFFF"/>
             <w:tcMar>
               <w:top w:w="75" w:type="dxa"/>
               <w:left w:w="75" w:type="dxa"/>
@@ -5498,7 +5931,6 @@
               <w:right w:w="75" w:type="dxa"/>
             </w:tcMar>
             <w:vAlign w:val="center"/>
-            <w:shd w:fill="FFFFFF" w:val="clear"/>
           </w:tcPr>
           <w:p>
             <w:pPr>
@@ -5508,7 +5940,6 @@
             </w:pPr>
             <w:r>
               <w:rPr>
-                <w:b w:val="0"/>
                 <w:color w:val="000000"/>
                 <w:sz w:val="22"/>
               </w:rPr>
@@ -5519,6 +5950,7 @@
         <w:tc>
           <w:tcPr>
             <w:tcW w:w="1757" w:type="dxa"/>
+            <w:shd w:val="clear" w:color="auto" w:fill="FFFFFF"/>
             <w:tcMar>
               <w:top w:w="75" w:type="dxa"/>
               <w:left w:w="75" w:type="dxa"/>
@@ -5526,7 +5958,6 @@
               <w:right w:w="75" w:type="dxa"/>
             </w:tcMar>
             <w:vAlign w:val="center"/>
-            <w:shd w:fill="FFFFFF" w:val="clear"/>
           </w:tcPr>
           <w:p>
             <w:pPr>
@@ -5536,7 +5967,6 @@
             </w:pPr>
             <w:r>
               <w:rPr>
-                <w:b w:val="0"/>
                 <w:color w:val="000000"/>
                 <w:sz w:val="22"/>
               </w:rPr>
@@ -5557,66 +5987,163 @@
         <w:rPr>
           <w:lang w:val="ru-RU"/>
         </w:rPr>
-        <w:t xml:space="preserve">Последовательный поиск нашёл точный максимум во всех запусках. ГА выполнил в среднем от 22,8 до 28,3 </w:t>
-      </w:r>
-      <w:r>
-        <w:rPr>
-          <w:lang w:val="ru-RU"/>
-        </w:rPr>
-        <w:t>поколения. Доля точных ответов ГА в целом снижается при росте массива, хотя на отдельных размерах наблюдаются случайные колебания.</w:t>
+        <w:t>Последовательный поиск нашёл точный максимум во всех запусках. ГА выполнил в среднем от 22,8 до 28,3 поколения. Доля точных ответов ГА в целом снижается при росте массива, хотя на отдельных размерах наблюдаются случайные колебания.</w:t>
       </w:r>
     </w:p>
     <w:p>
       <w:pPr>
         <w:keepNext/>
         <w:pageBreakBefore/>
+        <w:rPr>
+          <w:lang w:val="ru-RU"/>
+        </w:rPr>
       </w:pPr>
       <w:r>
+        <w:rPr>
+          <w:lang w:val="ru-RU"/>
+        </w:rPr>
+        <w:lastRenderedPageBreak/>
         <w:t>Отклонение результата ГА рассчитывается по значению элемента, а не по его индексу. Для каждого запуска используется формула:</w:t>
       </w:r>
     </w:p>
     <w:p>
       <w:pPr>
         <w:keepNext/>
-        <w:pageBreakBefore w:val="0"/>
         <w:ind w:firstLine="0"/>
         <w:jc w:val="center"/>
+        <w:rPr>
+          <w:lang w:val="ru-RU"/>
+        </w:rPr>
       </w:pPr>
       <w:r>
-        <w:t>Δ = |M − MГА| / |M| · 100 %</w:t>
+        <w:t>Δ</w:t>
+      </w:r>
+      <w:r>
+        <w:rPr>
+          <w:lang w:val="ru-RU"/>
+        </w:rPr>
+        <w:t xml:space="preserve"> = |</w:t>
+      </w:r>
+      <w:r>
+        <w:t>M</w:t>
+      </w:r>
+      <w:r>
+        <w:rPr>
+          <w:lang w:val="ru-RU"/>
+        </w:rPr>
+        <w:t xml:space="preserve"> − </w:t>
+      </w:r>
+      <w:r>
+        <w:t>M</w:t>
+      </w:r>
+      <w:r>
+        <w:rPr>
+          <w:lang w:val="ru-RU"/>
+        </w:rPr>
+        <w:t>ГА| / |</w:t>
+      </w:r>
+      <w:r>
+        <w:t>M</w:t>
+      </w:r>
+      <w:r>
+        <w:rPr>
+          <w:lang w:val="ru-RU"/>
+        </w:rPr>
+        <w:t>| · 100 %</w:t>
       </w:r>
     </w:p>
     <w:p>
       <w:pPr>
         <w:keepNext/>
-        <w:pageBreakBefore w:val="0"/>
+        <w:rPr>
+          <w:lang w:val="ru-RU"/>
+        </w:rPr>
       </w:pPr>
       <w:r>
-        <w:t>Здесь M — максимум, найденный последовательным поиском, MГА — значение, найденное ГА. В эксперименте M = N − 1 и всегда больше нуля. При M = 0 процент по этой формуле не определяется; в таком случае можно указать абсолютную разницу значений.</w:t>
+        <w:rPr>
+          <w:lang w:val="ru-RU"/>
+        </w:rPr>
+        <w:t xml:space="preserve">Здесь </w:t>
+      </w:r>
+      <w:r>
+        <w:t>M</w:t>
+      </w:r>
+      <w:r>
+        <w:rPr>
+          <w:lang w:val="ru-RU"/>
+        </w:rPr>
+        <w:t xml:space="preserve"> — максимум, найденный последовательным поиском, </w:t>
+      </w:r>
+      <w:r>
+        <w:t>M</w:t>
+      </w:r>
+      <w:r>
+        <w:rPr>
+          <w:lang w:val="ru-RU"/>
+        </w:rPr>
+        <w:t xml:space="preserve">ГА — значение, найденное ГА. В </w:t>
+      </w:r>
+      <w:r>
+        <w:rPr>
+          <w:lang w:val="ru-RU"/>
+        </w:rPr>
+        <w:t xml:space="preserve">эксперименте </w:t>
+      </w:r>
+      <w:r>
+        <w:t>M</w:t>
+      </w:r>
+      <w:r>
+        <w:rPr>
+          <w:lang w:val="ru-RU"/>
+        </w:rPr>
+        <w:t xml:space="preserve"> = </w:t>
+      </w:r>
+      <w:r>
+        <w:t>N</w:t>
+      </w:r>
+      <w:r>
+        <w:rPr>
+          <w:lang w:val="ru-RU"/>
+        </w:rPr>
+        <w:t xml:space="preserve"> − 1 и всегда больше нуля. При </w:t>
+      </w:r>
+      <w:r>
+        <w:t>M</w:t>
+      </w:r>
+      <w:r>
+        <w:rPr>
+          <w:lang w:val="ru-RU"/>
+        </w:rPr>
+        <w:t xml:space="preserve"> = 0 процент по этой формуле не определяется; в таком случае можно указать абсолютную разницу значений.</w:t>
       </w:r>
     </w:p>
     <w:p>
       <w:pPr>
         <w:keepNext/>
-        <w:pageBreakBefore w:val="0"/>
+        <w:rPr>
+          <w:lang w:val="ru-RU"/>
+        </w:rPr>
       </w:pPr>
       <w:r>
+        <w:rPr>
+          <w:lang w:val="ru-RU"/>
+        </w:rPr>
         <w:t>Таблица 4 — Отклонение результата ГА от точного максимума</w:t>
       </w:r>
     </w:p>
     <w:tbl>
       <w:tblPr>
         <w:tblStyle w:val="aff0"/>
-        <w:tblW w:type="auto" w:w="0"/>
-        <w:tblLook w:firstColumn="1" w:firstRow="1" w:lastColumn="0" w:lastRow="0" w:noHBand="0" w:noVBand="1" w:val="04A0"/>
+        <w:tblW w:w="0" w:type="auto"/>
         <w:tblBorders>
-          <w:top w:val="single" w:sz="4" w:color="000000"/>
-          <w:left w:val="single" w:sz="4" w:color="000000"/>
-          <w:bottom w:val="single" w:sz="4" w:color="000000"/>
-          <w:right w:val="single" w:sz="4" w:color="000000"/>
-          <w:insideH w:val="single" w:sz="4" w:color="000000"/>
-          <w:insideV w:val="single" w:sz="4" w:color="000000"/>
+          <w:top w:val="single" w:sz="4" w:space="0" w:color="000000"/>
+          <w:left w:val="single" w:sz="4" w:space="0" w:color="000000"/>
+          <w:bottom w:val="single" w:sz="4" w:space="0" w:color="000000"/>
+          <w:right w:val="single" w:sz="4" w:space="0" w:color="000000"/>
+          <w:insideH w:val="single" w:sz="4" w:space="0" w:color="000000"/>
+          <w:insideV w:val="single" w:sz="4" w:space="0" w:color="000000"/>
         </w:tblBorders>
+        <w:tblLook w:val="04A0" w:firstRow="1" w:lastRow="0" w:firstColumn="1" w:lastColumn="0" w:noHBand="0" w:noVBand="1"/>
       </w:tblPr>
       <w:tblGrid>
         <w:gridCol w:w="3230"/>
@@ -5629,11 +6156,11 @@
         </w:trPr>
         <w:tc>
           <w:tcPr>
-            <w:tcW w:type="dxa" w:w="3230"/>
+            <w:tcW w:w="3230" w:type="dxa"/>
           </w:tcPr>
           <w:p>
             <w:pPr>
-              <w:spacing w:line="240" w:lineRule="auto" w:after="80" w:before="80"/>
+              <w:spacing w:before="80" w:after="80" w:line="240" w:lineRule="auto"/>
               <w:ind w:firstLine="0"/>
               <w:jc w:val="center"/>
             </w:pPr>
@@ -5648,11 +6175,11 @@
         </w:tc>
         <w:tc>
           <w:tcPr>
-            <w:tcW w:type="dxa" w:w="3230"/>
+            <w:tcW w:w="3230" w:type="dxa"/>
           </w:tcPr>
           <w:p>
             <w:pPr>
-              <w:spacing w:line="240" w:lineRule="auto" w:after="80" w:before="80"/>
+              <w:spacing w:before="80" w:after="80" w:line="240" w:lineRule="auto"/>
               <w:ind w:firstLine="0"/>
               <w:jc w:val="center"/>
             </w:pPr>
@@ -5667,11 +6194,11 @@
         </w:tc>
         <w:tc>
           <w:tcPr>
-            <w:tcW w:type="dxa" w:w="3230"/>
+            <w:tcW w:w="3230" w:type="dxa"/>
           </w:tcPr>
           <w:p>
             <w:pPr>
-              <w:spacing w:line="240" w:lineRule="auto" w:after="80" w:before="80"/>
+              <w:spacing w:before="80" w:after="80" w:line="240" w:lineRule="auto"/>
               <w:ind w:firstLine="0"/>
               <w:jc w:val="center"/>
             </w:pPr>
@@ -5680,7 +6207,14 @@
                 <w:b/>
                 <w:sz w:val="22"/>
               </w:rPr>
-              <w:t>Наибольшее отклонение, %</w:t>
+              <w:t>Наибольшее отклонени</w:t>
+            </w:r>
+            <w:r>
+              <w:rPr>
+                <w:b/>
+                <w:sz w:val="22"/>
+              </w:rPr>
+              <w:t>е, %</w:t>
             </w:r>
           </w:p>
         </w:tc>
@@ -5691,17 +6225,16 @@
         </w:trPr>
         <w:tc>
           <w:tcPr>
-            <w:tcW w:type="dxa" w:w="3230"/>
+            <w:tcW w:w="3230" w:type="dxa"/>
           </w:tcPr>
           <w:p>
             <w:pPr>
-              <w:spacing w:line="240" w:lineRule="auto" w:after="80" w:before="80"/>
+              <w:spacing w:before="80" w:after="80" w:line="240" w:lineRule="auto"/>
               <w:ind w:firstLine="0"/>
               <w:jc w:val="center"/>
             </w:pPr>
             <w:r>
               <w:rPr>
-                <w:b w:val="0"/>
                 <w:sz w:val="22"/>
               </w:rPr>
               <w:t>100</w:t>
@@ -5710,17 +6243,16 @@
         </w:tc>
         <w:tc>
           <w:tcPr>
-            <w:tcW w:type="dxa" w:w="3230"/>
+            <w:tcW w:w="3230" w:type="dxa"/>
           </w:tcPr>
           <w:p>
             <w:pPr>
-              <w:spacing w:line="240" w:lineRule="auto" w:after="80" w:before="80"/>
+              <w:spacing w:before="80" w:after="80" w:line="240" w:lineRule="auto"/>
               <w:ind w:firstLine="0"/>
               <w:jc w:val="center"/>
             </w:pPr>
             <w:r>
               <w:rPr>
-                <w:b w:val="0"/>
                 <w:sz w:val="22"/>
               </w:rPr>
               <w:t>0,0202</w:t>
@@ -5729,17 +6261,16 @@
         </w:tc>
         <w:tc>
           <w:tcPr>
-            <w:tcW w:type="dxa" w:w="3230"/>
+            <w:tcW w:w="3230" w:type="dxa"/>
           </w:tcPr>
           <w:p>
             <w:pPr>
-              <w:spacing w:line="240" w:lineRule="auto" w:after="80" w:before="80"/>
+              <w:spacing w:before="80" w:after="80" w:line="240" w:lineRule="auto"/>
               <w:ind w:firstLine="0"/>
               <w:jc w:val="center"/>
             </w:pPr>
             <w:r>
               <w:rPr>
-                <w:b w:val="0"/>
                 <w:sz w:val="22"/>
               </w:rPr>
               <w:t>1,0101</w:t>
@@ -5753,17 +6284,16 @@
         </w:trPr>
         <w:tc>
           <w:tcPr>
-            <w:tcW w:type="dxa" w:w="3230"/>
+            <w:tcW w:w="3230" w:type="dxa"/>
           </w:tcPr>
           <w:p>
             <w:pPr>
-              <w:spacing w:line="240" w:lineRule="auto" w:after="80" w:before="80"/>
+              <w:spacing w:before="80" w:after="80" w:line="240" w:lineRule="auto"/>
               <w:ind w:firstLine="0"/>
               <w:jc w:val="center"/>
             </w:pPr>
             <w:r>
               <w:rPr>
-                <w:b w:val="0"/>
                 <w:sz w:val="22"/>
               </w:rPr>
               <w:t>200</w:t>
@@ -5772,17 +6302,16 @@
         </w:tc>
         <w:tc>
           <w:tcPr>
-            <w:tcW w:type="dxa" w:w="3230"/>
+            <w:tcW w:w="3230" w:type="dxa"/>
           </w:tcPr>
           <w:p>
             <w:pPr>
-              <w:spacing w:line="240" w:lineRule="auto" w:after="80" w:before="80"/>
+              <w:spacing w:before="80" w:after="80" w:line="240" w:lineRule="auto"/>
               <w:ind w:firstLine="0"/>
               <w:jc w:val="center"/>
             </w:pPr>
             <w:r>
               <w:rPr>
-                <w:b w:val="0"/>
                 <w:sz w:val="22"/>
               </w:rPr>
               <w:t>0,0804</w:t>
@@ -5791,17 +6320,16 @@
         </w:tc>
         <w:tc>
           <w:tcPr>
-            <w:tcW w:type="dxa" w:w="3230"/>
+            <w:tcW w:w="3230" w:type="dxa"/>
           </w:tcPr>
           <w:p>
             <w:pPr>
-              <w:spacing w:line="240" w:lineRule="auto" w:after="80" w:before="80"/>
+              <w:spacing w:before="80" w:after="80" w:line="240" w:lineRule="auto"/>
               <w:ind w:firstLine="0"/>
               <w:jc w:val="center"/>
             </w:pPr>
             <w:r>
               <w:rPr>
-                <w:b w:val="0"/>
                 <w:sz w:val="22"/>
               </w:rPr>
               <w:t>1,5075</w:t>
@@ -5815,17 +6343,16 @@
         </w:trPr>
         <w:tc>
           <w:tcPr>
-            <w:tcW w:type="dxa" w:w="3230"/>
+            <w:tcW w:w="3230" w:type="dxa"/>
           </w:tcPr>
           <w:p>
             <w:pPr>
-              <w:spacing w:line="240" w:lineRule="auto" w:after="80" w:before="80"/>
+              <w:spacing w:before="80" w:after="80" w:line="240" w:lineRule="auto"/>
               <w:ind w:firstLine="0"/>
               <w:jc w:val="center"/>
             </w:pPr>
             <w:r>
               <w:rPr>
-                <w:b w:val="0"/>
                 <w:sz w:val="22"/>
               </w:rPr>
               <w:t>300</w:t>
@@ -5834,17 +6361,16 @@
         </w:tc>
         <w:tc>
           <w:tcPr>
-            <w:tcW w:type="dxa" w:w="3230"/>
+            <w:tcW w:w="3230" w:type="dxa"/>
           </w:tcPr>
           <w:p>
             <w:pPr>
-              <w:spacing w:line="240" w:lineRule="auto" w:after="80" w:before="80"/>
+              <w:spacing w:before="80" w:after="80" w:line="240" w:lineRule="auto"/>
               <w:ind w:firstLine="0"/>
               <w:jc w:val="center"/>
             </w:pPr>
             <w:r>
               <w:rPr>
-                <w:b w:val="0"/>
                 <w:sz w:val="22"/>
               </w:rPr>
               <w:t>0,1070</w:t>
@@ -5853,17 +6379,16 @@
         </w:tc>
         <w:tc>
           <w:tcPr>
-            <w:tcW w:type="dxa" w:w="3230"/>
+            <w:tcW w:w="3230" w:type="dxa"/>
           </w:tcPr>
           <w:p>
             <w:pPr>
-              <w:spacing w:line="240" w:lineRule="auto" w:after="80" w:before="80"/>
+              <w:spacing w:before="80" w:after="80" w:line="240" w:lineRule="auto"/>
               <w:ind w:firstLine="0"/>
               <w:jc w:val="center"/>
             </w:pPr>
             <w:r>
               <w:rPr>
-                <w:b w:val="0"/>
                 <w:sz w:val="22"/>
               </w:rPr>
               <w:t>1,0033</w:t>
@@ -5877,17 +6402,16 @@
         </w:trPr>
         <w:tc>
           <w:tcPr>
-            <w:tcW w:type="dxa" w:w="3230"/>
+            <w:tcW w:w="3230" w:type="dxa"/>
           </w:tcPr>
           <w:p>
             <w:pPr>
-              <w:spacing w:line="240" w:lineRule="auto" w:after="80" w:before="80"/>
+              <w:spacing w:before="80" w:after="80" w:line="240" w:lineRule="auto"/>
               <w:ind w:firstLine="0"/>
               <w:jc w:val="center"/>
             </w:pPr>
             <w:r>
               <w:rPr>
-                <w:b w:val="0"/>
                 <w:sz w:val="22"/>
               </w:rPr>
               <w:t>500</w:t>
@@ -5896,17 +6420,16 @@
         </w:tc>
         <w:tc>
           <w:tcPr>
-            <w:tcW w:type="dxa" w:w="3230"/>
+            <w:tcW w:w="3230" w:type="dxa"/>
           </w:tcPr>
           <w:p>
             <w:pPr>
-              <w:spacing w:line="240" w:lineRule="auto" w:after="80" w:before="80"/>
+              <w:spacing w:before="80" w:after="80" w:line="240" w:lineRule="auto"/>
               <w:ind w:firstLine="0"/>
               <w:jc w:val="center"/>
             </w:pPr>
             <w:r>
               <w:rPr>
-                <w:b w:val="0"/>
                 <w:sz w:val="22"/>
               </w:rPr>
               <w:t>0,1523</w:t>
@@ -5915,17 +6438,16 @@
         </w:tc>
         <w:tc>
           <w:tcPr>
-            <w:tcW w:type="dxa" w:w="3230"/>
+            <w:tcW w:w="3230" w:type="dxa"/>
           </w:tcPr>
           <w:p>
             <w:pPr>
-              <w:spacing w:line="240" w:lineRule="auto" w:after="80" w:before="80"/>
+              <w:spacing w:before="80" w:after="80" w:line="240" w:lineRule="auto"/>
               <w:ind w:firstLine="0"/>
               <w:jc w:val="center"/>
             </w:pPr>
             <w:r>
               <w:rPr>
-                <w:b w:val="0"/>
                 <w:sz w:val="22"/>
               </w:rPr>
               <w:t>1,2024</w:t>
@@ -5939,17 +6461,16 @@
         </w:trPr>
         <w:tc>
           <w:tcPr>
-            <w:tcW w:type="dxa" w:w="3230"/>
+            <w:tcW w:w="3230" w:type="dxa"/>
           </w:tcPr>
           <w:p>
             <w:pPr>
-              <w:spacing w:line="240" w:lineRule="auto" w:after="80" w:before="80"/>
+              <w:spacing w:before="80" w:after="80" w:line="240" w:lineRule="auto"/>
               <w:ind w:firstLine="0"/>
               <w:jc w:val="center"/>
             </w:pPr>
             <w:r>
               <w:rPr>
-                <w:b w:val="0"/>
                 <w:sz w:val="22"/>
               </w:rPr>
               <w:t>700</w:t>
@@ -5958,17 +6479,16 @@
         </w:tc>
         <w:tc>
           <w:tcPr>
-            <w:tcW w:type="dxa" w:w="3230"/>
+            <w:tcW w:w="3230" w:type="dxa"/>
           </w:tcPr>
           <w:p>
             <w:pPr>
-              <w:spacing w:line="240" w:lineRule="auto" w:after="80" w:before="80"/>
+              <w:spacing w:before="80" w:after="80" w:line="240" w:lineRule="auto"/>
               <w:ind w:firstLine="0"/>
               <w:jc w:val="center"/>
             </w:pPr>
             <w:r>
               <w:rPr>
-                <w:b w:val="0"/>
                 <w:sz w:val="22"/>
               </w:rPr>
               <w:t>0,1588</w:t>
@@ -5977,17 +6497,16 @@
         </w:tc>
         <w:tc>
           <w:tcPr>
-            <w:tcW w:type="dxa" w:w="3230"/>
+            <w:tcW w:w="3230" w:type="dxa"/>
           </w:tcPr>
           <w:p>
             <w:pPr>
-              <w:spacing w:line="240" w:lineRule="auto" w:after="80" w:before="80"/>
+              <w:spacing w:before="80" w:after="80" w:line="240" w:lineRule="auto"/>
               <w:ind w:firstLine="0"/>
               <w:jc w:val="center"/>
             </w:pPr>
             <w:r>
               <w:rPr>
-                <w:b w:val="0"/>
                 <w:sz w:val="22"/>
               </w:rPr>
               <w:t>1,4306</w:t>
@@ -6001,17 +6520,16 @@
         </w:trPr>
         <w:tc>
           <w:tcPr>
-            <w:tcW w:type="dxa" w:w="3230"/>
+            <w:tcW w:w="3230" w:type="dxa"/>
           </w:tcPr>
           <w:p>
             <w:pPr>
-              <w:spacing w:line="240" w:lineRule="auto" w:after="80" w:before="80"/>
+              <w:spacing w:before="80" w:after="80" w:line="240" w:lineRule="auto"/>
               <w:ind w:firstLine="0"/>
               <w:jc w:val="center"/>
             </w:pPr>
             <w:r>
               <w:rPr>
-                <w:b w:val="0"/>
                 <w:sz w:val="22"/>
               </w:rPr>
               <w:t>1000</w:t>
@@ -6020,17 +6538,16 @@
         </w:tc>
         <w:tc>
           <w:tcPr>
-            <w:tcW w:type="dxa" w:w="3230"/>
+            <w:tcW w:w="3230" w:type="dxa"/>
           </w:tcPr>
           <w:p>
             <w:pPr>
-              <w:spacing w:line="240" w:lineRule="auto" w:after="80" w:before="80"/>
+              <w:spacing w:before="80" w:after="80" w:line="240" w:lineRule="auto"/>
               <w:ind w:firstLine="0"/>
               <w:jc w:val="center"/>
             </w:pPr>
             <w:r>
               <w:rPr>
-                <w:b w:val="0"/>
                 <w:sz w:val="22"/>
               </w:rPr>
               <w:t>0,1762</w:t>
@@ -6039,17 +6556,16 @@
         </w:tc>
         <w:tc>
           <w:tcPr>
-            <w:tcW w:type="dxa" w:w="3230"/>
+            <w:tcW w:w="3230" w:type="dxa"/>
           </w:tcPr>
           <w:p>
             <w:pPr>
-              <w:spacing w:line="240" w:lineRule="auto" w:after="80" w:before="80"/>
+              <w:spacing w:before="80" w:after="80" w:line="240" w:lineRule="auto"/>
               <w:ind w:firstLine="0"/>
               <w:jc w:val="center"/>
             </w:pPr>
             <w:r>
               <w:rPr>
-                <w:b w:val="0"/>
                 <w:sz w:val="22"/>
               </w:rPr>
               <w:t>0,9009</w:t>
@@ -6063,17 +6579,16 @@
         </w:trPr>
         <w:tc>
           <w:tcPr>
-            <w:tcW w:type="dxa" w:w="3230"/>
+            <w:tcW w:w="3230" w:type="dxa"/>
           </w:tcPr>
           <w:p>
             <w:pPr>
-              <w:spacing w:line="240" w:lineRule="auto" w:after="80" w:before="80"/>
+              <w:spacing w:before="80" w:after="80" w:line="240" w:lineRule="auto"/>
               <w:ind w:firstLine="0"/>
               <w:jc w:val="center"/>
             </w:pPr>
             <w:r>
               <w:rPr>
-                <w:b w:val="0"/>
                 <w:sz w:val="22"/>
               </w:rPr>
               <w:t>2000</w:t>
@@ -6082,17 +6597,16 @@
         </w:tc>
         <w:tc>
           <w:tcPr>
-            <w:tcW w:type="dxa" w:w="3230"/>
+            <w:tcW w:w="3230" w:type="dxa"/>
           </w:tcPr>
           <w:p>
             <w:pPr>
-              <w:spacing w:line="240" w:lineRule="auto" w:after="80" w:before="80"/>
+              <w:spacing w:before="80" w:after="80" w:line="240" w:lineRule="auto"/>
               <w:ind w:firstLine="0"/>
               <w:jc w:val="center"/>
             </w:pPr>
             <w:r>
               <w:rPr>
-                <w:b w:val="0"/>
                 <w:sz w:val="22"/>
               </w:rPr>
               <w:t>0,2081</w:t>
@@ -6101,17 +6615,16 @@
         </w:tc>
         <w:tc>
           <w:tcPr>
-            <w:tcW w:type="dxa" w:w="3230"/>
+            <w:tcW w:w="3230" w:type="dxa"/>
           </w:tcPr>
           <w:p>
             <w:pPr>
-              <w:spacing w:line="240" w:lineRule="auto" w:after="80" w:before="80"/>
+              <w:spacing w:before="80" w:after="80" w:line="240" w:lineRule="auto"/>
               <w:ind w:firstLine="0"/>
               <w:jc w:val="center"/>
             </w:pPr>
             <w:r>
               <w:rPr>
-                <w:b w:val="0"/>
                 <w:sz w:val="22"/>
               </w:rPr>
               <w:t>1,3507</w:t>
@@ -6125,17 +6638,16 @@
         </w:trPr>
         <w:tc>
           <w:tcPr>
-            <w:tcW w:type="dxa" w:w="3230"/>
+            <w:tcW w:w="3230" w:type="dxa"/>
           </w:tcPr>
           <w:p>
             <w:pPr>
-              <w:spacing w:line="240" w:lineRule="auto" w:after="80" w:before="80"/>
+              <w:spacing w:before="80" w:after="80" w:line="240" w:lineRule="auto"/>
               <w:ind w:firstLine="0"/>
               <w:jc w:val="center"/>
             </w:pPr>
             <w:r>
               <w:rPr>
-                <w:b w:val="0"/>
                 <w:sz w:val="22"/>
               </w:rPr>
               <w:t>3000</w:t>
@@ -6144,17 +6656,16 @@
         </w:tc>
         <w:tc>
           <w:tcPr>
-            <w:tcW w:type="dxa" w:w="3230"/>
+            <w:tcW w:w="3230" w:type="dxa"/>
           </w:tcPr>
           <w:p>
             <w:pPr>
-              <w:spacing w:line="240" w:lineRule="auto" w:after="80" w:before="80"/>
+              <w:spacing w:before="80" w:after="80" w:line="240" w:lineRule="auto"/>
               <w:ind w:firstLine="0"/>
               <w:jc w:val="center"/>
             </w:pPr>
             <w:r>
               <w:rPr>
-                <w:b w:val="0"/>
                 <w:sz w:val="22"/>
               </w:rPr>
               <w:t>0,1804</w:t>
@@ -6163,17 +6674,16 @@
         </w:tc>
         <w:tc>
           <w:tcPr>
-            <w:tcW w:type="dxa" w:w="3230"/>
+            <w:tcW w:w="3230" w:type="dxa"/>
           </w:tcPr>
           <w:p>
             <w:pPr>
-              <w:spacing w:line="240" w:lineRule="auto" w:after="80" w:before="80"/>
+              <w:spacing w:before="80" w:after="80" w:line="240" w:lineRule="auto"/>
               <w:ind w:firstLine="0"/>
               <w:jc w:val="center"/>
             </w:pPr>
             <w:r>
               <w:rPr>
-                <w:b w:val="0"/>
                 <w:sz w:val="22"/>
               </w:rPr>
               <w:t>1,3338</w:t>
@@ -6187,17 +6697,16 @@
         </w:trPr>
         <w:tc>
           <w:tcPr>
-            <w:tcW w:type="dxa" w:w="3230"/>
+            <w:tcW w:w="3230" w:type="dxa"/>
           </w:tcPr>
           <w:p>
             <w:pPr>
-              <w:spacing w:line="240" w:lineRule="auto" w:after="80" w:before="80"/>
+              <w:spacing w:before="80" w:after="80" w:line="240" w:lineRule="auto"/>
               <w:ind w:firstLine="0"/>
               <w:jc w:val="center"/>
             </w:pPr>
             <w:r>
               <w:rPr>
-                <w:b w:val="0"/>
                 <w:sz w:val="22"/>
               </w:rPr>
               <w:t>5000</w:t>
@@ -6206,17 +6715,16 @@
         </w:tc>
         <w:tc>
           <w:tcPr>
-            <w:tcW w:type="dxa" w:w="3230"/>
+            <w:tcW w:w="3230" w:type="dxa"/>
           </w:tcPr>
           <w:p>
             <w:pPr>
-              <w:spacing w:line="240" w:lineRule="auto" w:after="80" w:before="80"/>
+              <w:spacing w:before="80" w:after="80" w:line="240" w:lineRule="auto"/>
               <w:ind w:firstLine="0"/>
               <w:jc w:val="center"/>
             </w:pPr>
             <w:r>
               <w:rPr>
-                <w:b w:val="0"/>
                 <w:sz w:val="22"/>
               </w:rPr>
               <w:t>0,2056</w:t>
@@ -6225,17 +6733,16 @@
         </w:tc>
         <w:tc>
           <w:tcPr>
-            <w:tcW w:type="dxa" w:w="3230"/>
+            <w:tcW w:w="3230" w:type="dxa"/>
           </w:tcPr>
           <w:p>
             <w:pPr>
-              <w:spacing w:line="240" w:lineRule="auto" w:after="80" w:before="80"/>
+              <w:spacing w:before="80" w:after="80" w:line="240" w:lineRule="auto"/>
               <w:ind w:firstLine="0"/>
               <w:jc w:val="center"/>
             </w:pPr>
             <w:r>
               <w:rPr>
-                <w:b w:val="0"/>
                 <w:sz w:val="22"/>
               </w:rPr>
               <w:t>1,2402</w:t>
@@ -6249,17 +6756,16 @@
         </w:trPr>
         <w:tc>
           <w:tcPr>
-            <w:tcW w:type="dxa" w:w="3230"/>
+            <w:tcW w:w="3230" w:type="dxa"/>
           </w:tcPr>
           <w:p>
             <w:pPr>
-              <w:spacing w:line="240" w:lineRule="auto" w:after="80" w:before="80"/>
+              <w:spacing w:before="80" w:after="80" w:line="240" w:lineRule="auto"/>
               <w:ind w:firstLine="0"/>
               <w:jc w:val="center"/>
             </w:pPr>
             <w:r>
               <w:rPr>
-                <w:b w:val="0"/>
                 <w:sz w:val="22"/>
               </w:rPr>
               <w:t>7000</w:t>
@@ -6268,17 +6774,16 @@
         </w:tc>
         <w:tc>
           <w:tcPr>
-            <w:tcW w:type="dxa" w:w="3230"/>
+            <w:tcW w:w="3230" w:type="dxa"/>
           </w:tcPr>
           <w:p>
             <w:pPr>
-              <w:spacing w:line="240" w:lineRule="auto" w:after="80" w:before="80"/>
+              <w:spacing w:before="80" w:after="80" w:line="240" w:lineRule="auto"/>
               <w:ind w:firstLine="0"/>
               <w:jc w:val="center"/>
             </w:pPr>
             <w:r>
               <w:rPr>
-                <w:b w:val="0"/>
                 <w:sz w:val="22"/>
               </w:rPr>
               <w:t>0,2037</w:t>
@@ -6287,17 +6792,16 @@
         </w:tc>
         <w:tc>
           <w:tcPr>
-            <w:tcW w:type="dxa" w:w="3230"/>
+            <w:tcW w:w="3230" w:type="dxa"/>
           </w:tcPr>
           <w:p>
             <w:pPr>
-              <w:spacing w:line="240" w:lineRule="auto" w:after="80" w:before="80"/>
+              <w:spacing w:before="80" w:after="80" w:line="240" w:lineRule="auto"/>
               <w:ind w:firstLine="0"/>
               <w:jc w:val="center"/>
             </w:pPr>
             <w:r>
               <w:rPr>
-                <w:b w:val="0"/>
                 <w:sz w:val="22"/>
               </w:rPr>
               <w:t>1,2573</w:t>
@@ -6311,17 +6815,16 @@
         </w:trPr>
         <w:tc>
           <w:tcPr>
-            <w:tcW w:type="dxa" w:w="3230"/>
+            <w:tcW w:w="3230" w:type="dxa"/>
           </w:tcPr>
           <w:p>
             <w:pPr>
-              <w:spacing w:line="240" w:lineRule="auto" w:after="80" w:before="80"/>
+              <w:spacing w:before="80" w:after="80" w:line="240" w:lineRule="auto"/>
               <w:ind w:firstLine="0"/>
               <w:jc w:val="center"/>
             </w:pPr>
             <w:r>
               <w:rPr>
-                <w:b w:val="0"/>
                 <w:sz w:val="22"/>
               </w:rPr>
               <w:t>10000</w:t>
@@ -6330,17 +6833,16 @@
         </w:tc>
         <w:tc>
           <w:tcPr>
-            <w:tcW w:type="dxa" w:w="3230"/>
+            <w:tcW w:w="3230" w:type="dxa"/>
           </w:tcPr>
           <w:p>
             <w:pPr>
-              <w:spacing w:line="240" w:lineRule="auto" w:after="80" w:before="80"/>
+              <w:spacing w:before="80" w:after="80" w:line="240" w:lineRule="auto"/>
               <w:ind w:firstLine="0"/>
               <w:jc w:val="center"/>
             </w:pPr>
             <w:r>
               <w:rPr>
-                <w:b w:val="0"/>
                 <w:sz w:val="22"/>
               </w:rPr>
               <w:t>0,1381</w:t>
@@ -6349,17 +6851,16 @@
         </w:tc>
         <w:tc>
           <w:tcPr>
-            <w:tcW w:type="dxa" w:w="3230"/>
+            <w:tcW w:w="3230" w:type="dxa"/>
           </w:tcPr>
           <w:p>
             <w:pPr>
-              <w:spacing w:line="240" w:lineRule="auto" w:after="80" w:before="80"/>
+              <w:spacing w:before="80" w:after="80" w:line="240" w:lineRule="auto"/>
               <w:ind w:firstLine="0"/>
               <w:jc w:val="center"/>
             </w:pPr>
             <w:r>
               <w:rPr>
-                <w:b w:val="0"/>
                 <w:sz w:val="22"/>
               </w:rPr>
               <w:t>0,8801</w:t>
@@ -6373,17 +6874,16 @@
         </w:trPr>
         <w:tc>
           <w:tcPr>
-            <w:tcW w:type="dxa" w:w="3230"/>
+            <w:tcW w:w="3230" w:type="dxa"/>
           </w:tcPr>
           <w:p>
             <w:pPr>
-              <w:spacing w:line="240" w:lineRule="auto" w:after="80" w:before="80"/>
+              <w:spacing w:before="80" w:after="80" w:line="240" w:lineRule="auto"/>
               <w:ind w:firstLine="0"/>
               <w:jc w:val="center"/>
             </w:pPr>
             <w:r>
               <w:rPr>
-                <w:b w:val="0"/>
                 <w:sz w:val="22"/>
               </w:rPr>
               <w:t>20000</w:t>
@@ -6392,17 +6892,16 @@
         </w:tc>
         <w:tc>
           <w:tcPr>
-            <w:tcW w:type="dxa" w:w="3230"/>
+            <w:tcW w:w="3230" w:type="dxa"/>
           </w:tcPr>
           <w:p>
             <w:pPr>
-              <w:spacing w:line="240" w:lineRule="auto" w:after="80" w:before="80"/>
+              <w:spacing w:before="80" w:after="80" w:line="240" w:lineRule="auto"/>
               <w:ind w:firstLine="0"/>
               <w:jc w:val="center"/>
             </w:pPr>
             <w:r>
               <w:rPr>
-                <w:b w:val="0"/>
                 <w:sz w:val="22"/>
               </w:rPr>
               <w:t>0,1540</w:t>
@@ -6411,17 +6910,16 @@
         </w:tc>
         <w:tc>
           <w:tcPr>
-            <w:tcW w:type="dxa" w:w="3230"/>
+            <w:tcW w:w="3230" w:type="dxa"/>
           </w:tcPr>
           <w:p>
             <w:pPr>
-              <w:spacing w:line="240" w:lineRule="auto" w:after="80" w:before="80"/>
+              <w:spacing w:before="80" w:after="80" w:line="240" w:lineRule="auto"/>
               <w:ind w:firstLine="0"/>
               <w:jc w:val="center"/>
             </w:pPr>
             <w:r>
               <w:rPr>
-                <w:b w:val="0"/>
                 <w:sz w:val="22"/>
               </w:rPr>
               <w:t>0,7600</w:t>
@@ -6435,17 +6933,16 @@
         </w:trPr>
         <w:tc>
           <w:tcPr>
-            <w:tcW w:type="dxa" w:w="3230"/>
+            <w:tcW w:w="3230" w:type="dxa"/>
           </w:tcPr>
           <w:p>
             <w:pPr>
-              <w:spacing w:line="240" w:lineRule="auto" w:after="80" w:before="80"/>
+              <w:spacing w:before="80" w:after="80" w:line="240" w:lineRule="auto"/>
               <w:ind w:firstLine="0"/>
               <w:jc w:val="center"/>
             </w:pPr>
             <w:r>
               <w:rPr>
-                <w:b w:val="0"/>
                 <w:sz w:val="22"/>
               </w:rPr>
               <w:t>30000</w:t>
@@ -6454,17 +6951,16 @@
         </w:tc>
         <w:tc>
           <w:tcPr>
-            <w:tcW w:type="dxa" w:w="3230"/>
+            <w:tcW w:w="3230" w:type="dxa"/>
           </w:tcPr>
           <w:p>
             <w:pPr>
-              <w:spacing w:line="240" w:lineRule="auto" w:after="80" w:before="80"/>
+              <w:spacing w:before="80" w:after="80" w:line="240" w:lineRule="auto"/>
               <w:ind w:firstLine="0"/>
               <w:jc w:val="center"/>
             </w:pPr>
             <w:r>
               <w:rPr>
-                <w:b w:val="0"/>
                 <w:sz w:val="22"/>
               </w:rPr>
               <w:t>0,1424</w:t>
@@ -6473,17 +6969,16 @@
         </w:tc>
         <w:tc>
           <w:tcPr>
-            <w:tcW w:type="dxa" w:w="3230"/>
+            <w:tcW w:w="3230" w:type="dxa"/>
           </w:tcPr>
           <w:p>
             <w:pPr>
-              <w:spacing w:line="240" w:lineRule="auto" w:after="80" w:before="80"/>
+              <w:spacing w:before="80" w:after="80" w:line="240" w:lineRule="auto"/>
               <w:ind w:firstLine="0"/>
               <w:jc w:val="center"/>
             </w:pPr>
             <w:r>
               <w:rPr>
-                <w:b w:val="0"/>
                 <w:sz w:val="22"/>
               </w:rPr>
               <w:t>0,7467</w:t>
@@ -6497,17 +6992,16 @@
         </w:trPr>
         <w:tc>
           <w:tcPr>
-            <w:tcW w:type="dxa" w:w="3230"/>
+            <w:tcW w:w="3230" w:type="dxa"/>
           </w:tcPr>
           <w:p>
             <w:pPr>
-              <w:spacing w:line="240" w:lineRule="auto" w:after="80" w:before="80"/>
+              <w:spacing w:before="80" w:after="80" w:line="240" w:lineRule="auto"/>
               <w:ind w:firstLine="0"/>
               <w:jc w:val="center"/>
             </w:pPr>
             <w:r>
               <w:rPr>
-                <w:b w:val="0"/>
                 <w:sz w:val="22"/>
               </w:rPr>
               <w:t>50000</w:t>
@@ -6516,17 +7010,16 @@
         </w:tc>
         <w:tc>
           <w:tcPr>
-            <w:tcW w:type="dxa" w:w="3230"/>
+            <w:tcW w:w="3230" w:type="dxa"/>
           </w:tcPr>
           <w:p>
             <w:pPr>
-              <w:spacing w:line="240" w:lineRule="auto" w:after="80" w:before="80"/>
+              <w:spacing w:before="80" w:after="80" w:line="240" w:lineRule="auto"/>
               <w:ind w:firstLine="0"/>
               <w:jc w:val="center"/>
             </w:pPr>
             <w:r>
               <w:rPr>
-                <w:b w:val="0"/>
                 <w:sz w:val="22"/>
               </w:rPr>
               <w:t>0,2006</w:t>
@@ -6535,17 +7028,16 @@
         </w:tc>
         <w:tc>
           <w:tcPr>
-            <w:tcW w:type="dxa" w:w="3230"/>
+            <w:tcW w:w="3230" w:type="dxa"/>
           </w:tcPr>
           <w:p>
             <w:pPr>
-              <w:spacing w:line="240" w:lineRule="auto" w:after="80" w:before="80"/>
+              <w:spacing w:before="80" w:after="80" w:line="240" w:lineRule="auto"/>
               <w:ind w:firstLine="0"/>
               <w:jc w:val="center"/>
             </w:pPr>
             <w:r>
               <w:rPr>
-                <w:b w:val="0"/>
                 <w:sz w:val="22"/>
               </w:rPr>
               <w:t>1,0660</w:t>
@@ -6559,17 +7051,16 @@
         </w:trPr>
         <w:tc>
           <w:tcPr>
-            <w:tcW w:type="dxa" w:w="3230"/>
+            <w:tcW w:w="3230" w:type="dxa"/>
           </w:tcPr>
           <w:p>
             <w:pPr>
-              <w:spacing w:line="240" w:lineRule="auto" w:after="80" w:before="80"/>
+              <w:spacing w:before="80" w:after="80" w:line="240" w:lineRule="auto"/>
               <w:ind w:firstLine="0"/>
               <w:jc w:val="center"/>
             </w:pPr>
             <w:r>
               <w:rPr>
-                <w:b w:val="0"/>
                 <w:sz w:val="22"/>
               </w:rPr>
               <w:t>100 000</w:t>
@@ -6578,17 +7069,16 @@
         </w:tc>
         <w:tc>
           <w:tcPr>
-            <w:tcW w:type="dxa" w:w="3230"/>
+            <w:tcW w:w="3230" w:type="dxa"/>
           </w:tcPr>
           <w:p>
             <w:pPr>
-              <w:spacing w:line="240" w:lineRule="auto" w:after="80" w:before="80"/>
+              <w:spacing w:before="80" w:after="80" w:line="240" w:lineRule="auto"/>
               <w:ind w:firstLine="0"/>
               <w:jc w:val="center"/>
             </w:pPr>
             <w:r>
               <w:rPr>
-                <w:b w:val="0"/>
                 <w:sz w:val="22"/>
               </w:rPr>
               <w:t>0,1533</w:t>
@@ -6597,17 +7087,16 @@
         </w:tc>
         <w:tc>
           <w:tcPr>
-            <w:tcW w:type="dxa" w:w="3230"/>
+            <w:tcW w:w="3230" w:type="dxa"/>
           </w:tcPr>
           <w:p>
             <w:pPr>
-              <w:spacing w:line="240" w:lineRule="auto" w:after="80" w:before="80"/>
+              <w:spacing w:before="80" w:after="80" w:line="240" w:lineRule="auto"/>
               <w:ind w:firstLine="0"/>
               <w:jc w:val="center"/>
             </w:pPr>
             <w:r>
               <w:rPr>
-                <w:b w:val="0"/>
                 <w:sz w:val="22"/>
               </w:rPr>
               <w:t>1,1050</w:t>
@@ -6619,10 +7108,30 @@
     <w:p>
       <w:pPr>
         <w:keepNext/>
-        <w:pageBreakBefore w:val="0"/>
+        <w:rPr>
+          <w:lang w:val="ru-RU"/>
+        </w:rPr>
       </w:pPr>
       <w:r>
-        <w:t>Среднее отклонение вычислено по всем 100 запускам каждого размера, включая точные ответы с отклонением 0 %. Для N = 100 000 оно составило 0,1533 %. Поэтому отсутствие точных ответов не означает, что найденные значения сильно отличаются от максимума.</w:t>
+        <w:rPr>
+          <w:lang w:val="ru-RU"/>
+        </w:rPr>
+        <w:t xml:space="preserve">Среднее отклонение вычислено по всем 100 запускам каждого размера, включая точные ответы с отклонением 0 %. Для </w:t>
+      </w:r>
+      <w:r>
+        <w:t>N</w:t>
+      </w:r>
+      <w:r>
+        <w:rPr>
+          <w:lang w:val="ru-RU"/>
+        </w:rPr>
+        <w:t xml:space="preserve"> = 100 000 оно составило 0,1533 %. Поэтому отсутствие точных ответов не означает, чт</w:t>
+      </w:r>
+      <w:r>
+        <w:rPr>
+          <w:lang w:val="ru-RU"/>
+        </w:rPr>
+        <w:t>о найденные значения сильно отличаются от максимума.</w:t>
       </w:r>
     </w:p>
     <w:p>
@@ -6639,7 +7148,7 @@
         </w:rPr>
         <w:lastRenderedPageBreak/>
         <w:drawing>
-          <wp:inline distT="0" distB="0" distL="0" distR="0" wp14:anchorId="3CEF19F5" wp14:editId="3BC394E9">
+          <wp:inline distT="0" distB="0" distL="0" distR="0" wp14:anchorId="6C942B5B" wp14:editId="0B503693">
             <wp:extent cx="5760000" cy="3520000"/>
             <wp:effectExtent l="0" t="0" r="0" b="0"/>
             <wp:docPr id="2" name="Picture 2" descr="Рисунок 2 — Среднее время выполнения и разброс замеров"/>
@@ -6704,16 +7213,6 @@
         </w:rPr>
         <w:t>На рисунке 2 время показано в логарифмической шкале. Линии соответствуют средним значениям, закрашенные области — разбросу в пределах одного стандартного отклонения. Нижняя граница области ограничена положительным значением, поскольку ноль и отрицательные числа нельзя показать в этой шкале. Область показывает разброс отдельных замеров, а не погрешность среднего времени.</w:t>
       </w:r>
-      <w:r>
-        <w:rPr>
-          <w:lang w:val="ru-RU"/>
-        </w:rPr>
-      </w:r>
-      <w:r>
-        <w:rPr>
-          <w:lang w:val="ru-RU"/>
-        </w:rPr>
-      </w:r>
     </w:p>
     <w:p>
       <w:pPr>
@@ -6726,17 +7225,6 @@
           <w:lang w:val="ru-RU"/>
         </w:rPr>
         <w:t>При N = 100 000 среднее время ГА составило 3,6045 мс, последовательного поиска — 4,6149 мс. Однако на этом размере ГА не нашёл точный максимум ни в одном из 100 запусков. Если требуется точный ответ, такой выигрыш во времени не компенсирует ошибки поиска.</w:t>
-      </w:r>
-      <w:r/>
-      <w:r>
-        <w:rPr>
-          <w:lang w:val="ru-RU"/>
-        </w:rPr>
-      </w:r>
-      <w:r>
-        <w:rPr>
-          <w:lang w:val="ru-RU"/>
-        </w:rPr>
       </w:r>
     </w:p>
     <w:p>
@@ -6752,7 +7240,7 @@
         </w:rPr>
         <w:lastRenderedPageBreak/>
         <w:drawing>
-          <wp:inline distT="0" distB="0" distL="0" distR="0" wp14:anchorId="59347E5E" wp14:editId="4DE0C02D">
+          <wp:inline distT="0" distB="0" distL="0" distR="0" wp14:anchorId="1F4A6A44" wp14:editId="04DB6369">
             <wp:extent cx="5760000" cy="3520000"/>
             <wp:effectExtent l="0" t="0" r="0" b="0"/>
             <wp:docPr id="3" name="Picture 3" descr="Рисунок 3 — Доля точных ответов и доверительный интервал ГА"/>
@@ -6817,11 +7305,6 @@
         </w:rPr>
         <w:t>На рисунке 3 показана доля точных ответов ГА и её 95% доверительный интервал, рассчитанный методом Уилсона. Интервал учитывает, что для каждого размера выполнено только 100 запусков. Если точных ответов в этих запусках не было, это ещё не означает, что алгоритм никогда не сможет найти максимум.</w:t>
       </w:r>
-      <w:r>
-        <w:rPr>
-          <w:lang w:val="ru-RU"/>
-        </w:rPr>
-      </w:r>
     </w:p>
     <w:p>
       <w:pPr>
@@ -6836,7 +7319,7 @@
         </w:rPr>
         <w:lastRenderedPageBreak/>
         <w:drawing>
-          <wp:inline distT="0" distB="0" distL="0" distR="0" wp14:anchorId="42396AFE" wp14:editId="2FCA7AA6">
+          <wp:inline distT="0" distB="0" distL="0" distR="0" wp14:anchorId="6F81692A" wp14:editId="52AC6F09">
             <wp:extent cx="5760000" cy="3520000"/>
             <wp:effectExtent l="0" t="0" r="0" b="0"/>
             <wp:docPr id="4" name="Picture 4" descr="Рисунок 4 — Среднее число выполненных поколений"/>
@@ -6901,11 +7384,6 @@
         </w:rPr>
         <w:t>В среднем ГА завершал поиск за 23–28 поколений при лимите в 100 поколений. Досрочная остановка сокращала число вычислений, но вместе с ним уменьшалось и число попыток найти лучший элемент.</w:t>
       </w:r>
-      <w:r>
-        <w:rPr>
-          <w:lang w:val="ru-RU"/>
-        </w:rPr>
-      </w:r>
     </w:p>
     <w:p>
       <w:pPr>
@@ -6914,12 +7392,14 @@
           <w:lang w:val="ru-RU"/>
         </w:rPr>
       </w:pPr>
+      <w:bookmarkStart w:id="8" w:name="_Toc241853471"/>
       <w:r>
         <w:rPr>
           <w:lang w:val="ru-RU"/>
         </w:rPr>
         <w:t>9 НАГЛЯДНОЕ ПРЕДСТАВЛЕНИЕ МАССИВА</w:t>
       </w:r>
+      <w:bookmarkEnd w:id="8"/>
     </w:p>
     <w:p>
       <w:pPr>
@@ -6931,13 +7411,7 @@
         <w:rPr>
           <w:lang w:val="ru-RU"/>
         </w:rPr>
-        <w:t>Для отдельного демонстрационного запуска построен массив из 1 000 элементов. Он не входит в статистику таблицы 3. Сверху на схеме показаны д</w:t>
-      </w:r>
-      <w:r>
-        <w:rPr>
-          <w:lang w:val="ru-RU"/>
-        </w:rPr>
-        <w:t>ва фрагмента: ячейки вокруг результата ГА и ячейки вокруг точного максимума. Внизу каждая точка обозначает один элемент массива; горизонтальная ось соответствует индексу, вертикальная — значению.</w:t>
+        <w:t>Для отдельного демонстрационного запуска построен массив из 1 000 элементов. Он не входит в статистику таблицы 3. Сверху на схеме показаны два фрагмента: ячейки вокруг результата ГА и ячейки вокруг точного максимума. Внизу каждая точка обозначает один элемент массива; горизонтальная ось соответствует индексу, вертикальная — значению.</w:t>
       </w:r>
     </w:p>
     <w:p>
@@ -6953,7 +7427,7 @@
         </w:rPr>
         <w:lastRenderedPageBreak/>
         <w:drawing>
-          <wp:inline distT="0" distB="0" distL="0" distR="0" wp14:anchorId="05D00D1F" wp14:editId="1994176F">
+          <wp:inline distT="0" distB="0" distL="0" distR="0" wp14:anchorId="3C2C92FF" wp14:editId="15101B9A">
             <wp:extent cx="5760000" cy="4640000"/>
             <wp:effectExtent l="0" t="0" r="0" b="0"/>
             <wp:docPr id="5" name="Picture 5" descr="Рисунок 5 — Результат ГА и точный максимум в массиве из 1 000 элементов"/>
@@ -7003,14 +7477,7 @@
           <w:sz w:val="24"/>
           <w:lang w:val="ru-RU"/>
         </w:rPr>
-        <w:t xml:space="preserve">Рисунок 5 — Результат ГА и точный максимум в массиве из 1 </w:t>
-      </w:r>
-      <w:r>
-        <w:rPr>
-          <w:sz w:val="24"/>
-          <w:lang w:val="ru-RU"/>
-        </w:rPr>
-        <w:t>000 элементов</w:t>
+        <w:t>Рисунок 5 — Результат ГА и точный максимум в массиве из 1 000 элементов</w:t>
       </w:r>
     </w:p>
     <w:p>
@@ -7025,24 +7492,10 @@
         </w:rPr>
         <w:t>В этом запуске ГА нашёл A[808] = 998, а последовательный поиск — A[792] = 999. Результат ГА выделен оранжевым, точный максимум — зелёным. Разница составляет всего одну единицу, но для задачи поиска максимума ответ ГА всё равно является неточным.</w:t>
       </w:r>
-      <w:r/>
-      <w:r>
-        <w:rPr>
-          <w:lang w:val="ru-RU"/>
-        </w:rPr>
-      </w:r>
-      <w:r/>
-      <w:r>
-        <w:rPr>
-          <w:lang w:val="ru-RU"/>
-        </w:rPr>
-      </w:r>
-      <w:r>
-        <w:rPr>
-          <w:lang w:val="ru-RU"/>
-        </w:rPr>
-      </w:r>
-      <w:r>
+      <w:r>
+        <w:rPr>
+          <w:lang w:val="ru-RU"/>
+        </w:rPr>
         <w:t xml:space="preserve"> Процент отклонения равен (999 − 998) / 999 · 100 % ≈ 0,1001 %.</w:t>
       </w:r>
     </w:p>
@@ -7054,6 +7507,7 @@
           <w:lang w:val="ru-RU"/>
         </w:rPr>
       </w:pPr>
+      <w:bookmarkStart w:id="9" w:name="_Toc241853472"/>
       <w:r>
         <w:rPr>
           <w:lang w:val="ru-RU"/>
@@ -7061,6 +7515,7 @@
         <w:lastRenderedPageBreak/>
         <w:t>10 ВЫВОД</w:t>
       </w:r>
+      <w:bookmarkEnd w:id="9"/>
     </w:p>
     <w:p>
       <w:pPr>
@@ -7087,22 +7542,6 @@
         </w:rPr>
         <w:t>Последовательный поиск нашёл максимум во всех запусках и оказался быстрее на большинстве размеров. ГА в среднем завершал работу за 23–28 поколений. На массиве из 100 000 элементов он работал быстрее последовательного поиска, но ни разу не получил точный ответ.</w:t>
       </w:r>
-      <w:r>
-        <w:rPr>
-          <w:lang w:val="ru-RU"/>
-        </w:rPr>
-      </w:r>
-      <w:r/>
-      <w:r>
-        <w:rPr>
-          <w:lang w:val="ru-RU"/>
-        </w:rPr>
-      </w:r>
-      <w:r>
-        <w:rPr>
-          <w:lang w:val="ru-RU"/>
-        </w:rPr>
-      </w:r>
     </w:p>
     <w:p>
       <w:pPr>
@@ -7115,11 +7554,6 @@
           <w:lang w:val="ru-RU"/>
         </w:rPr>
         <w:t>Условие остановки по слабому улучшению позволяет завершать поиск без знания правильного ответа. Однако для данной задачи последовательный поиск оказался надёжнее: он проверяет весь массив и гарантированно находит максимум. ГА можно использовать для приближённого результата, если допустим пропуск наибольшего элемента.</w:t>
-      </w:r>
-      <w:r>
-        <w:rPr>
-          <w:lang w:val="ru-RU"/>
-        </w:rPr>
       </w:r>
     </w:p>
     <w:sectPr>
@@ -7620,11 +8054,6 @@
     <w:lsdException w:name="Book Title" w:uiPriority="33" w:qFormat="1"/>
     <w:lsdException w:name="Bibliography" w:semiHidden="1" w:uiPriority="37" w:unhideWhenUsed="1"/>
     <w:lsdException w:name="TOC Heading" w:semiHidden="1" w:uiPriority="39" w:unhideWhenUsed="1" w:qFormat="1"/>
-    <w:lsdException w:name="Plain Table 5" w:semiHidden="1" w:unhideWhenUsed="1"/>
-    <w:lsdException w:name="Grid Table Light" w:semiHidden="1" w:unhideWhenUsed="1"/>
-    <w:lsdException w:name="Grid Table 1 Light" w:semiHidden="1" w:unhideWhenUsed="1"/>
-    <w:lsdException w:name="Grid Table 2" w:semiHidden="1" w:unhideWhenUsed="1"/>
-    <w:lsdException w:name="Grid Table 3" w:semiHidden="1" w:unhideWhenUsed="1"/>
     <w:lsdException w:name="Grid Table 4" w:uiPriority="49"/>
     <w:lsdException w:name="Grid Table 5 Dark" w:uiPriority="50"/>
     <w:lsdException w:name="Grid Table 6 Colorful" w:uiPriority="51"/>
@@ -8664,7 +9093,6 @@
     <w:basedOn w:val="1"/>
     <w:next w:val="a1"/>
     <w:uiPriority w:val="39"/>
-    <w:semiHidden/>
     <w:unhideWhenUsed/>
     <w:qFormat/>
     <w:rsid w:val="00FC693F"/>
@@ -18725,6 +19153,30 @@
         <w:shd w:val="clear" w:color="auto" w:fill="FBCAA2" w:themeFill="accent6" w:themeFillTint="7F"/>
       </w:tcPr>
     </w:tblStylePr>
+  </w:style>
+  <w:style w:type="paragraph" w:styleId="14">
+    <w:name w:val="toc 1"/>
+    <w:basedOn w:val="a1"/>
+    <w:next w:val="a1"/>
+    <w:autoRedefine/>
+    <w:uiPriority w:val="39"/>
+    <w:unhideWhenUsed/>
+    <w:rsid w:val="005B55C1"/>
+    <w:pPr>
+      <w:spacing w:after="100"/>
+      <w:ind w:firstLine="0"/>
+    </w:pPr>
+  </w:style>
+  <w:style w:type="character" w:styleId="aff8">
+    <w:name w:val="Hyperlink"/>
+    <w:basedOn w:val="a2"/>
+    <w:uiPriority w:val="99"/>
+    <w:unhideWhenUsed/>
+    <w:rsid w:val="005B55C1"/>
+    <w:rPr>
+      <w:color w:val="0000FF" w:themeColor="hyperlink"/>
+      <w:u w:val="single"/>
+    </w:rPr>
   </w:style>
 </w:styles>
 </file>
